--- a/PKI/03.PKI-Hybride/Procedure_Certify_Hub_Optimedit_V4.docx
+++ b/PKI/03.PKI-Hybride/Procedure_Certify_Hub_Optimedit_V4.docx
@@ -50,7 +50,6 @@
           <w:szCs w:val="32"/>
         </w:rPr>
       </w:pPr>
-      <w:proofErr w:type="spellStart"/>
       <w:r>
         <w:rPr>
           <w:b/>
@@ -59,18 +58,7 @@
           <w:sz w:val="32"/>
           <w:szCs w:val="32"/>
         </w:rPr>
-        <w:t>Certify</w:t>
-      </w:r>
-      <w:proofErr w:type="spellEnd"/>
-      <w:r>
-        <w:rPr>
-          <w:b/>
-          <w:bCs/>
-          <w:color w:val="2563EB"/>
-          <w:sz w:val="32"/>
-          <w:szCs w:val="32"/>
-        </w:rPr>
-        <w:t xml:space="preserve"> Management Hub — OPT-RP-01.optimedit.eu</w:t>
+        <w:t>Certify Management Hub — OPT-RP-01.optimedit.eu</w:t>
       </w:r>
     </w:p>
     <w:p>
@@ -223,25 +211,7 @@
                 <w:sz w:val="20"/>
                 <w:szCs w:val="20"/>
               </w:rPr>
-              <w:t>1) le périmètre du certificat public : les 6 backends OPT-IIS-</w:t>
-            </w:r>
-            <w:proofErr w:type="gramStart"/>
-            <w:r>
-              <w:rPr>
-                <w:color w:val="1F2937"/>
-                <w:sz w:val="20"/>
-                <w:szCs w:val="20"/>
-              </w:rPr>
-              <w:t>01..</w:t>
-            </w:r>
-            <w:proofErr w:type="gramEnd"/>
-            <w:r>
-              <w:rPr>
-                <w:color w:val="1F2937"/>
-                <w:sz w:val="20"/>
-                <w:szCs w:val="20"/>
-              </w:rPr>
-              <w:t>06 sont RETIRÉS du SAN public — ils gardent leur certificat interne ADCS existant, déployé par Ansible. Le certificat public LE ne couvre plus que OPT-RP-01 + les 13 sous-domaines applicatifs ;</w:t>
+              <w:t>1) le périmètre du certificat public : les 6 backends OPT-IIS-01..06 sont RETIRÉS du SAN public — ils gardent leur certificat interne ADCS existant, déployé par Ansible. Le certificat public LE ne couvre plus que OPT-RP-01 + les 13 sous-domaines applicatifs ;</w:t>
             </w:r>
           </w:p>
           <w:p>
@@ -272,43 +242,7 @@
                 <w:sz w:val="20"/>
                 <w:szCs w:val="20"/>
               </w:rPr>
-              <w:t xml:space="preserve">) et à son intérêt en matière de </w:t>
-            </w:r>
-            <w:proofErr w:type="spellStart"/>
-            <w:r>
-              <w:rPr>
-                <w:color w:val="1F2937"/>
-                <w:sz w:val="20"/>
-                <w:szCs w:val="20"/>
-              </w:rPr>
-              <w:t>Certificate</w:t>
-            </w:r>
-            <w:proofErr w:type="spellEnd"/>
-            <w:r>
-              <w:rPr>
-                <w:color w:val="1F2937"/>
-                <w:sz w:val="20"/>
-                <w:szCs w:val="20"/>
-              </w:rPr>
-              <w:t xml:space="preserve"> </w:t>
-            </w:r>
-            <w:proofErr w:type="spellStart"/>
-            <w:r>
-              <w:rPr>
-                <w:color w:val="1F2937"/>
-                <w:sz w:val="20"/>
-                <w:szCs w:val="20"/>
-              </w:rPr>
-              <w:t>Transparency</w:t>
-            </w:r>
-            <w:proofErr w:type="spellEnd"/>
-            <w:r>
-              <w:rPr>
-                <w:color w:val="1F2937"/>
-                <w:sz w:val="20"/>
-                <w:szCs w:val="20"/>
-              </w:rPr>
-              <w:t>.</w:t>
+              <w:t>) et à son intérêt en matière de Certificate Transparency.</w:t>
             </w:r>
           </w:p>
         </w:tc>
@@ -591,7 +525,6 @@
                 <w:szCs w:val="18"/>
               </w:rPr>
             </w:pPr>
-            <w:proofErr w:type="gramStart"/>
             <w:r>
               <w:rPr>
                 <w:i/>
@@ -600,40 +533,7 @@
                 <w:sz w:val="18"/>
                 <w:szCs w:val="18"/>
               </w:rPr>
-              <w:t>direction</w:t>
-            </w:r>
-            <w:proofErr w:type="gramEnd"/>
-            <w:r>
-              <w:rPr>
-                <w:i/>
-                <w:iCs/>
-                <w:color w:val="6B7280"/>
-                <w:sz w:val="18"/>
-                <w:szCs w:val="18"/>
-              </w:rPr>
-              <w:t xml:space="preserve">, </w:t>
-            </w:r>
-            <w:proofErr w:type="spellStart"/>
-            <w:r>
-              <w:rPr>
-                <w:i/>
-                <w:iCs/>
-                <w:color w:val="6B7280"/>
-                <w:sz w:val="18"/>
-                <w:szCs w:val="18"/>
-              </w:rPr>
-              <w:t>rh</w:t>
-            </w:r>
-            <w:proofErr w:type="spellEnd"/>
-            <w:r>
-              <w:rPr>
-                <w:i/>
-                <w:iCs/>
-                <w:color w:val="6B7280"/>
-                <w:sz w:val="18"/>
-                <w:szCs w:val="18"/>
-              </w:rPr>
-              <w:t>, compta</w:t>
+              <w:t>direction, rh, compta</w:t>
             </w:r>
           </w:p>
         </w:tc>
@@ -830,10 +730,19 @@
                 <w:sz w:val="18"/>
                 <w:szCs w:val="18"/>
               </w:rPr>
-              <w:t>/sites/direction, /sites/</w:t>
-            </w:r>
-            <w:proofErr w:type="spellStart"/>
-            <w:r>
+              <w:t>/sites/direction, /sites/rh, /sites/compta</w:t>
+            </w:r>
+          </w:p>
+        </w:tc>
+        <w:tc>
+          <w:tcPr>
+            <w:tcW w:w="2977" w:type="dxa"/>
+            <w:vAlign w:val="center"/>
+          </w:tcPr>
+          <w:p>
+            <w:pPr>
+              <w:spacing w:after="300"/>
+              <w:jc w:val="center"/>
               <w:rPr>
                 <w:i/>
                 <w:iCs/>
@@ -841,9 +750,7 @@
                 <w:sz w:val="18"/>
                 <w:szCs w:val="18"/>
               </w:rPr>
-              <w:t>rh</w:t>
-            </w:r>
-            <w:proofErr w:type="spellEnd"/>
+            </w:pPr>
             <w:r>
               <w:rPr>
                 <w:i/>
@@ -852,13 +759,13 @@
                 <w:sz w:val="18"/>
                 <w:szCs w:val="18"/>
               </w:rPr>
-              <w:t>, /sites/compta</w:t>
-            </w:r>
-          </w:p>
-        </w:tc>
-        <w:tc>
-          <w:tcPr>
-            <w:tcW w:w="2977" w:type="dxa"/>
+              <w:t>Administration centralisée et facile sur un seul site</w:t>
+            </w:r>
+          </w:p>
+        </w:tc>
+        <w:tc>
+          <w:tcPr>
+            <w:tcW w:w="1843" w:type="dxa"/>
             <w:vAlign w:val="center"/>
           </w:tcPr>
           <w:p>
@@ -881,13 +788,13 @@
                 <w:sz w:val="18"/>
                 <w:szCs w:val="18"/>
               </w:rPr>
-              <w:t>Administration centralisée et facile sur un seul site</w:t>
-            </w:r>
-          </w:p>
-        </w:tc>
-        <w:tc>
-          <w:tcPr>
-            <w:tcW w:w="1843" w:type="dxa"/>
+              <w:t>Moins sécurisé</w:t>
+            </w:r>
+          </w:p>
+        </w:tc>
+        <w:tc>
+          <w:tcPr>
+            <w:tcW w:w="1104" w:type="dxa"/>
             <w:vAlign w:val="center"/>
           </w:tcPr>
           <w:p>
@@ -902,35 +809,6 @@
                 <w:szCs w:val="18"/>
               </w:rPr>
             </w:pPr>
-            <w:r>
-              <w:rPr>
-                <w:i/>
-                <w:iCs/>
-                <w:color w:val="6B7280"/>
-                <w:sz w:val="18"/>
-                <w:szCs w:val="18"/>
-              </w:rPr>
-              <w:t>Moins sécurisé</w:t>
-            </w:r>
-          </w:p>
-        </w:tc>
-        <w:tc>
-          <w:tcPr>
-            <w:tcW w:w="1104" w:type="dxa"/>
-            <w:vAlign w:val="center"/>
-          </w:tcPr>
-          <w:p>
-            <w:pPr>
-              <w:spacing w:after="300"/>
-              <w:jc w:val="center"/>
-              <w:rPr>
-                <w:i/>
-                <w:iCs/>
-                <w:color w:val="6B7280"/>
-                <w:sz w:val="18"/>
-                <w:szCs w:val="18"/>
-              </w:rPr>
-            </w:pPr>
           </w:p>
         </w:tc>
       </w:tr>
@@ -955,15 +833,7 @@
         <w:spacing w:after="150"/>
       </w:pPr>
       <w:r>
-        <w:t xml:space="preserve">Avant de dérouler la procédure, voici les points de la version précédente qui ont été vérifiés contre la documentation officielle </w:t>
-      </w:r>
-      <w:proofErr w:type="spellStart"/>
-      <w:r>
-        <w:t>Certify</w:t>
-      </w:r>
-      <w:proofErr w:type="spellEnd"/>
-      <w:r>
-        <w:t xml:space="preserve"> The Web et corrigés :</w:t>
+        <w:t>Avant de dérouler la procédure, voici les points de la version précédente qui ont été vérifiés contre la documentation officielle Certify The Web et corrigés :</w:t>
       </w:r>
     </w:p>
     <w:tbl>
@@ -1125,39 +995,7 @@
                 <w:sz w:val="19"/>
                 <w:szCs w:val="19"/>
               </w:rPr>
-              <w:t xml:space="preserve">C'est le port local de </w:t>
-            </w:r>
-            <w:proofErr w:type="spellStart"/>
-            <w:r>
-              <w:rPr>
-                <w:sz w:val="19"/>
-                <w:szCs w:val="19"/>
-              </w:rPr>
-              <w:t>Certify</w:t>
-            </w:r>
-            <w:proofErr w:type="spellEnd"/>
-            <w:r>
-              <w:rPr>
-                <w:sz w:val="19"/>
-                <w:szCs w:val="19"/>
-              </w:rPr>
-              <w:t xml:space="preserve"> </w:t>
-            </w:r>
-            <w:proofErr w:type="spellStart"/>
-            <w:r>
-              <w:rPr>
-                <w:sz w:val="19"/>
-                <w:szCs w:val="19"/>
-              </w:rPr>
-              <w:t>Certificate</w:t>
-            </w:r>
-            <w:proofErr w:type="spellEnd"/>
-            <w:r>
-              <w:rPr>
-                <w:sz w:val="19"/>
-                <w:szCs w:val="19"/>
-              </w:rPr>
-              <w:t xml:space="preserve"> Manager (l'app classique), utilisé par l'UI pour parler au service local (127.0.0.2:9696). </w:t>
+              <w:t xml:space="preserve">C'est le port local de Certify Certificate Manager (l'app classique), utilisé par l'UI pour parler au service local (127.0.0.2:9696). </w:t>
             </w:r>
             <w:r>
               <w:rPr>
@@ -1233,37 +1071,12 @@
             </w:tcMar>
           </w:tcPr>
           <w:p>
-            <w:proofErr w:type="spellStart"/>
             <w:r>
               <w:rPr>
                 <w:sz w:val="19"/>
                 <w:szCs w:val="19"/>
               </w:rPr>
-              <w:t>Certify</w:t>
-            </w:r>
-            <w:proofErr w:type="spellEnd"/>
-            <w:r>
-              <w:rPr>
-                <w:sz w:val="19"/>
-                <w:szCs w:val="19"/>
-              </w:rPr>
-              <w:t xml:space="preserve"> </w:t>
-            </w:r>
-            <w:proofErr w:type="spellStart"/>
-            <w:r>
-              <w:rPr>
-                <w:sz w:val="19"/>
-                <w:szCs w:val="19"/>
-              </w:rPr>
-              <w:t>Certificate</w:t>
-            </w:r>
-            <w:proofErr w:type="spellEnd"/>
-            <w:r>
-              <w:rPr>
-                <w:sz w:val="19"/>
-                <w:szCs w:val="19"/>
-              </w:rPr>
-              <w:t xml:space="preserve"> Manager (Community) est gratuit </w:t>
+              <w:t xml:space="preserve">Certify Certificate Manager (Community) est gratuit </w:t>
             </w:r>
             <w:r>
               <w:rPr>
@@ -1302,23 +1115,7 @@
                 <w:sz w:val="19"/>
                 <w:szCs w:val="19"/>
               </w:rPr>
-              <w:t>SAN OPT-IIS-</w:t>
-            </w:r>
-            <w:proofErr w:type="gramStart"/>
-            <w:r>
-              <w:rPr>
-                <w:sz w:val="19"/>
-                <w:szCs w:val="19"/>
-              </w:rPr>
-              <w:t>01..</w:t>
-            </w:r>
-            <w:proofErr w:type="gramEnd"/>
-            <w:r>
-              <w:rPr>
-                <w:sz w:val="19"/>
-                <w:szCs w:val="19"/>
-              </w:rPr>
-              <w:t>06 dans le certificat public</w:t>
+              <w:t>SAN OPT-IIS-01..06 dans le certificat public</w:t>
             </w:r>
           </w:p>
         </w:tc>
@@ -1376,23 +1173,7 @@
                 <w:sz w:val="19"/>
                 <w:szCs w:val="19"/>
               </w:rPr>
-              <w:t xml:space="preserve"> (généré et déployé par Ansible / </w:t>
-            </w:r>
-            <w:proofErr w:type="spellStart"/>
-            <w:r>
-              <w:rPr>
-                <w:sz w:val="19"/>
-                <w:szCs w:val="19"/>
-              </w:rPr>
-              <w:t>win_certificate_store</w:t>
-            </w:r>
-            <w:proofErr w:type="spellEnd"/>
-            <w:r>
-              <w:rPr>
-                <w:sz w:val="19"/>
-                <w:szCs w:val="19"/>
-              </w:rPr>
-              <w:t>) pour leur HTTPS 443</w:t>
+              <w:t xml:space="preserve"> (généré et déployé par Ansible / win_certificate_store) pour leur HTTPS 443</w:t>
             </w:r>
             <w:r>
               <w:rPr>
@@ -1445,33 +1226,8 @@
                 <w:sz w:val="19"/>
                 <w:szCs w:val="19"/>
               </w:rPr>
-              <w:t xml:space="preserve">Fuite d'information via </w:t>
-            </w:r>
-            <w:proofErr w:type="spellStart"/>
-            <w:r>
-              <w:rPr>
-                <w:sz w:val="19"/>
-                <w:szCs w:val="19"/>
-              </w:rPr>
-              <w:t>Certificate</w:t>
-            </w:r>
-            <w:proofErr w:type="spellEnd"/>
-            <w:r>
-              <w:rPr>
-                <w:sz w:val="19"/>
-                <w:szCs w:val="19"/>
-              </w:rPr>
-              <w:t xml:space="preserve"> </w:t>
-            </w:r>
-            <w:proofErr w:type="spellStart"/>
-            <w:r>
-              <w:rPr>
-                <w:sz w:val="19"/>
-                <w:szCs w:val="19"/>
-              </w:rPr>
-              <w:t>Transparency</w:t>
-            </w:r>
-            <w:proofErr w:type="spellEnd"/>
+              <w:t>Fuite d'information via Certificate Transparency</w:t>
+            </w:r>
           </w:p>
         </w:tc>
         <w:tc>
@@ -1512,39 +1268,7 @@
                 <w:sz w:val="19"/>
                 <w:szCs w:val="19"/>
               </w:rPr>
-              <w:t>Tout certificat public (</w:t>
-            </w:r>
-            <w:proofErr w:type="spellStart"/>
-            <w:r>
-              <w:rPr>
-                <w:sz w:val="19"/>
-                <w:szCs w:val="19"/>
-              </w:rPr>
-              <w:t>Let's</w:t>
-            </w:r>
-            <w:proofErr w:type="spellEnd"/>
-            <w:r>
-              <w:rPr>
-                <w:sz w:val="19"/>
-                <w:szCs w:val="19"/>
-              </w:rPr>
-              <w:t xml:space="preserve"> </w:t>
-            </w:r>
-            <w:proofErr w:type="spellStart"/>
-            <w:r>
-              <w:rPr>
-                <w:sz w:val="19"/>
-                <w:szCs w:val="19"/>
-              </w:rPr>
-              <w:t>Encrypt</w:t>
-            </w:r>
-            <w:proofErr w:type="spellEnd"/>
-            <w:r>
-              <w:rPr>
-                <w:sz w:val="19"/>
-                <w:szCs w:val="19"/>
-              </w:rPr>
-              <w:t>) est publié dans les logs CT publics (crt.sh). Exclure les FQDN internes du SAN public évite qu'ils soient découvrables publiquement — bénéfice de sécurité réel, voir Phase 6.</w:t>
+              <w:t>Tout certificat public (Let's Encrypt) est publié dans les logs CT publics (crt.sh). Exclure les FQDN internes du SAN public évite qu'ils soient découvrables publiquement — bénéfice de sécurité réel, voir Phase 6.</w:t>
             </w:r>
           </w:p>
         </w:tc>
@@ -1581,15 +1305,7 @@
         <w:spacing w:after="60"/>
       </w:pPr>
       <w:r>
-        <w:t xml:space="preserve">OPT-RP-01.optimedit.eu : reverse-proxy IIS/ARR, futur hôte du </w:t>
-      </w:r>
-      <w:proofErr w:type="spellStart"/>
-      <w:r>
-        <w:t>Certify</w:t>
-      </w:r>
-      <w:proofErr w:type="spellEnd"/>
-      <w:r>
-        <w:t xml:space="preserve"> Management Hub, point d'entrée public unique.</w:t>
+        <w:t>OPT-RP-01.optimedit.eu : reverse-proxy IIS/ARR, futur hôte du Certify Management Hub, point d'entrée public unique.</w:t>
       </w:r>
     </w:p>
     <w:p>
@@ -1602,15 +1318,7 @@
         <w:spacing w:after="60"/>
       </w:pPr>
       <w:r>
-        <w:t xml:space="preserve">OPT-IIS-01 à </w:t>
-      </w:r>
-      <w:proofErr w:type="gramStart"/>
-      <w:r>
-        <w:t>06.optimedit.eu</w:t>
-      </w:r>
-      <w:proofErr w:type="gramEnd"/>
-      <w:r>
-        <w:t xml:space="preserve"> : 6 backends IIS internes (13 sites répartis dessus), IP privées, HTTPS interne sur SNI 443 + HTTP 80 host-header.</w:t>
+        <w:t>OPT-IIS-01 à 06.optimedit.eu : 6 backends IIS internes (13 sites répartis dessus), IP privées, HTTPS interne sur SNI 443 + HTTP 80 host-header.</w:t>
       </w:r>
     </w:p>
     <w:p>
@@ -1623,31 +1331,7 @@
         <w:spacing w:after="60"/>
       </w:pPr>
       <w:r>
-        <w:t xml:space="preserve">13 sites applicatifs : achat, blog, ce, client, commercial, </w:t>
-      </w:r>
-      <w:proofErr w:type="spellStart"/>
-      <w:r>
-        <w:t>comptabilite</w:t>
-      </w:r>
-      <w:proofErr w:type="spellEnd"/>
-      <w:r>
-        <w:t xml:space="preserve">, direction, formation, </w:t>
-      </w:r>
-      <w:proofErr w:type="spellStart"/>
-      <w:r>
-        <w:t>it</w:t>
-      </w:r>
-      <w:proofErr w:type="spellEnd"/>
-      <w:r>
-        <w:t xml:space="preserve">, juridique, paie, production, </w:t>
-      </w:r>
-      <w:proofErr w:type="spellStart"/>
-      <w:r>
-        <w:t>rh</w:t>
-      </w:r>
-      <w:proofErr w:type="spellEnd"/>
-      <w:r>
-        <w:t xml:space="preserve"> — chacun avec un compte de service dédié et un port applicatif interne (8060-8072).</w:t>
+        <w:t>13 sites applicatifs : achat, blog, ce, client, commercial, comptabilite, direction, formation, it, juridique, paie, production, rh — chacun avec un compte de service dédié et un port applicatif interne (8060-8072).</w:t>
       </w:r>
     </w:p>
     <w:p>
@@ -1660,15 +1344,7 @@
         <w:spacing w:after="60"/>
       </w:pPr>
       <w:r>
-        <w:t>PKI interne ADCS (OPT-DC-01) : déjà utilisée pour sécuriser les échanges internes (</w:t>
-      </w:r>
-      <w:proofErr w:type="spellStart"/>
-      <w:r>
-        <w:t>WinRM</w:t>
-      </w:r>
-      <w:proofErr w:type="spellEnd"/>
-      <w:r>
-        <w:t>, bindings internes).</w:t>
+        <w:t>PKI interne ADCS (OPT-DC-01) : déjà utilisée pour sécuriser les échanges internes (WinRM, bindings internes).</w:t>
       </w:r>
     </w:p>
     <w:p>
@@ -1681,23 +1357,7 @@
         <w:spacing w:after="60"/>
       </w:pPr>
       <w:r>
-        <w:t xml:space="preserve">Ansible : provisionnement </w:t>
-      </w:r>
-      <w:proofErr w:type="spellStart"/>
-      <w:r>
-        <w:t>WinRM</w:t>
-      </w:r>
-      <w:proofErr w:type="spellEnd"/>
-      <w:r>
-        <w:t>/Kerberos/HTTPS (port 5986) des backends, y compris le déploiement du certificat interne ADCS via `</w:t>
-      </w:r>
-      <w:proofErr w:type="spellStart"/>
-      <w:r>
-        <w:t>win_certificate_store</w:t>
-      </w:r>
-      <w:proofErr w:type="spellEnd"/>
-      <w:r>
-        <w:t>`.</w:t>
+        <w:t>Ansible : provisionnement WinRM/Kerberos/HTTPS (port 5986) des backends, y compris le déploiement du certificat interne ADCS via `win_certificate_store`.</w:t>
       </w:r>
     </w:p>
     <w:tbl>
@@ -1756,92 +1416,20 @@
                 <w:szCs w:val="20"/>
               </w:rPr>
               <w:lastRenderedPageBreak/>
-              <w:t>Le certificat public (</w:t>
-            </w:r>
-            <w:proofErr w:type="spellStart"/>
+              <w:t>Le certificat public (Let's Encrypt via Certify Hub / OVH DNS-01) ne couvre QUE OPT-RP-01.optimedit.eu + les 13 sous-domaines applicatifs — c'est le seul segment exposé sur Internet.</w:t>
+            </w:r>
+          </w:p>
+          <w:p>
+            <w:pPr>
+              <w:spacing w:after="60"/>
+            </w:pPr>
             <w:r>
               <w:rPr>
                 <w:color w:val="1F2937"/>
                 <w:sz w:val="20"/>
                 <w:szCs w:val="20"/>
               </w:rPr>
-              <w:t>Let's</w:t>
-            </w:r>
-            <w:proofErr w:type="spellEnd"/>
-            <w:r>
-              <w:rPr>
-                <w:color w:val="1F2937"/>
-                <w:sz w:val="20"/>
-                <w:szCs w:val="20"/>
-              </w:rPr>
-              <w:t xml:space="preserve"> </w:t>
-            </w:r>
-            <w:proofErr w:type="spellStart"/>
-            <w:r>
-              <w:rPr>
-                <w:color w:val="1F2937"/>
-                <w:sz w:val="20"/>
-                <w:szCs w:val="20"/>
-              </w:rPr>
-              <w:t>Encrypt</w:t>
-            </w:r>
-            <w:proofErr w:type="spellEnd"/>
-            <w:r>
-              <w:rPr>
-                <w:color w:val="1F2937"/>
-                <w:sz w:val="20"/>
-                <w:szCs w:val="20"/>
-              </w:rPr>
-              <w:t xml:space="preserve"> via </w:t>
-            </w:r>
-            <w:proofErr w:type="spellStart"/>
-            <w:r>
-              <w:rPr>
-                <w:color w:val="1F2937"/>
-                <w:sz w:val="20"/>
-                <w:szCs w:val="20"/>
-              </w:rPr>
-              <w:t>Certify</w:t>
-            </w:r>
-            <w:proofErr w:type="spellEnd"/>
-            <w:r>
-              <w:rPr>
-                <w:color w:val="1F2937"/>
-                <w:sz w:val="20"/>
-                <w:szCs w:val="20"/>
-              </w:rPr>
-              <w:t xml:space="preserve"> Hub / OVH DNS-01) ne couvre QUE OPT-RP-01.optimedit.eu + les 13 sous-domaines applicatifs — c'est le seul segment exposé sur Internet.</w:t>
-            </w:r>
-          </w:p>
-          <w:p>
-            <w:pPr>
-              <w:spacing w:after="60"/>
-            </w:pPr>
-            <w:r>
-              <w:rPr>
-                <w:color w:val="1F2937"/>
-                <w:sz w:val="20"/>
-                <w:szCs w:val="20"/>
-              </w:rPr>
-              <w:t>Les 6 backends OPT-IIS-</w:t>
-            </w:r>
-            <w:proofErr w:type="gramStart"/>
-            <w:r>
-              <w:rPr>
-                <w:color w:val="1F2937"/>
-                <w:sz w:val="20"/>
-                <w:szCs w:val="20"/>
-              </w:rPr>
-              <w:t>01..</w:t>
-            </w:r>
-            <w:proofErr w:type="gramEnd"/>
-            <w:r>
-              <w:rPr>
-                <w:color w:val="1F2937"/>
-                <w:sz w:val="20"/>
-                <w:szCs w:val="20"/>
-              </w:rPr>
-              <w:t>06 gardent leur certificat interne ADCS (SAN couvrant RP + 6 backends + 13 apps si besoin), déployé comme aujourd'hui via Ansible. Ce certificat ne sert qu'au tronçon RP → backend, jamais exposé côté client public.</w:t>
+              <w:t>Les 6 backends OPT-IIS-01..06 gardent leur certificat interne ADCS (SAN couvrant RP + 6 backends + 13 apps si besoin), déployé comme aujourd'hui via Ansible. Ce certificat ne sert qu'au tronçon RP → backend, jamais exposé côté client public.</w:t>
             </w:r>
           </w:p>
           <w:p>
@@ -1914,24 +1502,105 @@
         <w:spacing w:after="80"/>
       </w:pPr>
       <w:r>
-        <w:t xml:space="preserve">Installer Application </w:t>
-      </w:r>
-      <w:proofErr w:type="spellStart"/>
-      <w:r>
-        <w:t>Request</w:t>
-      </w:r>
-      <w:proofErr w:type="spellEnd"/>
-      <w:r>
-        <w:t xml:space="preserve"> </w:t>
-      </w:r>
-      <w:proofErr w:type="spellStart"/>
-      <w:r>
-        <w:t>Routing</w:t>
-      </w:r>
-      <w:proofErr w:type="spellEnd"/>
-      <w:r>
-        <w:t xml:space="preserve"> (ARR) et URL Rewrite (prérequis d'ARR) via Web Platform Installer ou les paquets MSI officiels Microsoft.</w:t>
-      </w:r>
+        <w:t>Installer Application Request Routing (ARR) et URL Rewrite (prérequis d'ARR) via Web Platform Installer ou les paquets MSI officiels Microsoft.</w:t>
+      </w:r>
+    </w:p>
+    <w:p>
+      <w:pPr>
+        <w:pStyle w:val="Paragraphedeliste"/>
+        <w:numPr>
+          <w:ilvl w:val="0"/>
+          <w:numId w:val="4"/>
+        </w:numPr>
+        <w:spacing w:after="80"/>
+      </w:pPr>
+      <w:r>
+        <w:t xml:space="preserve">Télécharger et installer </w:t>
+      </w:r>
+      <w:r>
+        <w:t>Application Request Routing (ARR) 3.0</w:t>
+      </w:r>
+      <w:r>
+        <w:t> :</w:t>
+      </w:r>
+    </w:p>
+    <w:p>
+      <w:pPr>
+        <w:ind w:left="1440"/>
+      </w:pPr>
+      <w:hyperlink r:id="rId5" w:history="1">
+        <w:r>
+          <w:rPr>
+            <w:rStyle w:val="Lienhypertexte"/>
+          </w:rPr>
+          <w:t>https://www.iis.net/downloads/microsoft/</w:t>
+        </w:r>
+        <w:r>
+          <w:rPr>
+            <w:rStyle w:val="Lienhypertexte"/>
+            <w:b/>
+            <w:bCs/>
+          </w:rPr>
+          <w:t>application-request-routing</w:t>
+        </w:r>
+      </w:hyperlink>
+    </w:p>
+    <w:p>
+      <w:pPr>
+        <w:pStyle w:val="Paragraphedeliste"/>
+        <w:numPr>
+          <w:ilvl w:val="0"/>
+          <w:numId w:val="4"/>
+        </w:numPr>
+        <w:spacing w:after="80"/>
+      </w:pPr>
+      <w:r>
+        <w:t xml:space="preserve">Le module </w:t>
+      </w:r>
+      <w:r>
+        <w:t>URL Rewrite</w:t>
+      </w:r>
+      <w:r>
+        <w:t xml:space="preserve"> s'installera automatiquement avec ARR</w:t>
+      </w:r>
+      <w:r>
+        <w:t>, si ce n’est pas le cas voici le lien :</w:t>
+      </w:r>
+    </w:p>
+    <w:p>
+      <w:pPr>
+        <w:ind w:left="1440"/>
+      </w:pPr>
+      <w:hyperlink r:id="rId6" w:history="1">
+        <w:r>
+          <w:rPr>
+            <w:rStyle w:val="Lienhypertexte"/>
+          </w:rPr>
+          <w:t>https://www.iis.net/downloads/microsoft/</w:t>
+        </w:r>
+        <w:r>
+          <w:rPr>
+            <w:rStyle w:val="Lienhypertexte"/>
+            <w:b/>
+            <w:bCs/>
+          </w:rPr>
+          <w:t>url-rewrite</w:t>
+        </w:r>
+      </w:hyperlink>
+    </w:p>
+    <w:p>
+      <w:pPr>
+        <w:pStyle w:val="Paragraphedeliste"/>
+        <w:spacing w:after="80"/>
+        <w:ind w:left="450"/>
+      </w:pPr>
+    </w:p>
+    <w:p>
+      <w:pPr>
+        <w:pStyle w:val="Paragraphedeliste"/>
+        <w:spacing w:after="80"/>
+        <w:ind w:left="450"/>
+      </w:pPr>
     </w:p>
     <w:p>
       <w:pPr>
@@ -1939,7 +1608,7 @@
         <w:spacing w:before="300" w:after="150"/>
       </w:pPr>
       <w:r>
-        <w:t>1.2 Arborescence physique et sites IIS</w:t>
+        <w:t>1.2 Arborescnce physique et sites IIS</w:t>
       </w:r>
     </w:p>
     <w:p>
@@ -1991,9 +1660,13 @@
                 <w:sz w:val="18"/>
                 <w:szCs w:val="18"/>
               </w:rPr>
-              <w:t>New-Item -</w:t>
-            </w:r>
-            <w:proofErr w:type="spellStart"/>
+              <w:t>New-Item -ItemType Directory -Path 'C:\apps_optimedit' -Force</w:t>
+            </w:r>
+          </w:p>
+          <w:p>
+            <w:pPr>
+              <w:spacing w:after="20"/>
+            </w:pPr>
             <w:r>
               <w:rPr>
                 <w:rFonts w:ascii="Consolas" w:eastAsia="Consolas" w:hAnsi="Consolas" w:cs="Consolas"/>
@@ -2001,9 +1674,13 @@
                 <w:sz w:val="18"/>
                 <w:szCs w:val="18"/>
               </w:rPr>
-              <w:t>ItemType</w:t>
-            </w:r>
-            <w:proofErr w:type="spellEnd"/>
+              <w:t>$sites = 'achat','blog','ce','client','commercial','comptabilite','direction',</w:t>
+            </w:r>
+          </w:p>
+          <w:p>
+            <w:pPr>
+              <w:spacing w:after="20"/>
+            </w:pPr>
             <w:r>
               <w:rPr>
                 <w:rFonts w:ascii="Consolas" w:eastAsia="Consolas" w:hAnsi="Consolas" w:cs="Consolas"/>
@@ -2011,9 +1688,13 @@
                 <w:sz w:val="18"/>
                 <w:szCs w:val="18"/>
               </w:rPr>
-              <w:t xml:space="preserve"> Directory -Path 'C:\</w:t>
-            </w:r>
-            <w:proofErr w:type="spellStart"/>
+              <w:t xml:space="preserve">         'formation','it','juridique','paie','production','rh'</w:t>
+            </w:r>
+          </w:p>
+          <w:p>
+            <w:pPr>
+              <w:spacing w:after="20"/>
+            </w:pPr>
             <w:r>
               <w:rPr>
                 <w:rFonts w:ascii="Consolas" w:eastAsia="Consolas" w:hAnsi="Consolas" w:cs="Consolas"/>
@@ -2021,9 +1702,13 @@
                 <w:sz w:val="18"/>
                 <w:szCs w:val="18"/>
               </w:rPr>
-              <w:t>apps_optimedit</w:t>
-            </w:r>
-            <w:proofErr w:type="spellEnd"/>
+              <w:t>foreach ($s in $sites) {</w:t>
+            </w:r>
+          </w:p>
+          <w:p>
+            <w:pPr>
+              <w:spacing w:after="20"/>
+            </w:pPr>
             <w:r>
               <w:rPr>
                 <w:rFonts w:ascii="Consolas" w:eastAsia="Consolas" w:hAnsi="Consolas" w:cs="Consolas"/>
@@ -2031,7 +1716,7 @@
                 <w:sz w:val="18"/>
                 <w:szCs w:val="18"/>
               </w:rPr>
-              <w:t>' -Force</w:t>
+              <w:t xml:space="preserve">    New-Item -ItemType Directory -Path "C:\apps_optimedit\$s" -Force</w:t>
             </w:r>
           </w:p>
           <w:p>
@@ -2045,7 +1730,7 @@
                 <w:sz w:val="18"/>
                 <w:szCs w:val="18"/>
               </w:rPr>
-              <w:t>$sites = 'achat','blog','ce','client','commercial','comptabilite','direction',</w:t>
+              <w:t>}</w:t>
             </w:r>
           </w:p>
           <w:p>
@@ -2059,176 +1744,7 @@
                 <w:sz w:val="18"/>
                 <w:szCs w:val="18"/>
               </w:rPr>
-              <w:t xml:space="preserve">         'formation','</w:t>
-            </w:r>
-            <w:proofErr w:type="spellStart"/>
-            <w:r>
-              <w:rPr>
-                <w:rFonts w:ascii="Consolas" w:eastAsia="Consolas" w:hAnsi="Consolas" w:cs="Consolas"/>
-                <w:color w:val="E2E8F0"/>
-                <w:sz w:val="18"/>
-                <w:szCs w:val="18"/>
-              </w:rPr>
-              <w:t>it</w:t>
-            </w:r>
-            <w:proofErr w:type="spellEnd"/>
-            <w:r>
-              <w:rPr>
-                <w:rFonts w:ascii="Consolas" w:eastAsia="Consolas" w:hAnsi="Consolas" w:cs="Consolas"/>
-                <w:color w:val="E2E8F0"/>
-                <w:sz w:val="18"/>
-                <w:szCs w:val="18"/>
-              </w:rPr>
-              <w:t>','juridique','paie','production','</w:t>
-            </w:r>
-            <w:proofErr w:type="spellStart"/>
-            <w:r>
-              <w:rPr>
-                <w:rFonts w:ascii="Consolas" w:eastAsia="Consolas" w:hAnsi="Consolas" w:cs="Consolas"/>
-                <w:color w:val="E2E8F0"/>
-                <w:sz w:val="18"/>
-                <w:szCs w:val="18"/>
-              </w:rPr>
-              <w:t>rh</w:t>
-            </w:r>
-            <w:proofErr w:type="spellEnd"/>
-            <w:r>
-              <w:rPr>
-                <w:rFonts w:ascii="Consolas" w:eastAsia="Consolas" w:hAnsi="Consolas" w:cs="Consolas"/>
-                <w:color w:val="E2E8F0"/>
-                <w:sz w:val="18"/>
-                <w:szCs w:val="18"/>
-              </w:rPr>
-              <w:t>'</w:t>
-            </w:r>
-          </w:p>
-          <w:p>
-            <w:pPr>
-              <w:spacing w:after="20"/>
-            </w:pPr>
-            <w:proofErr w:type="spellStart"/>
-            <w:proofErr w:type="gramStart"/>
-            <w:r>
-              <w:rPr>
-                <w:rFonts w:ascii="Consolas" w:eastAsia="Consolas" w:hAnsi="Consolas" w:cs="Consolas"/>
-                <w:color w:val="E2E8F0"/>
-                <w:sz w:val="18"/>
-                <w:szCs w:val="18"/>
-              </w:rPr>
-              <w:t>foreach</w:t>
-            </w:r>
-            <w:proofErr w:type="spellEnd"/>
-            <w:proofErr w:type="gramEnd"/>
-            <w:r>
-              <w:rPr>
-                <w:rFonts w:ascii="Consolas" w:eastAsia="Consolas" w:hAnsi="Consolas" w:cs="Consolas"/>
-                <w:color w:val="E2E8F0"/>
-                <w:sz w:val="18"/>
-                <w:szCs w:val="18"/>
-              </w:rPr>
-              <w:t xml:space="preserve"> ($s in $sites) {</w:t>
-            </w:r>
-          </w:p>
-          <w:p>
-            <w:pPr>
-              <w:spacing w:after="20"/>
-            </w:pPr>
-            <w:r>
-              <w:rPr>
-                <w:rFonts w:ascii="Consolas" w:eastAsia="Consolas" w:hAnsi="Consolas" w:cs="Consolas"/>
-                <w:color w:val="E2E8F0"/>
-                <w:sz w:val="18"/>
-                <w:szCs w:val="18"/>
-              </w:rPr>
-              <w:t xml:space="preserve">    New-Item -</w:t>
-            </w:r>
-            <w:proofErr w:type="spellStart"/>
-            <w:r>
-              <w:rPr>
-                <w:rFonts w:ascii="Consolas" w:eastAsia="Consolas" w:hAnsi="Consolas" w:cs="Consolas"/>
-                <w:color w:val="E2E8F0"/>
-                <w:sz w:val="18"/>
-                <w:szCs w:val="18"/>
-              </w:rPr>
-              <w:t>ItemType</w:t>
-            </w:r>
-            <w:proofErr w:type="spellEnd"/>
-            <w:r>
-              <w:rPr>
-                <w:rFonts w:ascii="Consolas" w:eastAsia="Consolas" w:hAnsi="Consolas" w:cs="Consolas"/>
-                <w:color w:val="E2E8F0"/>
-                <w:sz w:val="18"/>
-                <w:szCs w:val="18"/>
-              </w:rPr>
-              <w:t xml:space="preserve"> Directory -Path "C:\apps_optimedit\$s" -Force</w:t>
-            </w:r>
-          </w:p>
-          <w:p>
-            <w:pPr>
-              <w:spacing w:after="20"/>
-            </w:pPr>
-            <w:r>
-              <w:rPr>
-                <w:rFonts w:ascii="Consolas" w:eastAsia="Consolas" w:hAnsi="Consolas" w:cs="Consolas"/>
-                <w:color w:val="E2E8F0"/>
-                <w:sz w:val="18"/>
-                <w:szCs w:val="18"/>
-              </w:rPr>
-              <w:t>}</w:t>
-            </w:r>
-          </w:p>
-          <w:p>
-            <w:pPr>
-              <w:spacing w:after="20"/>
-            </w:pPr>
-            <w:r>
-              <w:rPr>
-                <w:rFonts w:ascii="Consolas" w:eastAsia="Consolas" w:hAnsi="Consolas" w:cs="Consolas"/>
-                <w:color w:val="E2E8F0"/>
-                <w:sz w:val="18"/>
-                <w:szCs w:val="18"/>
-              </w:rPr>
-              <w:t>New-Item -</w:t>
-            </w:r>
-            <w:proofErr w:type="spellStart"/>
-            <w:r>
-              <w:rPr>
-                <w:rFonts w:ascii="Consolas" w:eastAsia="Consolas" w:hAnsi="Consolas" w:cs="Consolas"/>
-                <w:color w:val="E2E8F0"/>
-                <w:sz w:val="18"/>
-                <w:szCs w:val="18"/>
-              </w:rPr>
-              <w:t>ItemType</w:t>
-            </w:r>
-            <w:proofErr w:type="spellEnd"/>
-            <w:r>
-              <w:rPr>
-                <w:rFonts w:ascii="Consolas" w:eastAsia="Consolas" w:hAnsi="Consolas" w:cs="Consolas"/>
-                <w:color w:val="E2E8F0"/>
-                <w:sz w:val="18"/>
-                <w:szCs w:val="18"/>
-              </w:rPr>
-              <w:t xml:space="preserve"> Directory -Path 'C:\</w:t>
-            </w:r>
-            <w:proofErr w:type="spellStart"/>
-            <w:r>
-              <w:rPr>
-                <w:rFonts w:ascii="Consolas" w:eastAsia="Consolas" w:hAnsi="Consolas" w:cs="Consolas"/>
-                <w:color w:val="E2E8F0"/>
-                <w:sz w:val="18"/>
-                <w:szCs w:val="18"/>
-              </w:rPr>
-              <w:t>inetpub</w:t>
-            </w:r>
-            <w:proofErr w:type="spellEnd"/>
-            <w:r>
-              <w:rPr>
-                <w:rFonts w:ascii="Consolas" w:eastAsia="Consolas" w:hAnsi="Consolas" w:cs="Consolas"/>
-                <w:color w:val="E2E8F0"/>
-                <w:sz w:val="18"/>
-                <w:szCs w:val="18"/>
-              </w:rPr>
-              <w:t>\HUB' -Force</w:t>
+              <w:t>New-Item -ItemType Directory -Path 'C:\inetpub\HUB' -Force</w:t>
             </w:r>
           </w:p>
         </w:tc>
@@ -2290,9 +1806,13 @@
                 <w:sz w:val="18"/>
                 <w:szCs w:val="18"/>
               </w:rPr>
-              <w:t xml:space="preserve">Import-Module </w:t>
-            </w:r>
-            <w:proofErr w:type="spellStart"/>
+              <w:t>Import-Module WebAdministration</w:t>
+            </w:r>
+          </w:p>
+          <w:p>
+            <w:pPr>
+              <w:spacing w:after="20"/>
+            </w:pPr>
             <w:r>
               <w:rPr>
                 <w:rFonts w:ascii="Consolas" w:eastAsia="Consolas" w:hAnsi="Consolas" w:cs="Consolas"/>
@@ -2300,16 +1820,13 @@
                 <w:sz w:val="18"/>
                 <w:szCs w:val="18"/>
               </w:rPr>
-              <w:t>WebAdministration</w:t>
-            </w:r>
-            <w:proofErr w:type="spellEnd"/>
+              <w:t>foreach ($s in $sites) {</w:t>
+            </w:r>
           </w:p>
           <w:p>
             <w:pPr>
               <w:spacing w:after="20"/>
             </w:pPr>
-            <w:proofErr w:type="spellStart"/>
-            <w:proofErr w:type="gramStart"/>
             <w:r>
               <w:rPr>
                 <w:rFonts w:ascii="Consolas" w:eastAsia="Consolas" w:hAnsi="Consolas" w:cs="Consolas"/>
@@ -2317,10 +1834,8 @@
                 <w:sz w:val="18"/>
                 <w:szCs w:val="18"/>
               </w:rPr>
-              <w:t>foreach</w:t>
-            </w:r>
-            <w:proofErr w:type="spellEnd"/>
-            <w:proofErr w:type="gramEnd"/>
+              <w:t xml:space="preserve">    </w:t>
+            </w:r>
             <w:r>
               <w:rPr>
                 <w:rFonts w:ascii="Consolas" w:eastAsia="Consolas" w:hAnsi="Consolas" w:cs="Consolas"/>
@@ -2328,15 +1843,12 @@
                 <w:sz w:val="18"/>
                 <w:szCs w:val="18"/>
               </w:rPr>
-              <w:t xml:space="preserve"> ($s in $sites) {</w:t>
+              <w:t>New-WebAppPool -Name "pool_$s"</w:t>
             </w:r>
           </w:p>
           <w:p>
             <w:pPr>
               <w:spacing w:after="20"/>
-              <w:rPr>
-                <w:lang w:val="it-IT"/>
-              </w:rPr>
             </w:pPr>
             <w:r>
               <w:rPr>
@@ -2353,9 +1865,8 @@
                 <w:color w:val="E2E8F0"/>
                 <w:sz w:val="18"/>
                 <w:szCs w:val="18"/>
-                <w:lang w:val="it-IT"/>
-              </w:rPr>
-              <w:t>New-WebAppPool -Name "pool_$s"</w:t>
+              </w:rPr>
+              <w:t>New-Website -Name $s -PhysicalPath "C:\apps_optimedit\$s" `</w:t>
             </w:r>
           </w:p>
           <w:p>
@@ -2368,10 +1879,14 @@
                 <w:color w:val="E2E8F0"/>
                 <w:sz w:val="18"/>
                 <w:szCs w:val="18"/>
-                <w:lang w:val="it-IT"/>
-              </w:rPr>
-              <w:t xml:space="preserve">    </w:t>
-            </w:r>
+              </w:rPr>
+              <w:t xml:space="preserve">        -ApplicationPool "pool_$s" -Port 80 -HostHeader "$s.optimedit.eu"</w:t>
+            </w:r>
+          </w:p>
+          <w:p>
+            <w:pPr>
+              <w:spacing w:after="20"/>
+            </w:pPr>
             <w:r>
               <w:rPr>
                 <w:rFonts w:ascii="Consolas" w:eastAsia="Consolas" w:hAnsi="Consolas" w:cs="Consolas"/>
@@ -2379,9 +1894,13 @@
                 <w:sz w:val="18"/>
                 <w:szCs w:val="18"/>
               </w:rPr>
-              <w:t>New-</w:t>
-            </w:r>
-            <w:proofErr w:type="spellStart"/>
+              <w:t>}</w:t>
+            </w:r>
+          </w:p>
+          <w:p>
+            <w:pPr>
+              <w:spacing w:after="20"/>
+            </w:pPr>
             <w:r>
               <w:rPr>
                 <w:rFonts w:ascii="Consolas" w:eastAsia="Consolas" w:hAnsi="Consolas" w:cs="Consolas"/>
@@ -2389,9 +1908,13 @@
                 <w:sz w:val="18"/>
                 <w:szCs w:val="18"/>
               </w:rPr>
-              <w:t>Website</w:t>
-            </w:r>
-            <w:proofErr w:type="spellEnd"/>
+              <w:t>New-WebAppPool -Name 'pool_hub'</w:t>
+            </w:r>
+          </w:p>
+          <w:p>
+            <w:pPr>
+              <w:spacing w:after="20"/>
+            </w:pPr>
             <w:r>
               <w:rPr>
                 <w:rFonts w:ascii="Consolas" w:eastAsia="Consolas" w:hAnsi="Consolas" w:cs="Consolas"/>
@@ -2399,9 +1922,13 @@
                 <w:sz w:val="18"/>
                 <w:szCs w:val="18"/>
               </w:rPr>
-              <w:t xml:space="preserve"> -Name $s -</w:t>
-            </w:r>
-            <w:proofErr w:type="spellStart"/>
+              <w:t>New-Website -Name 'HUB' -PhysicalPath 'C:\inetpub\HUB' `</w:t>
+            </w:r>
+          </w:p>
+          <w:p>
+            <w:pPr>
+              <w:spacing w:after="20"/>
+            </w:pPr>
             <w:r>
               <w:rPr>
                 <w:rFonts w:ascii="Consolas" w:eastAsia="Consolas" w:hAnsi="Consolas" w:cs="Consolas"/>
@@ -2409,327 +1936,7 @@
                 <w:sz w:val="18"/>
                 <w:szCs w:val="18"/>
               </w:rPr>
-              <w:t>PhysicalPath</w:t>
-            </w:r>
-            <w:proofErr w:type="spellEnd"/>
-            <w:r>
-              <w:rPr>
-                <w:rFonts w:ascii="Consolas" w:eastAsia="Consolas" w:hAnsi="Consolas" w:cs="Consolas"/>
-                <w:color w:val="E2E8F0"/>
-                <w:sz w:val="18"/>
-                <w:szCs w:val="18"/>
-              </w:rPr>
-              <w:t xml:space="preserve"> "C:\apps_optimedit\$s" `</w:t>
-            </w:r>
-          </w:p>
-          <w:p>
-            <w:pPr>
-              <w:spacing w:after="20"/>
-            </w:pPr>
-            <w:r>
-              <w:rPr>
-                <w:rFonts w:ascii="Consolas" w:eastAsia="Consolas" w:hAnsi="Consolas" w:cs="Consolas"/>
-                <w:color w:val="E2E8F0"/>
-                <w:sz w:val="18"/>
-                <w:szCs w:val="18"/>
-              </w:rPr>
-              <w:t xml:space="preserve">        -</w:t>
-            </w:r>
-            <w:proofErr w:type="spellStart"/>
-            <w:r>
-              <w:rPr>
-                <w:rFonts w:ascii="Consolas" w:eastAsia="Consolas" w:hAnsi="Consolas" w:cs="Consolas"/>
-                <w:color w:val="E2E8F0"/>
-                <w:sz w:val="18"/>
-                <w:szCs w:val="18"/>
-              </w:rPr>
-              <w:t>ApplicationPool</w:t>
-            </w:r>
-            <w:proofErr w:type="spellEnd"/>
-            <w:r>
-              <w:rPr>
-                <w:rFonts w:ascii="Consolas" w:eastAsia="Consolas" w:hAnsi="Consolas" w:cs="Consolas"/>
-                <w:color w:val="E2E8F0"/>
-                <w:sz w:val="18"/>
-                <w:szCs w:val="18"/>
-              </w:rPr>
-              <w:t xml:space="preserve"> "</w:t>
-            </w:r>
-            <w:proofErr w:type="spellStart"/>
-            <w:r>
-              <w:rPr>
-                <w:rFonts w:ascii="Consolas" w:eastAsia="Consolas" w:hAnsi="Consolas" w:cs="Consolas"/>
-                <w:color w:val="E2E8F0"/>
-                <w:sz w:val="18"/>
-                <w:szCs w:val="18"/>
-              </w:rPr>
-              <w:t>pool_$s</w:t>
-            </w:r>
-            <w:proofErr w:type="spellEnd"/>
-            <w:r>
-              <w:rPr>
-                <w:rFonts w:ascii="Consolas" w:eastAsia="Consolas" w:hAnsi="Consolas" w:cs="Consolas"/>
-                <w:color w:val="E2E8F0"/>
-                <w:sz w:val="18"/>
-                <w:szCs w:val="18"/>
-              </w:rPr>
-              <w:t>" -Port 80 -</w:t>
-            </w:r>
-            <w:proofErr w:type="spellStart"/>
-            <w:r>
-              <w:rPr>
-                <w:rFonts w:ascii="Consolas" w:eastAsia="Consolas" w:hAnsi="Consolas" w:cs="Consolas"/>
-                <w:color w:val="E2E8F0"/>
-                <w:sz w:val="18"/>
-                <w:szCs w:val="18"/>
-              </w:rPr>
-              <w:t>HostHeader</w:t>
-            </w:r>
-            <w:proofErr w:type="spellEnd"/>
-            <w:r>
-              <w:rPr>
-                <w:rFonts w:ascii="Consolas" w:eastAsia="Consolas" w:hAnsi="Consolas" w:cs="Consolas"/>
-                <w:color w:val="E2E8F0"/>
-                <w:sz w:val="18"/>
-                <w:szCs w:val="18"/>
-              </w:rPr>
-              <w:t xml:space="preserve"> "$</w:t>
-            </w:r>
-            <w:proofErr w:type="gramStart"/>
-            <w:r>
-              <w:rPr>
-                <w:rFonts w:ascii="Consolas" w:eastAsia="Consolas" w:hAnsi="Consolas" w:cs="Consolas"/>
-                <w:color w:val="E2E8F0"/>
-                <w:sz w:val="18"/>
-                <w:szCs w:val="18"/>
-              </w:rPr>
-              <w:t>s.optimedit.eu</w:t>
-            </w:r>
-            <w:proofErr w:type="gramEnd"/>
-            <w:r>
-              <w:rPr>
-                <w:rFonts w:ascii="Consolas" w:eastAsia="Consolas" w:hAnsi="Consolas" w:cs="Consolas"/>
-                <w:color w:val="E2E8F0"/>
-                <w:sz w:val="18"/>
-                <w:szCs w:val="18"/>
-              </w:rPr>
-              <w:t>"</w:t>
-            </w:r>
-          </w:p>
-          <w:p>
-            <w:pPr>
-              <w:spacing w:after="20"/>
-            </w:pPr>
-            <w:r>
-              <w:rPr>
-                <w:rFonts w:ascii="Consolas" w:eastAsia="Consolas" w:hAnsi="Consolas" w:cs="Consolas"/>
-                <w:color w:val="E2E8F0"/>
-                <w:sz w:val="18"/>
-                <w:szCs w:val="18"/>
-              </w:rPr>
-              <w:t>}</w:t>
-            </w:r>
-          </w:p>
-          <w:p>
-            <w:pPr>
-              <w:spacing w:after="20"/>
-            </w:pPr>
-            <w:r>
-              <w:rPr>
-                <w:rFonts w:ascii="Consolas" w:eastAsia="Consolas" w:hAnsi="Consolas" w:cs="Consolas"/>
-                <w:color w:val="E2E8F0"/>
-                <w:sz w:val="18"/>
-                <w:szCs w:val="18"/>
-              </w:rPr>
-              <w:t>New-</w:t>
-            </w:r>
-            <w:proofErr w:type="spellStart"/>
-            <w:r>
-              <w:rPr>
-                <w:rFonts w:ascii="Consolas" w:eastAsia="Consolas" w:hAnsi="Consolas" w:cs="Consolas"/>
-                <w:color w:val="E2E8F0"/>
-                <w:sz w:val="18"/>
-                <w:szCs w:val="18"/>
-              </w:rPr>
-              <w:t>WebAppPool</w:t>
-            </w:r>
-            <w:proofErr w:type="spellEnd"/>
-            <w:r>
-              <w:rPr>
-                <w:rFonts w:ascii="Consolas" w:eastAsia="Consolas" w:hAnsi="Consolas" w:cs="Consolas"/>
-                <w:color w:val="E2E8F0"/>
-                <w:sz w:val="18"/>
-                <w:szCs w:val="18"/>
-              </w:rPr>
-              <w:t xml:space="preserve"> -Name '</w:t>
-            </w:r>
-            <w:proofErr w:type="spellStart"/>
-            <w:r>
-              <w:rPr>
-                <w:rFonts w:ascii="Consolas" w:eastAsia="Consolas" w:hAnsi="Consolas" w:cs="Consolas"/>
-                <w:color w:val="E2E8F0"/>
-                <w:sz w:val="18"/>
-                <w:szCs w:val="18"/>
-              </w:rPr>
-              <w:t>pool_hub</w:t>
-            </w:r>
-            <w:proofErr w:type="spellEnd"/>
-            <w:r>
-              <w:rPr>
-                <w:rFonts w:ascii="Consolas" w:eastAsia="Consolas" w:hAnsi="Consolas" w:cs="Consolas"/>
-                <w:color w:val="E2E8F0"/>
-                <w:sz w:val="18"/>
-                <w:szCs w:val="18"/>
-              </w:rPr>
-              <w:t>'</w:t>
-            </w:r>
-          </w:p>
-          <w:p>
-            <w:pPr>
-              <w:spacing w:after="20"/>
-            </w:pPr>
-            <w:r>
-              <w:rPr>
-                <w:rFonts w:ascii="Consolas" w:eastAsia="Consolas" w:hAnsi="Consolas" w:cs="Consolas"/>
-                <w:color w:val="E2E8F0"/>
-                <w:sz w:val="18"/>
-                <w:szCs w:val="18"/>
-              </w:rPr>
-              <w:t>New-</w:t>
-            </w:r>
-            <w:proofErr w:type="spellStart"/>
-            <w:r>
-              <w:rPr>
-                <w:rFonts w:ascii="Consolas" w:eastAsia="Consolas" w:hAnsi="Consolas" w:cs="Consolas"/>
-                <w:color w:val="E2E8F0"/>
-                <w:sz w:val="18"/>
-                <w:szCs w:val="18"/>
-              </w:rPr>
-              <w:t>Website</w:t>
-            </w:r>
-            <w:proofErr w:type="spellEnd"/>
-            <w:r>
-              <w:rPr>
-                <w:rFonts w:ascii="Consolas" w:eastAsia="Consolas" w:hAnsi="Consolas" w:cs="Consolas"/>
-                <w:color w:val="E2E8F0"/>
-                <w:sz w:val="18"/>
-                <w:szCs w:val="18"/>
-              </w:rPr>
-              <w:t xml:space="preserve"> -Name 'HUB' -</w:t>
-            </w:r>
-            <w:proofErr w:type="spellStart"/>
-            <w:r>
-              <w:rPr>
-                <w:rFonts w:ascii="Consolas" w:eastAsia="Consolas" w:hAnsi="Consolas" w:cs="Consolas"/>
-                <w:color w:val="E2E8F0"/>
-                <w:sz w:val="18"/>
-                <w:szCs w:val="18"/>
-              </w:rPr>
-              <w:t>PhysicalPath</w:t>
-            </w:r>
-            <w:proofErr w:type="spellEnd"/>
-            <w:r>
-              <w:rPr>
-                <w:rFonts w:ascii="Consolas" w:eastAsia="Consolas" w:hAnsi="Consolas" w:cs="Consolas"/>
-                <w:color w:val="E2E8F0"/>
-                <w:sz w:val="18"/>
-                <w:szCs w:val="18"/>
-              </w:rPr>
-              <w:t xml:space="preserve"> 'C:\</w:t>
-            </w:r>
-            <w:proofErr w:type="spellStart"/>
-            <w:r>
-              <w:rPr>
-                <w:rFonts w:ascii="Consolas" w:eastAsia="Consolas" w:hAnsi="Consolas" w:cs="Consolas"/>
-                <w:color w:val="E2E8F0"/>
-                <w:sz w:val="18"/>
-                <w:szCs w:val="18"/>
-              </w:rPr>
-              <w:t>inetpub</w:t>
-            </w:r>
-            <w:proofErr w:type="spellEnd"/>
-            <w:r>
-              <w:rPr>
-                <w:rFonts w:ascii="Consolas" w:eastAsia="Consolas" w:hAnsi="Consolas" w:cs="Consolas"/>
-                <w:color w:val="E2E8F0"/>
-                <w:sz w:val="18"/>
-                <w:szCs w:val="18"/>
-              </w:rPr>
-              <w:t>\HUB' `</w:t>
-            </w:r>
-          </w:p>
-          <w:p>
-            <w:pPr>
-              <w:spacing w:after="20"/>
-            </w:pPr>
-            <w:r>
-              <w:rPr>
-                <w:rFonts w:ascii="Consolas" w:eastAsia="Consolas" w:hAnsi="Consolas" w:cs="Consolas"/>
-                <w:color w:val="E2E8F0"/>
-                <w:sz w:val="18"/>
-                <w:szCs w:val="18"/>
-              </w:rPr>
-              <w:t xml:space="preserve">    -</w:t>
-            </w:r>
-            <w:proofErr w:type="spellStart"/>
-            <w:r>
-              <w:rPr>
-                <w:rFonts w:ascii="Consolas" w:eastAsia="Consolas" w:hAnsi="Consolas" w:cs="Consolas"/>
-                <w:color w:val="E2E8F0"/>
-                <w:sz w:val="18"/>
-                <w:szCs w:val="18"/>
-              </w:rPr>
-              <w:t>ApplicationPool</w:t>
-            </w:r>
-            <w:proofErr w:type="spellEnd"/>
-            <w:r>
-              <w:rPr>
-                <w:rFonts w:ascii="Consolas" w:eastAsia="Consolas" w:hAnsi="Consolas" w:cs="Consolas"/>
-                <w:color w:val="E2E8F0"/>
-                <w:sz w:val="18"/>
-                <w:szCs w:val="18"/>
-              </w:rPr>
-              <w:t xml:space="preserve"> '</w:t>
-            </w:r>
-            <w:proofErr w:type="spellStart"/>
-            <w:r>
-              <w:rPr>
-                <w:rFonts w:ascii="Consolas" w:eastAsia="Consolas" w:hAnsi="Consolas" w:cs="Consolas"/>
-                <w:color w:val="E2E8F0"/>
-                <w:sz w:val="18"/>
-                <w:szCs w:val="18"/>
-              </w:rPr>
-              <w:t>pool_hub</w:t>
-            </w:r>
-            <w:proofErr w:type="spellEnd"/>
-            <w:r>
-              <w:rPr>
-                <w:rFonts w:ascii="Consolas" w:eastAsia="Consolas" w:hAnsi="Consolas" w:cs="Consolas"/>
-                <w:color w:val="E2E8F0"/>
-                <w:sz w:val="18"/>
-                <w:szCs w:val="18"/>
-              </w:rPr>
-              <w:t>' -Port 80 -</w:t>
-            </w:r>
-            <w:proofErr w:type="spellStart"/>
-            <w:r>
-              <w:rPr>
-                <w:rFonts w:ascii="Consolas" w:eastAsia="Consolas" w:hAnsi="Consolas" w:cs="Consolas"/>
-                <w:color w:val="E2E8F0"/>
-                <w:sz w:val="18"/>
-                <w:szCs w:val="18"/>
-              </w:rPr>
-              <w:t>HostHeader</w:t>
-            </w:r>
-            <w:proofErr w:type="spellEnd"/>
-            <w:r>
-              <w:rPr>
-                <w:rFonts w:ascii="Consolas" w:eastAsia="Consolas" w:hAnsi="Consolas" w:cs="Consolas"/>
-                <w:color w:val="E2E8F0"/>
-                <w:sz w:val="18"/>
-                <w:szCs w:val="18"/>
-              </w:rPr>
-              <w:t xml:space="preserve"> 'hub.optimedit.eu'</w:t>
+              <w:t xml:space="preserve">    -ApplicationPool 'pool_hub' -Port 80 -HostHeader 'hub.optimedit.eu'</w:t>
             </w:r>
           </w:p>
         </w:tc>
@@ -2771,29 +1978,7 @@
                 <w:sz w:val="20"/>
                 <w:szCs w:val="20"/>
               </w:rPr>
-              <w:t>Identité des pools (</w:t>
-            </w:r>
-            <w:proofErr w:type="spellStart"/>
-            <w:r>
-              <w:rPr>
-                <w:b/>
-                <w:bCs/>
-                <w:color w:val="B45309"/>
-                <w:sz w:val="20"/>
-                <w:szCs w:val="20"/>
-              </w:rPr>
-              <w:t>svc_xxx</w:t>
-            </w:r>
-            <w:proofErr w:type="spellEnd"/>
-            <w:r>
-              <w:rPr>
-                <w:b/>
-                <w:bCs/>
-                <w:color w:val="B45309"/>
-                <w:sz w:val="20"/>
-                <w:szCs w:val="20"/>
-              </w:rPr>
-              <w:t>) — précision</w:t>
+              <w:t>Identité des pools (svc_xxx) — précision</w:t>
             </w:r>
           </w:p>
           <w:p>
@@ -2806,49 +1991,31 @@
                 <w:sz w:val="20"/>
                 <w:szCs w:val="20"/>
               </w:rPr>
-              <w:t>Lier un compte de service (</w:t>
-            </w:r>
-            <w:proofErr w:type="spellStart"/>
+              <w:lastRenderedPageBreak/>
+              <w:t>Lier un compte de service (svc_achat, svc_blog, …) à l'identité d'un pool IIS n'est nécessaire QUE si l'application elle-même a besoin de ce contexte de sécurité (délégation Kerberos vers une base de données, accès à un partage réseau, SPN dédié, etc.).</w:t>
+            </w:r>
+          </w:p>
+          <w:p>
+            <w:pPr>
+              <w:spacing w:after="60"/>
+            </w:pPr>
             <w:r>
               <w:rPr>
                 <w:color w:val="1F2937"/>
                 <w:sz w:val="20"/>
                 <w:szCs w:val="20"/>
-              </w:rPr>
-              <w:t>svc_achat</w:t>
-            </w:r>
-            <w:proofErr w:type="spellEnd"/>
+                <w:highlight w:val="yellow"/>
+              </w:rPr>
+              <w:t>Si les 13 sites sur OPT-RP-01 ne sont que des points d'entrée ARR qui relaient vers les vrais backends IIS, laissez l'identité par défaut ApplicationPoolIdentity</w:t>
+            </w:r>
             <w:r>
               <w:rPr>
                 <w:color w:val="1F2937"/>
                 <w:sz w:val="20"/>
                 <w:szCs w:val="20"/>
               </w:rPr>
-              <w:t xml:space="preserve">, </w:t>
-            </w:r>
-            <w:proofErr w:type="spellStart"/>
-            <w:r>
-              <w:rPr>
-                <w:color w:val="1F2937"/>
-                <w:sz w:val="20"/>
-                <w:szCs w:val="20"/>
-              </w:rPr>
-              <w:t>svc_blog</w:t>
-            </w:r>
-            <w:proofErr w:type="spellEnd"/>
-            <w:r>
-              <w:rPr>
-                <w:color w:val="1F2937"/>
-                <w:sz w:val="20"/>
-                <w:szCs w:val="20"/>
-              </w:rPr>
-              <w:t>, …) à l'identité d'un pool IIS n'est nécessaire QUE si l'application elle-même a besoin de ce contexte de sécurité (délégation Kerberos vers une base de données, accès à un partage réseau, SPN dédié, etc.).</w:t>
-            </w:r>
-          </w:p>
-          <w:p>
-            <w:pPr>
-              <w:spacing w:after="60"/>
-            </w:pPr>
+              <w:t xml:space="preserve"> — </w:t>
+            </w:r>
             <w:r>
               <w:rPr>
                 <w:b/>
@@ -2857,78 +2024,8 @@
                 <w:sz w:val="20"/>
                 <w:szCs w:val="20"/>
               </w:rPr>
-              <w:t>Si les 13 sites sur OPT-RP-01</w:t>
-            </w:r>
-            <w:r>
-              <w:rPr>
-                <w:color w:val="1F2937"/>
-                <w:sz w:val="20"/>
-                <w:szCs w:val="20"/>
-              </w:rPr>
-              <w:t xml:space="preserve"> ne sont que des points d'entrée ARR qui relaient vers les vrais backends IIS, laissez l'identité par défaut </w:t>
-            </w:r>
-            <w:proofErr w:type="spellStart"/>
-            <w:r>
-              <w:rPr>
-                <w:color w:val="1F2937"/>
-                <w:sz w:val="20"/>
-                <w:szCs w:val="20"/>
-              </w:rPr>
-              <w:t>ApplicationPoolIdentity</w:t>
-            </w:r>
-            <w:proofErr w:type="spellEnd"/>
-            <w:r>
-              <w:rPr>
-                <w:color w:val="1F2937"/>
-                <w:sz w:val="20"/>
-                <w:szCs w:val="20"/>
-              </w:rPr>
-              <w:t xml:space="preserve"> — </w:t>
-            </w:r>
-            <w:r>
-              <w:rPr>
-                <w:b/>
-                <w:bCs/>
-                <w:color w:val="1F2937"/>
-                <w:sz w:val="20"/>
-                <w:szCs w:val="20"/>
-              </w:rPr>
-              <w:t>ce sont les pools SUR LES BACKENDS (OPT-IIS-</w:t>
-            </w:r>
-            <w:proofErr w:type="gramStart"/>
-            <w:r>
-              <w:rPr>
-                <w:b/>
-                <w:bCs/>
-                <w:color w:val="1F2937"/>
-                <w:sz w:val="20"/>
-                <w:szCs w:val="20"/>
-              </w:rPr>
-              <w:t>01..</w:t>
-            </w:r>
-            <w:proofErr w:type="gramEnd"/>
-            <w:r>
-              <w:rPr>
-                <w:b/>
-                <w:bCs/>
-                <w:color w:val="1F2937"/>
-                <w:sz w:val="20"/>
-                <w:szCs w:val="20"/>
-              </w:rPr>
-              <w:t xml:space="preserve">06) qui doivent porter les </w:t>
-            </w:r>
-            <w:proofErr w:type="spellStart"/>
-            <w:r>
-              <w:rPr>
-                <w:b/>
-                <w:bCs/>
-                <w:color w:val="1F2937"/>
-                <w:sz w:val="20"/>
-                <w:szCs w:val="20"/>
-              </w:rPr>
-              <w:t>svc_xxx</w:t>
-            </w:r>
-            <w:proofErr w:type="spellEnd"/>
+              <w:t>ce sont les pools SUR LES BACKENDS (OPT-IIS-01..06) qui doivent porter les svc_xxx</w:t>
+            </w:r>
             <w:r>
               <w:rPr>
                 <w:color w:val="1F2937"/>
@@ -2961,45 +2058,15 @@
         <w:spacing w:after="80"/>
       </w:pPr>
       <w:r>
-        <w:t xml:space="preserve">Dans IIS Manager, sélectionner le nœud serveur &gt; Server </w:t>
-      </w:r>
-      <w:proofErr w:type="spellStart"/>
-      <w:r>
-        <w:t>Farms</w:t>
-      </w:r>
-      <w:proofErr w:type="spellEnd"/>
-      <w:r>
-        <w:t xml:space="preserve"> &gt; </w:t>
-      </w:r>
-      <w:proofErr w:type="spellStart"/>
-      <w:r>
-        <w:t>Create</w:t>
-      </w:r>
-      <w:proofErr w:type="spellEnd"/>
-      <w:r>
-        <w:t xml:space="preserve"> Server </w:t>
-      </w:r>
-      <w:proofErr w:type="spellStart"/>
-      <w:r>
-        <w:t>Farm</w:t>
-      </w:r>
-      <w:proofErr w:type="spellEnd"/>
-      <w:r>
-        <w:t xml:space="preserve">, nommer la ferme </w:t>
-      </w:r>
-      <w:proofErr w:type="spellStart"/>
-      <w:r>
-        <w:t>Optimedit</w:t>
-      </w:r>
-      <w:proofErr w:type="spellEnd"/>
-      <w:r>
-        <w:t>-Web-</w:t>
-      </w:r>
-      <w:proofErr w:type="spellStart"/>
-      <w:r>
-        <w:t>Farm</w:t>
-      </w:r>
-      <w:proofErr w:type="spellEnd"/>
+        <w:t xml:space="preserve">Dans IIS Manager, sélectionner le nœud serveur &gt; Server Farms &gt; Create Server Farm, nommer la ferme </w:t>
+      </w:r>
+      <w:r>
+        <w:rPr>
+          <w:b/>
+          <w:bCs/>
+        </w:rPr>
+        <w:t>Optimedit-Web-Farm</w:t>
+      </w:r>
       <w:r>
         <w:t>.</w:t>
       </w:r>
@@ -3027,7 +2094,355 @@
         <w:spacing w:after="80"/>
       </w:pPr>
       <w:r>
-        <w:t>Laisser IIS créer automatiquement la règle de réécriture au niveau serveur lorsqu'il le propose.</w:t>
+        <w:t xml:space="preserve">Laisser IIS créer automatiquement la règle de réécriture </w:t>
+      </w:r>
+      <w:r>
+        <w:rPr>
+          <w:b/>
+          <w:bCs/>
+        </w:rPr>
+        <w:t>au niveau serveur</w:t>
+      </w:r>
+      <w:r>
+        <w:t xml:space="preserve"> lorsqu'il le propose.</w:t>
+      </w:r>
+    </w:p>
+    <w:tbl>
+      <w:tblPr>
+        <w:tblStyle w:val="Grilledutableau"/>
+        <w:tblW w:w="0" w:type="auto"/>
+        <w:tblInd w:w="450" w:type="dxa"/>
+        <w:tblLook w:val="04A0" w:firstRow="1" w:lastRow="0" w:firstColumn="1" w:lastColumn="0" w:noHBand="0" w:noVBand="1"/>
+      </w:tblPr>
+      <w:tblGrid>
+        <w:gridCol w:w="4817"/>
+        <w:gridCol w:w="4763"/>
+      </w:tblGrid>
+      <w:tr>
+        <w:tc>
+          <w:tcPr>
+            <w:tcW w:w="9580" w:type="dxa"/>
+            <w:gridSpan w:val="2"/>
+          </w:tcPr>
+          <w:p>
+            <w:pPr>
+              <w:pStyle w:val="Paragraphedeliste"/>
+              <w:spacing w:after="80"/>
+            </w:pPr>
+          </w:p>
+        </w:tc>
+      </w:tr>
+      <w:tr>
+        <w:tc>
+          <w:tcPr>
+            <w:tcW w:w="4790" w:type="dxa"/>
+          </w:tcPr>
+          <w:p>
+            <w:pPr>
+              <w:pStyle w:val="Paragraphedeliste"/>
+              <w:spacing w:after="80"/>
+            </w:pPr>
+            <w:r>
+              <w:rPr>
+                <w:noProof/>
+              </w:rPr>
+              <w:drawing>
+                <wp:inline distT="0" distB="0" distL="0" distR="0" wp14:anchorId="7ECB504B" wp14:editId="09F3B110">
+                  <wp:extent cx="2875118" cy="2688498"/>
+                  <wp:effectExtent l="19050" t="19050" r="20955" b="17145"/>
+                  <wp:docPr id="1" name="Image 1"/>
+                  <wp:cNvGraphicFramePr>
+                    <a:graphicFrameLocks xmlns:a="http://schemas.openxmlformats.org/drawingml/2006/main" noChangeAspect="1"/>
+                  </wp:cNvGraphicFramePr>
+                  <a:graphic xmlns:a="http://schemas.openxmlformats.org/drawingml/2006/main">
+                    <a:graphicData uri="http://schemas.openxmlformats.org/drawingml/2006/picture">
+                      <pic:pic xmlns:pic="http://schemas.openxmlformats.org/drawingml/2006/picture">
+                        <pic:nvPicPr>
+                          <pic:cNvPr id="1" name=""/>
+                          <pic:cNvPicPr/>
+                        </pic:nvPicPr>
+                        <pic:blipFill>
+                          <a:blip r:embed="rId7"/>
+                          <a:stretch>
+                            <a:fillRect/>
+                          </a:stretch>
+                        </pic:blipFill>
+                        <pic:spPr>
+                          <a:xfrm>
+                            <a:off x="0" y="0"/>
+                            <a:ext cx="2892170" cy="2704443"/>
+                          </a:xfrm>
+                          <a:prstGeom prst="rect">
+                            <a:avLst/>
+                          </a:prstGeom>
+                          <a:ln>
+                            <a:solidFill>
+                              <a:schemeClr val="accent1"/>
+                            </a:solidFill>
+                          </a:ln>
+                        </pic:spPr>
+                      </pic:pic>
+                    </a:graphicData>
+                  </a:graphic>
+                </wp:inline>
+              </w:drawing>
+            </w:r>
+          </w:p>
+        </w:tc>
+        <w:tc>
+          <w:tcPr>
+            <w:tcW w:w="4790" w:type="dxa"/>
+          </w:tcPr>
+          <w:p>
+            <w:pPr>
+              <w:pStyle w:val="Paragraphedeliste"/>
+              <w:spacing w:after="80"/>
+            </w:pPr>
+            <w:r>
+              <w:rPr>
+                <w:noProof/>
+              </w:rPr>
+              <w:drawing>
+                <wp:inline distT="0" distB="0" distL="0" distR="0" wp14:anchorId="6D78D897" wp14:editId="04335247">
+                  <wp:extent cx="2825087" cy="1254847"/>
+                  <wp:effectExtent l="19050" t="19050" r="13970" b="21590"/>
+                  <wp:docPr id="2" name="Image 2"/>
+                  <wp:cNvGraphicFramePr>
+                    <a:graphicFrameLocks xmlns:a="http://schemas.openxmlformats.org/drawingml/2006/main" noChangeAspect="1"/>
+                  </wp:cNvGraphicFramePr>
+                  <a:graphic xmlns:a="http://schemas.openxmlformats.org/drawingml/2006/main">
+                    <a:graphicData uri="http://schemas.openxmlformats.org/drawingml/2006/picture">
+                      <pic:pic xmlns:pic="http://schemas.openxmlformats.org/drawingml/2006/picture">
+                        <pic:nvPicPr>
+                          <pic:cNvPr id="1" name=""/>
+                          <pic:cNvPicPr/>
+                        </pic:nvPicPr>
+                        <pic:blipFill>
+                          <a:blip r:embed="rId8"/>
+                          <a:stretch>
+                            <a:fillRect/>
+                          </a:stretch>
+                        </pic:blipFill>
+                        <pic:spPr>
+                          <a:xfrm>
+                            <a:off x="0" y="0"/>
+                            <a:ext cx="2839597" cy="1261292"/>
+                          </a:xfrm>
+                          <a:prstGeom prst="rect">
+                            <a:avLst/>
+                          </a:prstGeom>
+                          <a:ln>
+                            <a:solidFill>
+                              <a:schemeClr val="accent1"/>
+                            </a:solidFill>
+                          </a:ln>
+                        </pic:spPr>
+                      </pic:pic>
+                    </a:graphicData>
+                  </a:graphic>
+                </wp:inline>
+              </w:drawing>
+            </w:r>
+          </w:p>
+          <w:p>
+            <w:pPr>
+              <w:pStyle w:val="Paragraphedeliste"/>
+              <w:spacing w:after="80"/>
+            </w:pPr>
+          </w:p>
+        </w:tc>
+      </w:tr>
+      <w:tr>
+        <w:tc>
+          <w:tcPr>
+            <w:tcW w:w="9580" w:type="dxa"/>
+            <w:gridSpan w:val="2"/>
+          </w:tcPr>
+          <w:p>
+            <w:pPr>
+              <w:pStyle w:val="Paragraphedeliste"/>
+              <w:spacing w:after="80"/>
+            </w:pPr>
+            <w:r>
+              <w:rPr>
+                <w:noProof/>
+              </w:rPr>
+              <w:drawing>
+                <wp:inline distT="0" distB="0" distL="0" distR="0" wp14:anchorId="27362960" wp14:editId="78E9487C">
+                  <wp:extent cx="5970896" cy="798102"/>
+                  <wp:effectExtent l="19050" t="19050" r="11430" b="21590"/>
+                  <wp:docPr id="3" name="Image 3"/>
+                  <wp:cNvGraphicFramePr>
+                    <a:graphicFrameLocks xmlns:a="http://schemas.openxmlformats.org/drawingml/2006/main" noChangeAspect="1"/>
+                  </wp:cNvGraphicFramePr>
+                  <a:graphic xmlns:a="http://schemas.openxmlformats.org/drawingml/2006/main">
+                    <a:graphicData uri="http://schemas.openxmlformats.org/drawingml/2006/picture">
+                      <pic:pic xmlns:pic="http://schemas.openxmlformats.org/drawingml/2006/picture">
+                        <pic:nvPicPr>
+                          <pic:cNvPr id="1" name=""/>
+                          <pic:cNvPicPr/>
+                        </pic:nvPicPr>
+                        <pic:blipFill>
+                          <a:blip r:embed="rId9"/>
+                          <a:stretch>
+                            <a:fillRect/>
+                          </a:stretch>
+                        </pic:blipFill>
+                        <pic:spPr>
+                          <a:xfrm>
+                            <a:off x="0" y="0"/>
+                            <a:ext cx="6031020" cy="806138"/>
+                          </a:xfrm>
+                          <a:prstGeom prst="rect">
+                            <a:avLst/>
+                          </a:prstGeom>
+                          <a:ln>
+                            <a:solidFill>
+                              <a:schemeClr val="accent1"/>
+                            </a:solidFill>
+                          </a:ln>
+                        </pic:spPr>
+                      </pic:pic>
+                    </a:graphicData>
+                  </a:graphic>
+                </wp:inline>
+              </w:drawing>
+            </w:r>
+          </w:p>
+          <w:p>
+            <w:pPr>
+              <w:pStyle w:val="Paragraphedeliste"/>
+              <w:spacing w:after="80"/>
+              <w:rPr>
+                <w:sz w:val="18"/>
+                <w:szCs w:val="18"/>
+              </w:rPr>
+            </w:pPr>
+            <w:hyperlink r:id="rId10" w:history="1">
+              <w:r>
+                <w:rPr>
+                  <w:rStyle w:val="Lienhypertexte"/>
+                  <w:sz w:val="18"/>
+                  <w:szCs w:val="18"/>
+                </w:rPr>
+                <w:t>http://Optimedit-Web-Farm/{</w:t>
+              </w:r>
+              <w:r>
+                <w:rPr>
+                  <w:rStyle w:val="Lienhypertexte"/>
+                  <w:b/>
+                  <w:bCs/>
+                  <w:color w:val="0070C0"/>
+                  <w:sz w:val="18"/>
+                  <w:szCs w:val="18"/>
+                </w:rPr>
+                <w:t>R:0</w:t>
+              </w:r>
+              <w:r>
+                <w:rPr>
+                  <w:rStyle w:val="Lienhypertexte"/>
+                  <w:sz w:val="18"/>
+                  <w:szCs w:val="18"/>
+                </w:rPr>
+                <w:t>}</w:t>
+              </w:r>
+            </w:hyperlink>
+            <w:r>
+              <w:rPr>
+                <w:sz w:val="18"/>
+                <w:szCs w:val="18"/>
+              </w:rPr>
+              <w:t xml:space="preserve"> </w:t>
+            </w:r>
+            <w:r>
+              <w:rPr>
+                <w:sz w:val="18"/>
+                <w:szCs w:val="18"/>
+              </w:rPr>
+              <w:t xml:space="preserve">La règle </w:t>
+            </w:r>
+            <w:r>
+              <w:rPr>
+                <w:b/>
+                <w:bCs/>
+                <w:sz w:val="18"/>
+                <w:szCs w:val="18"/>
+              </w:rPr>
+              <w:t>auto</w:t>
+            </w:r>
+            <w:r>
+              <w:rPr>
+                <w:b/>
+                <w:bCs/>
+                <w:sz w:val="18"/>
+                <w:szCs w:val="18"/>
+              </w:rPr>
+              <w:noBreakHyphen/>
+              <w:t>générée</w:t>
+            </w:r>
+            <w:r>
+              <w:rPr>
+                <w:sz w:val="18"/>
+                <w:szCs w:val="18"/>
+              </w:rPr>
+              <w:t xml:space="preserve"> par ARR lors de la création de la ferme</w:t>
+            </w:r>
+            <w:r>
+              <w:rPr>
+                <w:sz w:val="18"/>
+                <w:szCs w:val="18"/>
+              </w:rPr>
+              <w:t xml:space="preserve"> (</w:t>
+            </w:r>
+            <w:r>
+              <w:rPr>
+                <w:sz w:val="18"/>
+                <w:szCs w:val="18"/>
+              </w:rPr>
+              <w:t xml:space="preserve">au </w:t>
+            </w:r>
+            <w:r>
+              <w:rPr>
+                <w:sz w:val="18"/>
+                <w:szCs w:val="18"/>
+              </w:rPr>
+              <w:t xml:space="preserve">niveau </w:t>
+            </w:r>
+            <w:r>
+              <w:rPr>
+                <w:sz w:val="18"/>
+                <w:szCs w:val="18"/>
+              </w:rPr>
+              <w:t xml:space="preserve">du </w:t>
+            </w:r>
+            <w:r>
+              <w:rPr>
+                <w:sz w:val="18"/>
+                <w:szCs w:val="18"/>
+              </w:rPr>
+              <w:t>serveur)</w:t>
+            </w:r>
+          </w:p>
+        </w:tc>
+      </w:tr>
+    </w:tbl>
+    <w:p>
+      <w:pPr>
+        <w:pStyle w:val="Paragraphedeliste"/>
+        <w:spacing w:after="80"/>
+        <w:ind w:left="450"/>
+      </w:pPr>
+    </w:p>
+    <w:p>
+      <w:pPr>
+        <w:pStyle w:val="Paragraphedeliste"/>
+        <w:spacing w:after="80"/>
+        <w:ind w:left="450"/>
+      </w:pPr>
+    </w:p>
+    <w:p>
+      <w:r>
+        <w:br w:type="page"/>
       </w:r>
     </w:p>
     <w:p>
@@ -3040,39 +2455,323 @@
         <w:spacing w:after="80"/>
       </w:pPr>
       <w:r>
-        <w:t xml:space="preserve">Dans chaque site (les 13 + éventuellement HUB), aller dans URL Rewrite &gt; </w:t>
-      </w:r>
-      <w:proofErr w:type="spellStart"/>
-      <w:r>
-        <w:t>Add</w:t>
-      </w:r>
-      <w:proofErr w:type="spellEnd"/>
-      <w:r>
-        <w:t xml:space="preserve"> Rule(s) &gt; Reverse Proxy, cibler </w:t>
-      </w:r>
-      <w:proofErr w:type="spellStart"/>
-      <w:r>
-        <w:t>Optimedit</w:t>
-      </w:r>
-      <w:proofErr w:type="spellEnd"/>
-      <w:r>
-        <w:t>-Web-</w:t>
-      </w:r>
-      <w:proofErr w:type="spellStart"/>
-      <w:r>
-        <w:t>Farm</w:t>
-      </w:r>
-      <w:proofErr w:type="spellEnd"/>
+        <w:lastRenderedPageBreak/>
+        <w:t>La</w:t>
+      </w:r>
+      <w:r>
+        <w:t xml:space="preserve"> règle </w:t>
+      </w:r>
+      <w:r>
+        <w:rPr>
+          <w:b/>
+          <w:bCs/>
+        </w:rPr>
+        <w:t>Reverse Proxy</w:t>
+      </w:r>
+      <w:r>
+        <w:t xml:space="preserve"> </w:t>
+      </w:r>
+      <w:r>
+        <w:t xml:space="preserve">à </w:t>
+      </w:r>
+      <w:r>
+        <w:t>créer pour chaque site</w:t>
+      </w:r>
+      <w:r>
+        <w:t xml:space="preserve"> (</w:t>
+      </w:r>
+      <w:r>
+        <w:t xml:space="preserve">configurations </w:t>
+      </w:r>
+      <w:r>
+        <w:t>au niveau des sites)</w:t>
+      </w:r>
       <w:r>
         <w:t>.</w:t>
       </w:r>
     </w:p>
     <w:p>
       <w:pPr>
+        <w:pStyle w:val="Paragraphedeliste"/>
+        <w:spacing w:after="80"/>
+        <w:ind w:left="450"/>
+      </w:pPr>
+      <w:r>
+        <w:t xml:space="preserve">Dans chaque site (les 13 + éventuellement HUB), aller dans URL Rewrite &gt; Add Rule(s) &gt; Reverse Proxy, cibler </w:t>
+      </w:r>
+      <w:r>
+        <w:rPr>
+          <w:b/>
+          <w:bCs/>
+        </w:rPr>
+        <w:t>Optimedit-Web-Farm</w:t>
+      </w:r>
+      <w:r>
+        <w:rPr>
+          <w:b/>
+          <w:bCs/>
+        </w:rPr>
+        <w:t xml:space="preserve"> </w:t>
+      </w:r>
+      <w:r>
+        <w:t xml:space="preserve">(entrer le nom de la ferme </w:t>
+      </w:r>
+      <w:r>
+        <w:t>à la place de</w:t>
+      </w:r>
+      <w:r>
+        <w:t xml:space="preserve"> l’IP du Serveur Proxy)</w:t>
+      </w:r>
+      <w:r>
+        <w:t xml:space="preserve">, laisser la case cochée « Autoriser </w:t>
+      </w:r>
+      <w:r>
+        <w:t>déchargement SSL</w:t>
+      </w:r>
+      <w:r>
+        <w:t xml:space="preserve"> » </w:t>
+      </w:r>
+      <w:r>
+        <w:t xml:space="preserve">pour ne pas </w:t>
+      </w:r>
+      <w:r>
+        <w:t>obtenir</w:t>
+      </w:r>
+      <w:r>
+        <w:t xml:space="preserve"> un URL comme « ReverseProxyInboundRule1</w:t>
+      </w:r>
+    </w:p>
+    <w:p>
+      <w:pPr>
+        <w:pStyle w:val="Paragraphedeliste"/>
+        <w:spacing w:after="80"/>
+        <w:ind w:left="450"/>
+      </w:pPr>
+      <w:r>
+        <w:rPr>
+          <w:b/>
+          <w:bCs/>
+          <w:color w:val="FF0000"/>
+        </w:rPr>
+        <w:t>{C:1}://</w:t>
+      </w:r>
+      <w:r>
+        <w:t>Optimedit-Web-Farm/{R:1} »</w:t>
+      </w:r>
+      <w:r>
+        <w:t>.</w:t>
+      </w:r>
+    </w:p>
+    <w:tbl>
+      <w:tblPr>
+        <w:tblStyle w:val="Grilledutableau"/>
+        <w:tblW w:w="0" w:type="auto"/>
+        <w:tblInd w:w="150" w:type="dxa"/>
+        <w:tblLook w:val="04A0" w:firstRow="1" w:lastRow="0" w:firstColumn="1" w:lastColumn="0" w:noHBand="0" w:noVBand="1"/>
+      </w:tblPr>
+      <w:tblGrid>
+        <w:gridCol w:w="5478"/>
+        <w:gridCol w:w="4402"/>
+      </w:tblGrid>
+      <w:tr>
+        <w:tc>
+          <w:tcPr>
+            <w:tcW w:w="5015" w:type="dxa"/>
+          </w:tcPr>
+          <w:p>
+            <w:pPr>
+              <w:spacing w:after="80"/>
+            </w:pPr>
+            <w:r>
+              <w:rPr>
+                <w:noProof/>
+              </w:rPr>
+              <w:drawing>
+                <wp:inline distT="0" distB="0" distL="0" distR="0" wp14:anchorId="355E76B5" wp14:editId="19FFAC51">
+                  <wp:extent cx="2512088" cy="1329929"/>
+                  <wp:effectExtent l="19050" t="19050" r="21590" b="22860"/>
+                  <wp:docPr id="4" name="Image 4"/>
+                  <wp:cNvGraphicFramePr>
+                    <a:graphicFrameLocks xmlns:a="http://schemas.openxmlformats.org/drawingml/2006/main" noChangeAspect="1"/>
+                  </wp:cNvGraphicFramePr>
+                  <a:graphic xmlns:a="http://schemas.openxmlformats.org/drawingml/2006/main">
+                    <a:graphicData uri="http://schemas.openxmlformats.org/drawingml/2006/picture">
+                      <pic:pic xmlns:pic="http://schemas.openxmlformats.org/drawingml/2006/picture">
+                        <pic:nvPicPr>
+                          <pic:cNvPr id="1" name=""/>
+                          <pic:cNvPicPr/>
+                        </pic:nvPicPr>
+                        <pic:blipFill>
+                          <a:blip r:embed="rId11"/>
+                          <a:stretch>
+                            <a:fillRect/>
+                          </a:stretch>
+                        </pic:blipFill>
+                        <pic:spPr>
+                          <a:xfrm>
+                            <a:off x="0" y="0"/>
+                            <a:ext cx="2521921" cy="1335135"/>
+                          </a:xfrm>
+                          <a:prstGeom prst="rect">
+                            <a:avLst/>
+                          </a:prstGeom>
+                          <a:ln>
+                            <a:solidFill>
+                              <a:schemeClr val="accent1"/>
+                            </a:solidFill>
+                          </a:ln>
+                        </pic:spPr>
+                      </pic:pic>
+                    </a:graphicData>
+                  </a:graphic>
+                </wp:inline>
+              </w:drawing>
+            </w:r>
+          </w:p>
+        </w:tc>
+        <w:tc>
+          <w:tcPr>
+            <w:tcW w:w="5015" w:type="dxa"/>
+          </w:tcPr>
+          <w:p>
+            <w:pPr>
+              <w:spacing w:after="80"/>
+            </w:pPr>
+            <w:r>
+              <w:rPr>
+                <w:noProof/>
+              </w:rPr>
+              <w:drawing>
+                <wp:inline distT="0" distB="0" distL="0" distR="0" wp14:anchorId="57DF61B8" wp14:editId="22E41765">
+                  <wp:extent cx="2627644" cy="1341005"/>
+                  <wp:effectExtent l="19050" t="19050" r="20320" b="12065"/>
+                  <wp:docPr id="5" name="Image 5"/>
+                  <wp:cNvGraphicFramePr>
+                    <a:graphicFrameLocks xmlns:a="http://schemas.openxmlformats.org/drawingml/2006/main" noChangeAspect="1"/>
+                  </wp:cNvGraphicFramePr>
+                  <a:graphic xmlns:a="http://schemas.openxmlformats.org/drawingml/2006/main">
+                    <a:graphicData uri="http://schemas.openxmlformats.org/drawingml/2006/picture">
+                      <pic:pic xmlns:pic="http://schemas.openxmlformats.org/drawingml/2006/picture">
+                        <pic:nvPicPr>
+                          <pic:cNvPr id="1" name=""/>
+                          <pic:cNvPicPr/>
+                        </pic:nvPicPr>
+                        <pic:blipFill rotWithShape="1">
+                          <a:blip r:embed="rId12"/>
+                          <a:srcRect r="34307"/>
+                          <a:stretch/>
+                        </pic:blipFill>
+                        <pic:spPr bwMode="auto">
+                          <a:xfrm>
+                            <a:off x="0" y="0"/>
+                            <a:ext cx="2655495" cy="1355219"/>
+                          </a:xfrm>
+                          <a:prstGeom prst="rect">
+                            <a:avLst/>
+                          </a:prstGeom>
+                          <a:ln>
+                            <a:solidFill>
+                              <a:schemeClr val="accent1"/>
+                            </a:solidFill>
+                          </a:ln>
+                          <a:extLst>
+                            <a:ext uri="{53640926-AAD7-44D8-BBD7-CCE9431645EC}">
+                              <a14:shadowObscured xmlns:a14="http://schemas.microsoft.com/office/drawing/2010/main"/>
+                            </a:ext>
+                          </a:extLst>
+                        </pic:spPr>
+                      </pic:pic>
+                    </a:graphicData>
+                  </a:graphic>
+                </wp:inline>
+              </w:drawing>
+            </w:r>
+          </w:p>
+        </w:tc>
+      </w:tr>
+      <w:tr>
+        <w:tc>
+          <w:tcPr>
+            <w:tcW w:w="5015" w:type="dxa"/>
+          </w:tcPr>
+          <w:p>
+            <w:pPr>
+              <w:spacing w:after="80"/>
+            </w:pPr>
+            <w:r>
+              <w:rPr>
+                <w:noProof/>
+              </w:rPr>
+              <w:drawing>
+                <wp:inline distT="0" distB="0" distL="0" distR="0" wp14:anchorId="2190A950" wp14:editId="1DA02761">
+                  <wp:extent cx="3317631" cy="2797791"/>
+                  <wp:effectExtent l="19050" t="19050" r="16510" b="22225"/>
+                  <wp:docPr id="6" name="Image 6"/>
+                  <wp:cNvGraphicFramePr>
+                    <a:graphicFrameLocks xmlns:a="http://schemas.openxmlformats.org/drawingml/2006/main" noChangeAspect="1"/>
+                  </wp:cNvGraphicFramePr>
+                  <a:graphic xmlns:a="http://schemas.openxmlformats.org/drawingml/2006/main">
+                    <a:graphicData uri="http://schemas.openxmlformats.org/drawingml/2006/picture">
+                      <pic:pic xmlns:pic="http://schemas.openxmlformats.org/drawingml/2006/picture">
+                        <pic:nvPicPr>
+                          <pic:cNvPr id="1" name=""/>
+                          <pic:cNvPicPr/>
+                        </pic:nvPicPr>
+                        <pic:blipFill>
+                          <a:blip r:embed="rId13"/>
+                          <a:stretch>
+                            <a:fillRect/>
+                          </a:stretch>
+                        </pic:blipFill>
+                        <pic:spPr>
+                          <a:xfrm>
+                            <a:off x="0" y="0"/>
+                            <a:ext cx="3335969" cy="2813255"/>
+                          </a:xfrm>
+                          <a:prstGeom prst="rect">
+                            <a:avLst/>
+                          </a:prstGeom>
+                          <a:ln>
+                            <a:solidFill>
+                              <a:schemeClr val="accent1"/>
+                            </a:solidFill>
+                          </a:ln>
+                        </pic:spPr>
+                      </pic:pic>
+                    </a:graphicData>
+                  </a:graphic>
+                </wp:inline>
+              </w:drawing>
+            </w:r>
+          </w:p>
+        </w:tc>
+        <w:tc>
+          <w:tcPr>
+            <w:tcW w:w="5015" w:type="dxa"/>
+          </w:tcPr>
+          <w:p>
+            <w:pPr>
+              <w:spacing w:after="80"/>
+            </w:pPr>
+          </w:p>
+        </w:tc>
+      </w:tr>
+    </w:tbl>
+    <w:p>
+      <w:pPr>
+        <w:spacing w:after="80"/>
+        <w:ind w:left="150"/>
+      </w:pPr>
+    </w:p>
+    <w:p>
+      <w:pPr>
         <w:spacing w:after="150"/>
       </w:pPr>
       <w:r>
-        <w:t>Règle obtenue (action de réécriture) :</w:t>
+        <w:t xml:space="preserve">Règle obtenue (action de </w:t>
+      </w:r>
+      <w:r>
+        <w:t>réécriture) :</w:t>
       </w:r>
     </w:p>
     <w:tbl>
@@ -3096,7 +2795,7 @@
       <w:tr>
         <w:tc>
           <w:tcPr>
-            <w:tcW w:w="9350" w:type="dxa"/>
+            <w:tcW w:w="10030" w:type="dxa"/>
             <w:shd w:val="clear" w:color="auto" w:fill="0F172A"/>
             <w:tcMar>
               <w:top w:w="150" w:type="dxa"/>
@@ -3116,27 +2815,7 @@
                 <w:sz w:val="18"/>
                 <w:szCs w:val="18"/>
               </w:rPr>
-              <w:t>http://Optimedit-Web-Farm/{</w:t>
-            </w:r>
-            <w:proofErr w:type="gramStart"/>
-            <w:r>
-              <w:rPr>
-                <w:rFonts w:ascii="Consolas" w:eastAsia="Consolas" w:hAnsi="Consolas" w:cs="Consolas"/>
-                <w:color w:val="E2E8F0"/>
-                <w:sz w:val="18"/>
-                <w:szCs w:val="18"/>
-              </w:rPr>
-              <w:t>R:</w:t>
-            </w:r>
-            <w:proofErr w:type="gramEnd"/>
-            <w:r>
-              <w:rPr>
-                <w:rFonts w:ascii="Consolas" w:eastAsia="Consolas" w:hAnsi="Consolas" w:cs="Consolas"/>
-                <w:color w:val="E2E8F0"/>
-                <w:sz w:val="18"/>
-                <w:szCs w:val="18"/>
-              </w:rPr>
-              <w:t>1}</w:t>
+              <w:t>http://Optimedit-Web-Farm/{R:1}</w:t>
             </w:r>
           </w:p>
         </w:tc>
@@ -3156,31 +2835,19 @@
         <w:spacing w:after="150"/>
       </w:pPr>
       <w:r>
-        <w:t>Script PowerShell à exécuter sur chacun des 6 backends OPT-IIS-</w:t>
-      </w:r>
-      <w:proofErr w:type="gramStart"/>
-      <w:r>
-        <w:t>01..</w:t>
-      </w:r>
-      <w:proofErr w:type="gramEnd"/>
-      <w:r>
-        <w:t xml:space="preserve">06 (via Ansible </w:t>
-      </w:r>
-      <w:proofErr w:type="spellStart"/>
-      <w:r>
-        <w:t>win_shell</w:t>
-      </w:r>
-      <w:proofErr w:type="spellEnd"/>
-      <w:r>
-        <w:t>/</w:t>
-      </w:r>
-      <w:proofErr w:type="spellStart"/>
-      <w:r>
-        <w:t>win_powershell</w:t>
-      </w:r>
-      <w:proofErr w:type="spellEnd"/>
-      <w:r>
-        <w:t>, ou manuellement) pour n'autoriser que le trafic HTTP entrant depuis OPT-RP-01 :</w:t>
+        <w:t xml:space="preserve">Script PowerShell à exécuter sur chacun des 6 backends OPT-IIS-01..06 </w:t>
+      </w:r>
+      <w:r>
+        <w:t>localement</w:t>
+      </w:r>
+      <w:r>
+        <w:t xml:space="preserve"> pour n'autoriser que le trafic </w:t>
+      </w:r>
+      <w:r>
+        <w:t xml:space="preserve">http/HTTPS </w:t>
+      </w:r>
+      <w:r>
+        <w:t>entrant depuis OPT-RP-01 :</w:t>
       </w:r>
     </w:p>
     <w:tbl>
@@ -3245,9 +2912,13 @@
                 <w:sz w:val="18"/>
                 <w:szCs w:val="18"/>
               </w:rPr>
-              <w:t>$</w:t>
-            </w:r>
-            <w:proofErr w:type="spellStart"/>
+              <w:t>$rpName = 'OPT-RP-01.optimedit.eu'</w:t>
+            </w:r>
+          </w:p>
+          <w:p>
+            <w:pPr>
+              <w:spacing w:after="20"/>
+            </w:pPr>
             <w:r>
               <w:rPr>
                 <w:rFonts w:ascii="Consolas" w:eastAsia="Consolas" w:hAnsi="Consolas" w:cs="Consolas"/>
@@ -3255,9 +2926,13 @@
                 <w:sz w:val="18"/>
                 <w:szCs w:val="18"/>
               </w:rPr>
-              <w:t>rpName</w:t>
-            </w:r>
-            <w:proofErr w:type="spellEnd"/>
+              <w:t>$rpIP   = (Resolve-DnsName $rpName -Type A -ErrorAction Stop).IPAddress</w:t>
+            </w:r>
+          </w:p>
+          <w:p>
+            <w:pPr>
+              <w:spacing w:after="20"/>
+            </w:pPr>
             <w:r>
               <w:rPr>
                 <w:rFonts w:ascii="Consolas" w:eastAsia="Consolas" w:hAnsi="Consolas" w:cs="Consolas"/>
@@ -3265,7 +2940,7 @@
                 <w:sz w:val="18"/>
                 <w:szCs w:val="18"/>
               </w:rPr>
-              <w:t xml:space="preserve"> = 'OPT-RP-01.optimedit.eu'</w:t>
+              <w:t xml:space="preserve"> </w:t>
             </w:r>
           </w:p>
           <w:p>
@@ -3279,9 +2954,13 @@
                 <w:sz w:val="18"/>
                 <w:szCs w:val="18"/>
               </w:rPr>
-              <w:t>$</w:t>
-            </w:r>
-            <w:proofErr w:type="spellStart"/>
+              <w:t>New-NetFirewallRule -DisplayName "Allow-ReverseProxy-HTTP-From-RP01" `</w:t>
+            </w:r>
+          </w:p>
+          <w:p>
+            <w:pPr>
+              <w:spacing w:after="20"/>
+            </w:pPr>
             <w:r>
               <w:rPr>
                 <w:rFonts w:ascii="Consolas" w:eastAsia="Consolas" w:hAnsi="Consolas" w:cs="Consolas"/>
@@ -3289,9 +2968,13 @@
                 <w:sz w:val="18"/>
                 <w:szCs w:val="18"/>
               </w:rPr>
-              <w:t>rpIP</w:t>
-            </w:r>
-            <w:proofErr w:type="spellEnd"/>
+              <w:t xml:space="preserve">    -Direction Inbound -Protocol TCP -LocalPort 80 `</w:t>
+            </w:r>
+          </w:p>
+          <w:p>
+            <w:pPr>
+              <w:spacing w:after="20"/>
+            </w:pPr>
             <w:r>
               <w:rPr>
                 <w:rFonts w:ascii="Consolas" w:eastAsia="Consolas" w:hAnsi="Consolas" w:cs="Consolas"/>
@@ -3299,9 +2982,13 @@
                 <w:sz w:val="18"/>
                 <w:szCs w:val="18"/>
               </w:rPr>
-              <w:t xml:space="preserve">   = (</w:t>
-            </w:r>
-            <w:proofErr w:type="spellStart"/>
+              <w:t xml:space="preserve">    -RemoteAddress $rpIP -Action Allow -Profile Domain</w:t>
+            </w:r>
+          </w:p>
+          <w:p>
+            <w:pPr>
+              <w:spacing w:after="20"/>
+            </w:pPr>
             <w:r>
               <w:rPr>
                 <w:rFonts w:ascii="Consolas" w:eastAsia="Consolas" w:hAnsi="Consolas" w:cs="Consolas"/>
@@ -3309,9 +2996,13 @@
                 <w:sz w:val="18"/>
                 <w:szCs w:val="18"/>
               </w:rPr>
-              <w:t>Resolve-DnsName</w:t>
-            </w:r>
-            <w:proofErr w:type="spellEnd"/>
+              <w:t xml:space="preserve"> </w:t>
+            </w:r>
+          </w:p>
+          <w:p>
+            <w:pPr>
+              <w:spacing w:after="20"/>
+            </w:pPr>
             <w:r>
               <w:rPr>
                 <w:rFonts w:ascii="Consolas" w:eastAsia="Consolas" w:hAnsi="Consolas" w:cs="Consolas"/>
@@ -3319,9 +3010,13 @@
                 <w:sz w:val="18"/>
                 <w:szCs w:val="18"/>
               </w:rPr>
-              <w:t xml:space="preserve"> $</w:t>
-            </w:r>
-            <w:proofErr w:type="spellStart"/>
+              <w:t># Si HTTPS interne 443 (SNI) également relayé par ARR :</w:t>
+            </w:r>
+          </w:p>
+          <w:p>
+            <w:pPr>
+              <w:spacing w:after="20"/>
+            </w:pPr>
             <w:r>
               <w:rPr>
                 <w:rFonts w:ascii="Consolas" w:eastAsia="Consolas" w:hAnsi="Consolas" w:cs="Consolas"/>
@@ -3329,9 +3024,13 @@
                 <w:sz w:val="18"/>
                 <w:szCs w:val="18"/>
               </w:rPr>
-              <w:t>rpName</w:t>
-            </w:r>
-            <w:proofErr w:type="spellEnd"/>
+              <w:t>New-NetFirewallRule -DisplayName "Allow-ReverseProxy-HTTPS-From-RP01" `</w:t>
+            </w:r>
+          </w:p>
+          <w:p>
+            <w:pPr>
+              <w:spacing w:after="20"/>
+            </w:pPr>
             <w:r>
               <w:rPr>
                 <w:rFonts w:ascii="Consolas" w:eastAsia="Consolas" w:hAnsi="Consolas" w:cs="Consolas"/>
@@ -3339,9 +3038,14 @@
                 <w:sz w:val="18"/>
                 <w:szCs w:val="18"/>
               </w:rPr>
-              <w:t xml:space="preserve"> -Type A -</w:t>
-            </w:r>
-            <w:proofErr w:type="spellStart"/>
+              <w:lastRenderedPageBreak/>
+              <w:t xml:space="preserve">    -Direction Inbound -Protocol TCP -LocalPort 443 `</w:t>
+            </w:r>
+          </w:p>
+          <w:p>
+            <w:pPr>
+              <w:spacing w:after="20"/>
+            </w:pPr>
             <w:r>
               <w:rPr>
                 <w:rFonts w:ascii="Consolas" w:eastAsia="Consolas" w:hAnsi="Consolas" w:cs="Consolas"/>
@@ -3349,9 +3053,13 @@
                 <w:sz w:val="18"/>
                 <w:szCs w:val="18"/>
               </w:rPr>
-              <w:t>ErrorAction</w:t>
-            </w:r>
-            <w:proofErr w:type="spellEnd"/>
+              <w:t xml:space="preserve">    -RemoteAddress $rpIP -Action Allow -Profile Domain</w:t>
+            </w:r>
+          </w:p>
+          <w:p>
+            <w:pPr>
+              <w:spacing w:after="20"/>
+            </w:pPr>
             <w:r>
               <w:rPr>
                 <w:rFonts w:ascii="Consolas" w:eastAsia="Consolas" w:hAnsi="Consolas" w:cs="Consolas"/>
@@ -3359,9 +3067,13 @@
                 <w:sz w:val="18"/>
                 <w:szCs w:val="18"/>
               </w:rPr>
-              <w:t xml:space="preserve"> Stop</w:t>
-            </w:r>
-            <w:proofErr w:type="gramStart"/>
+              <w:t xml:space="preserve"> </w:t>
+            </w:r>
+          </w:p>
+          <w:p>
+            <w:pPr>
+              <w:spacing w:after="20"/>
+            </w:pPr>
             <w:r>
               <w:rPr>
                 <w:rFonts w:ascii="Consolas" w:eastAsia="Consolas" w:hAnsi="Consolas" w:cs="Consolas"/>
@@ -3369,433 +3081,7 @@
                 <w:sz w:val="18"/>
                 <w:szCs w:val="18"/>
               </w:rPr>
-              <w:t>).</w:t>
-            </w:r>
-            <w:proofErr w:type="spellStart"/>
-            <w:r>
-              <w:rPr>
-                <w:rFonts w:ascii="Consolas" w:eastAsia="Consolas" w:hAnsi="Consolas" w:cs="Consolas"/>
-                <w:color w:val="E2E8F0"/>
-                <w:sz w:val="18"/>
-                <w:szCs w:val="18"/>
-              </w:rPr>
-              <w:t>IPAddress</w:t>
-            </w:r>
-            <w:proofErr w:type="spellEnd"/>
-            <w:proofErr w:type="gramEnd"/>
-          </w:p>
-          <w:p>
-            <w:pPr>
-              <w:spacing w:after="20"/>
-            </w:pPr>
-            <w:r>
-              <w:rPr>
-                <w:rFonts w:ascii="Consolas" w:eastAsia="Consolas" w:hAnsi="Consolas" w:cs="Consolas"/>
-                <w:color w:val="E2E8F0"/>
-                <w:sz w:val="18"/>
-                <w:szCs w:val="18"/>
-              </w:rPr>
-              <w:t xml:space="preserve"> </w:t>
-            </w:r>
-          </w:p>
-          <w:p>
-            <w:pPr>
-              <w:spacing w:after="20"/>
-            </w:pPr>
-            <w:r>
-              <w:rPr>
-                <w:rFonts w:ascii="Consolas" w:eastAsia="Consolas" w:hAnsi="Consolas" w:cs="Consolas"/>
-                <w:color w:val="E2E8F0"/>
-                <w:sz w:val="18"/>
-                <w:szCs w:val="18"/>
-              </w:rPr>
-              <w:t>New-</w:t>
-            </w:r>
-            <w:proofErr w:type="spellStart"/>
-            <w:r>
-              <w:rPr>
-                <w:rFonts w:ascii="Consolas" w:eastAsia="Consolas" w:hAnsi="Consolas" w:cs="Consolas"/>
-                <w:color w:val="E2E8F0"/>
-                <w:sz w:val="18"/>
-                <w:szCs w:val="18"/>
-              </w:rPr>
-              <w:t>NetFirewallRule</w:t>
-            </w:r>
-            <w:proofErr w:type="spellEnd"/>
-            <w:r>
-              <w:rPr>
-                <w:rFonts w:ascii="Consolas" w:eastAsia="Consolas" w:hAnsi="Consolas" w:cs="Consolas"/>
-                <w:color w:val="E2E8F0"/>
-                <w:sz w:val="18"/>
-                <w:szCs w:val="18"/>
-              </w:rPr>
-              <w:t xml:space="preserve"> -</w:t>
-            </w:r>
-            <w:proofErr w:type="spellStart"/>
-            <w:r>
-              <w:rPr>
-                <w:rFonts w:ascii="Consolas" w:eastAsia="Consolas" w:hAnsi="Consolas" w:cs="Consolas"/>
-                <w:color w:val="E2E8F0"/>
-                <w:sz w:val="18"/>
-                <w:szCs w:val="18"/>
-              </w:rPr>
-              <w:t>DisplayName</w:t>
-            </w:r>
-            <w:proofErr w:type="spellEnd"/>
-            <w:r>
-              <w:rPr>
-                <w:rFonts w:ascii="Consolas" w:eastAsia="Consolas" w:hAnsi="Consolas" w:cs="Consolas"/>
-                <w:color w:val="E2E8F0"/>
-                <w:sz w:val="18"/>
-                <w:szCs w:val="18"/>
-              </w:rPr>
-              <w:t xml:space="preserve"> "Allow-ReverseProxy-HTTP-From-RP01" `</w:t>
-            </w:r>
-          </w:p>
-          <w:p>
-            <w:pPr>
-              <w:spacing w:after="20"/>
-            </w:pPr>
-            <w:r>
-              <w:rPr>
-                <w:rFonts w:ascii="Consolas" w:eastAsia="Consolas" w:hAnsi="Consolas" w:cs="Consolas"/>
-                <w:color w:val="E2E8F0"/>
-                <w:sz w:val="18"/>
-                <w:szCs w:val="18"/>
-              </w:rPr>
-              <w:t xml:space="preserve">    -Direction Inbound -Protocol TCP -</w:t>
-            </w:r>
-            <w:proofErr w:type="spellStart"/>
-            <w:r>
-              <w:rPr>
-                <w:rFonts w:ascii="Consolas" w:eastAsia="Consolas" w:hAnsi="Consolas" w:cs="Consolas"/>
-                <w:color w:val="E2E8F0"/>
-                <w:sz w:val="18"/>
-                <w:szCs w:val="18"/>
-              </w:rPr>
-              <w:t>LocalPort</w:t>
-            </w:r>
-            <w:proofErr w:type="spellEnd"/>
-            <w:r>
-              <w:rPr>
-                <w:rFonts w:ascii="Consolas" w:eastAsia="Consolas" w:hAnsi="Consolas" w:cs="Consolas"/>
-                <w:color w:val="E2E8F0"/>
-                <w:sz w:val="18"/>
-                <w:szCs w:val="18"/>
-              </w:rPr>
-              <w:t xml:space="preserve"> 80 `</w:t>
-            </w:r>
-          </w:p>
-          <w:p>
-            <w:pPr>
-              <w:spacing w:after="20"/>
-            </w:pPr>
-            <w:r>
-              <w:rPr>
-                <w:rFonts w:ascii="Consolas" w:eastAsia="Consolas" w:hAnsi="Consolas" w:cs="Consolas"/>
-                <w:color w:val="E2E8F0"/>
-                <w:sz w:val="18"/>
-                <w:szCs w:val="18"/>
-              </w:rPr>
-              <w:t xml:space="preserve">    -</w:t>
-            </w:r>
-            <w:proofErr w:type="spellStart"/>
-            <w:r>
-              <w:rPr>
-                <w:rFonts w:ascii="Consolas" w:eastAsia="Consolas" w:hAnsi="Consolas" w:cs="Consolas"/>
-                <w:color w:val="E2E8F0"/>
-                <w:sz w:val="18"/>
-                <w:szCs w:val="18"/>
-              </w:rPr>
-              <w:t>RemoteAddress</w:t>
-            </w:r>
-            <w:proofErr w:type="spellEnd"/>
-            <w:r>
-              <w:rPr>
-                <w:rFonts w:ascii="Consolas" w:eastAsia="Consolas" w:hAnsi="Consolas" w:cs="Consolas"/>
-                <w:color w:val="E2E8F0"/>
-                <w:sz w:val="18"/>
-                <w:szCs w:val="18"/>
-              </w:rPr>
-              <w:t xml:space="preserve"> $</w:t>
-            </w:r>
-            <w:proofErr w:type="spellStart"/>
-            <w:r>
-              <w:rPr>
-                <w:rFonts w:ascii="Consolas" w:eastAsia="Consolas" w:hAnsi="Consolas" w:cs="Consolas"/>
-                <w:color w:val="E2E8F0"/>
-                <w:sz w:val="18"/>
-                <w:szCs w:val="18"/>
-              </w:rPr>
-              <w:t>rpIP</w:t>
-            </w:r>
-            <w:proofErr w:type="spellEnd"/>
-            <w:r>
-              <w:rPr>
-                <w:rFonts w:ascii="Consolas" w:eastAsia="Consolas" w:hAnsi="Consolas" w:cs="Consolas"/>
-                <w:color w:val="E2E8F0"/>
-                <w:sz w:val="18"/>
-                <w:szCs w:val="18"/>
-              </w:rPr>
-              <w:t xml:space="preserve"> -Action </w:t>
-            </w:r>
-            <w:proofErr w:type="spellStart"/>
-            <w:r>
-              <w:rPr>
-                <w:rFonts w:ascii="Consolas" w:eastAsia="Consolas" w:hAnsi="Consolas" w:cs="Consolas"/>
-                <w:color w:val="E2E8F0"/>
-                <w:sz w:val="18"/>
-                <w:szCs w:val="18"/>
-              </w:rPr>
-              <w:t>Allow</w:t>
-            </w:r>
-            <w:proofErr w:type="spellEnd"/>
-            <w:r>
-              <w:rPr>
-                <w:rFonts w:ascii="Consolas" w:eastAsia="Consolas" w:hAnsi="Consolas" w:cs="Consolas"/>
-                <w:color w:val="E2E8F0"/>
-                <w:sz w:val="18"/>
-                <w:szCs w:val="18"/>
-              </w:rPr>
-              <w:t xml:space="preserve"> -Profile Domain</w:t>
-            </w:r>
-          </w:p>
-          <w:p>
-            <w:pPr>
-              <w:spacing w:after="20"/>
-            </w:pPr>
-            <w:r>
-              <w:rPr>
-                <w:rFonts w:ascii="Consolas" w:eastAsia="Consolas" w:hAnsi="Consolas" w:cs="Consolas"/>
-                <w:color w:val="E2E8F0"/>
-                <w:sz w:val="18"/>
-                <w:szCs w:val="18"/>
-              </w:rPr>
-              <w:t xml:space="preserve"> </w:t>
-            </w:r>
-          </w:p>
-          <w:p>
-            <w:pPr>
-              <w:spacing w:after="20"/>
-            </w:pPr>
-            <w:r>
-              <w:rPr>
-                <w:rFonts w:ascii="Consolas" w:eastAsia="Consolas" w:hAnsi="Consolas" w:cs="Consolas"/>
-                <w:color w:val="E2E8F0"/>
-                <w:sz w:val="18"/>
-                <w:szCs w:val="18"/>
-              </w:rPr>
-              <w:t># Si HTTPS interne 443 (SNI) également relayé par ARR :</w:t>
-            </w:r>
-          </w:p>
-          <w:p>
-            <w:pPr>
-              <w:spacing w:after="20"/>
-            </w:pPr>
-            <w:r>
-              <w:rPr>
-                <w:rFonts w:ascii="Consolas" w:eastAsia="Consolas" w:hAnsi="Consolas" w:cs="Consolas"/>
-                <w:color w:val="E2E8F0"/>
-                <w:sz w:val="18"/>
-                <w:szCs w:val="18"/>
-              </w:rPr>
-              <w:t>New-</w:t>
-            </w:r>
-            <w:proofErr w:type="spellStart"/>
-            <w:r>
-              <w:rPr>
-                <w:rFonts w:ascii="Consolas" w:eastAsia="Consolas" w:hAnsi="Consolas" w:cs="Consolas"/>
-                <w:color w:val="E2E8F0"/>
-                <w:sz w:val="18"/>
-                <w:szCs w:val="18"/>
-              </w:rPr>
-              <w:t>NetFirewallRule</w:t>
-            </w:r>
-            <w:proofErr w:type="spellEnd"/>
-            <w:r>
-              <w:rPr>
-                <w:rFonts w:ascii="Consolas" w:eastAsia="Consolas" w:hAnsi="Consolas" w:cs="Consolas"/>
-                <w:color w:val="E2E8F0"/>
-                <w:sz w:val="18"/>
-                <w:szCs w:val="18"/>
-              </w:rPr>
-              <w:t xml:space="preserve"> -</w:t>
-            </w:r>
-            <w:proofErr w:type="spellStart"/>
-            <w:r>
-              <w:rPr>
-                <w:rFonts w:ascii="Consolas" w:eastAsia="Consolas" w:hAnsi="Consolas" w:cs="Consolas"/>
-                <w:color w:val="E2E8F0"/>
-                <w:sz w:val="18"/>
-                <w:szCs w:val="18"/>
-              </w:rPr>
-              <w:t>DisplayName</w:t>
-            </w:r>
-            <w:proofErr w:type="spellEnd"/>
-            <w:r>
-              <w:rPr>
-                <w:rFonts w:ascii="Consolas" w:eastAsia="Consolas" w:hAnsi="Consolas" w:cs="Consolas"/>
-                <w:color w:val="E2E8F0"/>
-                <w:sz w:val="18"/>
-                <w:szCs w:val="18"/>
-              </w:rPr>
-              <w:t xml:space="preserve"> "Allow-ReverseProxy-HTTPS-From-RP01" `</w:t>
-            </w:r>
-          </w:p>
-          <w:p>
-            <w:pPr>
-              <w:spacing w:after="20"/>
-            </w:pPr>
-            <w:r>
-              <w:rPr>
-                <w:rFonts w:ascii="Consolas" w:eastAsia="Consolas" w:hAnsi="Consolas" w:cs="Consolas"/>
-                <w:color w:val="E2E8F0"/>
-                <w:sz w:val="18"/>
-                <w:szCs w:val="18"/>
-              </w:rPr>
-              <w:t xml:space="preserve">    -Direction Inbound -Protocol TCP -</w:t>
-            </w:r>
-            <w:proofErr w:type="spellStart"/>
-            <w:r>
-              <w:rPr>
-                <w:rFonts w:ascii="Consolas" w:eastAsia="Consolas" w:hAnsi="Consolas" w:cs="Consolas"/>
-                <w:color w:val="E2E8F0"/>
-                <w:sz w:val="18"/>
-                <w:szCs w:val="18"/>
-              </w:rPr>
-              <w:t>LocalPort</w:t>
-            </w:r>
-            <w:proofErr w:type="spellEnd"/>
-            <w:r>
-              <w:rPr>
-                <w:rFonts w:ascii="Consolas" w:eastAsia="Consolas" w:hAnsi="Consolas" w:cs="Consolas"/>
-                <w:color w:val="E2E8F0"/>
-                <w:sz w:val="18"/>
-                <w:szCs w:val="18"/>
-              </w:rPr>
-              <w:t xml:space="preserve"> 443 `</w:t>
-            </w:r>
-          </w:p>
-          <w:p>
-            <w:pPr>
-              <w:spacing w:after="20"/>
-            </w:pPr>
-            <w:r>
-              <w:rPr>
-                <w:rFonts w:ascii="Consolas" w:eastAsia="Consolas" w:hAnsi="Consolas" w:cs="Consolas"/>
-                <w:color w:val="E2E8F0"/>
-                <w:sz w:val="18"/>
-                <w:szCs w:val="18"/>
-              </w:rPr>
-              <w:t xml:space="preserve">    -</w:t>
-            </w:r>
-            <w:proofErr w:type="spellStart"/>
-            <w:r>
-              <w:rPr>
-                <w:rFonts w:ascii="Consolas" w:eastAsia="Consolas" w:hAnsi="Consolas" w:cs="Consolas"/>
-                <w:color w:val="E2E8F0"/>
-                <w:sz w:val="18"/>
-                <w:szCs w:val="18"/>
-              </w:rPr>
-              <w:t>RemoteAddress</w:t>
-            </w:r>
-            <w:proofErr w:type="spellEnd"/>
-            <w:r>
-              <w:rPr>
-                <w:rFonts w:ascii="Consolas" w:eastAsia="Consolas" w:hAnsi="Consolas" w:cs="Consolas"/>
-                <w:color w:val="E2E8F0"/>
-                <w:sz w:val="18"/>
-                <w:szCs w:val="18"/>
-              </w:rPr>
-              <w:t xml:space="preserve"> $</w:t>
-            </w:r>
-            <w:proofErr w:type="spellStart"/>
-            <w:r>
-              <w:rPr>
-                <w:rFonts w:ascii="Consolas" w:eastAsia="Consolas" w:hAnsi="Consolas" w:cs="Consolas"/>
-                <w:color w:val="E2E8F0"/>
-                <w:sz w:val="18"/>
-                <w:szCs w:val="18"/>
-              </w:rPr>
-              <w:t>rpIP</w:t>
-            </w:r>
-            <w:proofErr w:type="spellEnd"/>
-            <w:r>
-              <w:rPr>
-                <w:rFonts w:ascii="Consolas" w:eastAsia="Consolas" w:hAnsi="Consolas" w:cs="Consolas"/>
-                <w:color w:val="E2E8F0"/>
-                <w:sz w:val="18"/>
-                <w:szCs w:val="18"/>
-              </w:rPr>
-              <w:t xml:space="preserve"> -Action </w:t>
-            </w:r>
-            <w:proofErr w:type="spellStart"/>
-            <w:r>
-              <w:rPr>
-                <w:rFonts w:ascii="Consolas" w:eastAsia="Consolas" w:hAnsi="Consolas" w:cs="Consolas"/>
-                <w:color w:val="E2E8F0"/>
-                <w:sz w:val="18"/>
-                <w:szCs w:val="18"/>
-              </w:rPr>
-              <w:t>Allow</w:t>
-            </w:r>
-            <w:proofErr w:type="spellEnd"/>
-            <w:r>
-              <w:rPr>
-                <w:rFonts w:ascii="Consolas" w:eastAsia="Consolas" w:hAnsi="Consolas" w:cs="Consolas"/>
-                <w:color w:val="E2E8F0"/>
-                <w:sz w:val="18"/>
-                <w:szCs w:val="18"/>
-              </w:rPr>
-              <w:t xml:space="preserve"> -Profile Domain</w:t>
-            </w:r>
-          </w:p>
-          <w:p>
-            <w:pPr>
-              <w:spacing w:after="20"/>
-            </w:pPr>
-            <w:r>
-              <w:rPr>
-                <w:rFonts w:ascii="Consolas" w:eastAsia="Consolas" w:hAnsi="Consolas" w:cs="Consolas"/>
-                <w:color w:val="E2E8F0"/>
-                <w:sz w:val="18"/>
-                <w:szCs w:val="18"/>
-              </w:rPr>
-              <w:t xml:space="preserve"> </w:t>
-            </w:r>
-          </w:p>
-          <w:p>
-            <w:pPr>
-              <w:spacing w:after="20"/>
-            </w:pPr>
-            <w:r>
-              <w:rPr>
-                <w:rFonts w:ascii="Consolas" w:eastAsia="Consolas" w:hAnsi="Consolas" w:cs="Consolas"/>
-                <w:color w:val="E2E8F0"/>
-                <w:sz w:val="18"/>
-                <w:szCs w:val="18"/>
-              </w:rPr>
-              <w:t>Write-Output "Règles de pare-feu créées pour l'IP du reverse-proxy : $</w:t>
-            </w:r>
-            <w:proofErr w:type="spellStart"/>
-            <w:r>
-              <w:rPr>
-                <w:rFonts w:ascii="Consolas" w:eastAsia="Consolas" w:hAnsi="Consolas" w:cs="Consolas"/>
-                <w:color w:val="E2E8F0"/>
-                <w:sz w:val="18"/>
-                <w:szCs w:val="18"/>
-              </w:rPr>
-              <w:t>rpIP</w:t>
-            </w:r>
-            <w:proofErr w:type="spellEnd"/>
-            <w:r>
-              <w:rPr>
-                <w:rFonts w:ascii="Consolas" w:eastAsia="Consolas" w:hAnsi="Consolas" w:cs="Consolas"/>
-                <w:color w:val="E2E8F0"/>
-                <w:sz w:val="18"/>
-                <w:szCs w:val="18"/>
-              </w:rPr>
-              <w:t>"</w:t>
+              <w:t>Write-Output "Règles de pare-feu créées pour l'IP du reverse-proxy : $rpIP"</w:t>
             </w:r>
           </w:p>
         </w:tc>
@@ -3827,102 +3113,197 @@
           </w:tcPr>
           <w:p>
             <w:pPr>
-              <w:spacing w:after="80"/>
-            </w:pPr>
-            <w:r>
-              <w:rPr>
-                <w:b/>
-                <w:bCs/>
-                <w:color w:val="2563EB"/>
-                <w:sz w:val="20"/>
-                <w:szCs w:val="20"/>
-              </w:rPr>
-              <w:t>Remarque Ansible</w:t>
-            </w:r>
-          </w:p>
-          <w:p>
-            <w:pPr>
               <w:spacing w:after="60"/>
-            </w:pPr>
-            <w:r>
               <w:rPr>
                 <w:color w:val="1F2937"/>
                 <w:sz w:val="20"/>
                 <w:szCs w:val="20"/>
               </w:rPr>
-              <w:t xml:space="preserve">Ce script correspond à ce que vous décrivez comme tâche 'Sécurité - Pare-feu' avec le module </w:t>
-            </w:r>
-            <w:proofErr w:type="spellStart"/>
+            </w:pPr>
             <w:r>
               <w:rPr>
                 <w:color w:val="1F2937"/>
                 <w:sz w:val="20"/>
                 <w:szCs w:val="20"/>
               </w:rPr>
-              <w:t>win_firewall_rule</w:t>
-            </w:r>
-            <w:proofErr w:type="spellEnd"/>
+              <w:lastRenderedPageBreak/>
+              <w:t xml:space="preserve">Ce script </w:t>
+            </w:r>
             <w:r>
               <w:rPr>
                 <w:color w:val="1F2937"/>
                 <w:sz w:val="20"/>
                 <w:szCs w:val="20"/>
               </w:rPr>
-              <w:t xml:space="preserve"> dans votre planification Ansible (Phase 2 du projet, colonne C). Il peut être encapsulé tel quel dans un `</w:t>
-            </w:r>
-            <w:proofErr w:type="spellStart"/>
+              <w:t>peut etre exécuter avec une playbook avec le module</w:t>
+            </w:r>
             <w:r>
               <w:rPr>
                 <w:color w:val="1F2937"/>
                 <w:sz w:val="20"/>
                 <w:szCs w:val="20"/>
               </w:rPr>
-              <w:t>win_shell</w:t>
-            </w:r>
-            <w:proofErr w:type="spellEnd"/>
-            <w:r>
+              <w:t xml:space="preserve"> `win_shell`/`win_powershell`, ou réécrit proprement avec le module `community.windows.win_firewall_rule` (recommandé pour l'idempotence).</w:t>
+            </w:r>
+          </w:p>
+          <w:p>
+            <w:pPr>
+              <w:spacing w:after="60"/>
               <w:rPr>
                 <w:color w:val="1F2937"/>
                 <w:sz w:val="20"/>
                 <w:szCs w:val="20"/>
               </w:rPr>
-              <w:t>`/`</w:t>
-            </w:r>
-            <w:proofErr w:type="spellStart"/>
-            <w:r>
+            </w:pPr>
+          </w:p>
+          <w:p>
+            <w:pPr>
+              <w:spacing w:after="60"/>
               <w:rPr>
                 <w:color w:val="1F2937"/>
                 <w:sz w:val="20"/>
                 <w:szCs w:val="20"/>
               </w:rPr>
-              <w:t>win_powershell</w:t>
-            </w:r>
-            <w:proofErr w:type="spellEnd"/>
-            <w:r>
-              <w:rPr>
-                <w:color w:val="1F2937"/>
+            </w:pPr>
+            <w:r>
+              <w:rPr>
+                <w:color w:val="0070C0"/>
                 <w:sz w:val="20"/>
                 <w:szCs w:val="20"/>
               </w:rPr>
-              <w:t>`, ou réécrit proprement avec le module `</w:t>
-            </w:r>
-            <w:proofErr w:type="spellStart"/>
-            <w:r>
-              <w:rPr>
-                <w:color w:val="1F2937"/>
+              <w:t>Il existe aussi dans ce dépôt une v</w:t>
+            </w:r>
+            <w:r>
+              <w:rPr>
+                <w:color w:val="0070C0"/>
                 <w:sz w:val="20"/>
                 <w:szCs w:val="20"/>
               </w:rPr>
-              <w:t>community.windows.win_firewall_rule</w:t>
-            </w:r>
-            <w:proofErr w:type="spellEnd"/>
-            <w:r>
-              <w:rPr>
-                <w:color w:val="1F2937"/>
+              <w:t xml:space="preserve">ersion </w:t>
+            </w:r>
+            <w:r>
+              <w:rPr>
+                <w:color w:val="0070C0"/>
                 <w:sz w:val="20"/>
                 <w:szCs w:val="20"/>
               </w:rPr>
-              <w:t>` (recommandé pour l'idempotence).</w:t>
+              <w:t>ce</w:t>
+            </w:r>
+            <w:r>
+              <w:rPr>
+                <w:color w:val="0070C0"/>
+                <w:sz w:val="20"/>
+                <w:szCs w:val="20"/>
+              </w:rPr>
+              <w:t xml:space="preserve"> script à exécuter à distance vers les backends « </w:t>
+            </w:r>
+            <w:r>
+              <w:rPr>
+                <w:b/>
+                <w:bCs/>
+                <w:color w:val="0070C0"/>
+                <w:sz w:val="20"/>
+                <w:szCs w:val="20"/>
+              </w:rPr>
+              <w:t>1.4.</w:t>
+            </w:r>
+            <w:r>
+              <w:rPr>
+                <w:b/>
+                <w:bCs/>
+                <w:color w:val="0070C0"/>
+                <w:sz w:val="20"/>
+                <w:szCs w:val="20"/>
+              </w:rPr>
+              <w:t>1.</w:t>
+            </w:r>
+            <w:r>
+              <w:rPr>
+                <w:b/>
+                <w:bCs/>
+                <w:color w:val="0070C0"/>
+                <w:sz w:val="20"/>
+                <w:szCs w:val="20"/>
+              </w:rPr>
+              <w:t>Deploy-ReverseProxy-Firewall.ps1</w:t>
+            </w:r>
+            <w:r>
+              <w:rPr>
+                <w:color w:val="0070C0"/>
+                <w:sz w:val="20"/>
+                <w:szCs w:val="20"/>
+              </w:rPr>
+              <w:t> »</w:t>
+            </w:r>
+            <w:r>
+              <w:rPr>
+                <w:color w:val="0070C0"/>
+                <w:sz w:val="20"/>
+                <w:szCs w:val="20"/>
+              </w:rPr>
+              <w:t xml:space="preserve">, </w:t>
+            </w:r>
+            <w:r>
+              <w:rPr>
+                <w:color w:val="0070C0"/>
+                <w:sz w:val="20"/>
+                <w:szCs w:val="20"/>
+              </w:rPr>
+              <w:t>pour dédiés (</w:t>
+            </w:r>
+            <w:r>
+              <w:rPr>
+                <w:color w:val="0070C0"/>
+                <w:sz w:val="20"/>
+                <w:szCs w:val="20"/>
+              </w:rPr>
+              <w:t>8060–8072</w:t>
+            </w:r>
+            <w:r>
+              <w:rPr>
+                <w:color w:val="0070C0"/>
+                <w:sz w:val="20"/>
+                <w:szCs w:val="20"/>
+              </w:rPr>
+              <w:t>)</w:t>
+            </w:r>
+            <w:r>
+              <w:rPr>
+                <w:color w:val="0070C0"/>
+                <w:sz w:val="20"/>
+                <w:szCs w:val="20"/>
+              </w:rPr>
+              <w:t xml:space="preserve"> </w:t>
+            </w:r>
+            <w:r>
+              <w:rPr>
+                <w:b/>
+                <w:bCs/>
+                <w:color w:val="0070C0"/>
+                <w:sz w:val="20"/>
+                <w:szCs w:val="20"/>
+              </w:rPr>
+              <w:t>« 1.4.</w:t>
+            </w:r>
+            <w:r>
+              <w:rPr>
+                <w:b/>
+                <w:bCs/>
+                <w:color w:val="0070C0"/>
+                <w:sz w:val="20"/>
+                <w:szCs w:val="20"/>
+              </w:rPr>
+              <w:t>1.</w:t>
+            </w:r>
+            <w:r>
+              <w:rPr>
+                <w:b/>
+                <w:bCs/>
+                <w:color w:val="0070C0"/>
+                <w:sz w:val="20"/>
+                <w:szCs w:val="20"/>
+              </w:rPr>
+              <w:t>Deploy-ReverseProxy-Firewall-PortsDedies.ps1 »</w:t>
             </w:r>
           </w:p>
         </w:tc>
@@ -3930,9 +3311,2764 @@
     </w:tbl>
     <w:p>
       <w:pPr>
+        <w:pStyle w:val="Titre2"/>
+        <w:spacing w:before="300" w:after="150"/>
+      </w:pPr>
+      <w:r>
+        <w:t xml:space="preserve">Création des entrées DNS </w:t>
+      </w:r>
+      <w:r>
+        <w:t xml:space="preserve">(Sites pointent vers </w:t>
+      </w:r>
+      <w:r>
+        <w:t>OPT-RP-01</w:t>
+      </w:r>
+      <w:r>
+        <w:t>)</w:t>
+      </w:r>
+    </w:p>
+    <w:p>
+      <w:pPr>
+        <w:spacing w:after="60"/>
+        <w:rPr>
+          <w:color w:val="1F2937"/>
+          <w:sz w:val="20"/>
+          <w:szCs w:val="20"/>
+        </w:rPr>
+      </w:pPr>
+      <w:r>
+        <w:rPr>
+          <w:color w:val="1F2937"/>
+          <w:sz w:val="20"/>
+          <w:szCs w:val="20"/>
+        </w:rPr>
+        <w:t xml:space="preserve"> Sur le DC ou une machine d’administration AD</w:t>
+      </w:r>
+      <w:r>
+        <w:rPr>
+          <w:color w:val="1F2937"/>
+          <w:sz w:val="20"/>
+          <w:szCs w:val="20"/>
+        </w:rPr>
+        <w:t xml:space="preserve"> (</w:t>
+      </w:r>
+      <w:r>
+        <w:rPr>
+          <w:color w:val="1F2937"/>
+          <w:sz w:val="20"/>
+          <w:szCs w:val="20"/>
+        </w:rPr>
+        <w:t>1.4.2.Update-DNS-OptimeditSites-RP.ps1</w:t>
+      </w:r>
+      <w:r>
+        <w:rPr>
+          <w:color w:val="1F2937"/>
+          <w:sz w:val="20"/>
+          <w:szCs w:val="20"/>
+        </w:rPr>
+        <w:t>)</w:t>
+      </w:r>
+      <w:r>
+        <w:rPr>
+          <w:color w:val="1F2937"/>
+          <w:sz w:val="20"/>
+          <w:szCs w:val="20"/>
+        </w:rPr>
+        <w:t> :</w:t>
+      </w:r>
+      <w:r>
+        <w:rPr>
+          <w:color w:val="1F2937"/>
+          <w:sz w:val="20"/>
+          <w:szCs w:val="20"/>
+        </w:rPr>
+        <w:t xml:space="preserve"> </w:t>
+      </w:r>
+    </w:p>
+    <w:tbl>
+      <w:tblPr>
+        <w:tblStyle w:val="Grilledutableau"/>
+        <w:tblW w:w="0" w:type="auto"/>
+        <w:tblLook w:val="04A0" w:firstRow="1" w:lastRow="0" w:firstColumn="1" w:lastColumn="0" w:noHBand="0" w:noVBand="1"/>
+      </w:tblPr>
+      <w:tblGrid>
+        <w:gridCol w:w="10030"/>
+      </w:tblGrid>
+      <w:tr>
+        <w:tc>
+          <w:tcPr>
+            <w:tcW w:w="10030" w:type="dxa"/>
+          </w:tcPr>
+          <w:p>
+            <w:pPr>
+              <w:shd w:val="clear" w:color="auto" w:fill="FFFFFF"/>
+              <w:autoSpaceDE w:val="0"/>
+              <w:autoSpaceDN w:val="0"/>
+              <w:adjustRightInd w:val="0"/>
+              <w:rPr>
+                <w:rFonts w:ascii="Lucida Console" w:hAnsi="Lucida Console" w:cs="Lucida Console"/>
+                <w:sz w:val="14"/>
+                <w:szCs w:val="14"/>
+              </w:rPr>
+            </w:pPr>
+            <w:r>
+              <w:rPr>
+                <w:rFonts w:ascii="Lucida Console" w:hAnsi="Lucida Console" w:cs="Lucida Console"/>
+                <w:color w:val="A82D00"/>
+                <w:sz w:val="14"/>
+                <w:szCs w:val="14"/>
+              </w:rPr>
+              <w:t>$zone</w:t>
+            </w:r>
+            <w:r>
+              <w:rPr>
+                <w:rFonts w:ascii="Lucida Console" w:hAnsi="Lucida Console" w:cs="Lucida Console"/>
+                <w:sz w:val="14"/>
+                <w:szCs w:val="14"/>
+              </w:rPr>
+              <w:t xml:space="preserve"> </w:t>
+            </w:r>
+            <w:r>
+              <w:rPr>
+                <w:rFonts w:ascii="Lucida Console" w:hAnsi="Lucida Console" w:cs="Lucida Console"/>
+                <w:color w:val="696969"/>
+                <w:sz w:val="14"/>
+                <w:szCs w:val="14"/>
+              </w:rPr>
+              <w:t>=</w:t>
+            </w:r>
+            <w:r>
+              <w:rPr>
+                <w:rFonts w:ascii="Lucida Console" w:hAnsi="Lucida Console" w:cs="Lucida Console"/>
+                <w:sz w:val="14"/>
+                <w:szCs w:val="14"/>
+              </w:rPr>
+              <w:t xml:space="preserve"> </w:t>
+            </w:r>
+            <w:r>
+              <w:rPr>
+                <w:rFonts w:ascii="Lucida Console" w:hAnsi="Lucida Console" w:cs="Lucida Console"/>
+                <w:color w:val="8B0000"/>
+                <w:sz w:val="14"/>
+                <w:szCs w:val="14"/>
+              </w:rPr>
+              <w:t>"optimedit.eu"</w:t>
+            </w:r>
+          </w:p>
+          <w:p>
+            <w:pPr>
+              <w:shd w:val="clear" w:color="auto" w:fill="FFFFFF"/>
+              <w:autoSpaceDE w:val="0"/>
+              <w:autoSpaceDN w:val="0"/>
+              <w:adjustRightInd w:val="0"/>
+              <w:rPr>
+                <w:rFonts w:ascii="Lucida Console" w:hAnsi="Lucida Console" w:cs="Lucida Console"/>
+                <w:sz w:val="14"/>
+                <w:szCs w:val="14"/>
+              </w:rPr>
+            </w:pPr>
+            <w:r>
+              <w:rPr>
+                <w:rFonts w:ascii="Lucida Console" w:hAnsi="Lucida Console" w:cs="Lucida Console"/>
+                <w:color w:val="A82D00"/>
+                <w:sz w:val="14"/>
+                <w:szCs w:val="14"/>
+              </w:rPr>
+              <w:t>$rpIP</w:t>
+            </w:r>
+            <w:r>
+              <w:rPr>
+                <w:rFonts w:ascii="Lucida Console" w:hAnsi="Lucida Console" w:cs="Lucida Console"/>
+                <w:sz w:val="14"/>
+                <w:szCs w:val="14"/>
+              </w:rPr>
+              <w:t xml:space="preserve"> </w:t>
+            </w:r>
+            <w:r>
+              <w:rPr>
+                <w:rFonts w:ascii="Lucida Console" w:hAnsi="Lucida Console" w:cs="Lucida Console"/>
+                <w:color w:val="696969"/>
+                <w:sz w:val="14"/>
+                <w:szCs w:val="14"/>
+              </w:rPr>
+              <w:t>=</w:t>
+            </w:r>
+            <w:r>
+              <w:rPr>
+                <w:rFonts w:ascii="Lucida Console" w:hAnsi="Lucida Console" w:cs="Lucida Console"/>
+                <w:sz w:val="14"/>
+                <w:szCs w:val="14"/>
+              </w:rPr>
+              <w:t xml:space="preserve"> </w:t>
+            </w:r>
+            <w:r>
+              <w:rPr>
+                <w:rFonts w:ascii="Lucida Console" w:hAnsi="Lucida Console" w:cs="Lucida Console"/>
+                <w:color w:val="8B0000"/>
+                <w:sz w:val="14"/>
+                <w:szCs w:val="14"/>
+              </w:rPr>
+              <w:t>"192.168.3.200"</w:t>
+            </w:r>
+          </w:p>
+          <w:p>
+            <w:pPr>
+              <w:shd w:val="clear" w:color="auto" w:fill="FFFFFF"/>
+              <w:autoSpaceDE w:val="0"/>
+              <w:autoSpaceDN w:val="0"/>
+              <w:adjustRightInd w:val="0"/>
+              <w:rPr>
+                <w:rFonts w:ascii="Lucida Console" w:hAnsi="Lucida Console" w:cs="Lucida Console"/>
+                <w:sz w:val="14"/>
+                <w:szCs w:val="14"/>
+              </w:rPr>
+            </w:pPr>
+            <w:r>
+              <w:rPr>
+                <w:rFonts w:ascii="Lucida Console" w:hAnsi="Lucida Console" w:cs="Lucida Console"/>
+                <w:color w:val="A82D00"/>
+                <w:sz w:val="14"/>
+                <w:szCs w:val="14"/>
+              </w:rPr>
+              <w:t>$log</w:t>
+            </w:r>
+            <w:r>
+              <w:rPr>
+                <w:rFonts w:ascii="Lucida Console" w:hAnsi="Lucida Console" w:cs="Lucida Console"/>
+                <w:sz w:val="14"/>
+                <w:szCs w:val="14"/>
+              </w:rPr>
+              <w:t xml:space="preserve"> </w:t>
+            </w:r>
+            <w:r>
+              <w:rPr>
+                <w:rFonts w:ascii="Lucida Console" w:hAnsi="Lucida Console" w:cs="Lucida Console"/>
+                <w:color w:val="696969"/>
+                <w:sz w:val="14"/>
+                <w:szCs w:val="14"/>
+              </w:rPr>
+              <w:t>=</w:t>
+            </w:r>
+            <w:r>
+              <w:rPr>
+                <w:rFonts w:ascii="Lucida Console" w:hAnsi="Lucida Console" w:cs="Lucida Console"/>
+                <w:sz w:val="14"/>
+                <w:szCs w:val="14"/>
+              </w:rPr>
+              <w:t xml:space="preserve"> </w:t>
+            </w:r>
+            <w:r>
+              <w:rPr>
+                <w:rFonts w:ascii="Lucida Console" w:hAnsi="Lucida Console" w:cs="Lucida Console"/>
+                <w:color w:val="8B0000"/>
+                <w:sz w:val="14"/>
+                <w:szCs w:val="14"/>
+              </w:rPr>
+              <w:t>"C:\Logs\Update-DNS-Sites.log"</w:t>
+            </w:r>
+          </w:p>
+          <w:p>
+            <w:pPr>
+              <w:shd w:val="clear" w:color="auto" w:fill="FFFFFF"/>
+              <w:autoSpaceDE w:val="0"/>
+              <w:autoSpaceDN w:val="0"/>
+              <w:adjustRightInd w:val="0"/>
+              <w:rPr>
+                <w:rFonts w:ascii="Lucida Console" w:hAnsi="Lucida Console" w:cs="Lucida Console"/>
+                <w:sz w:val="14"/>
+                <w:szCs w:val="14"/>
+              </w:rPr>
+            </w:pPr>
+          </w:p>
+          <w:p>
+            <w:pPr>
+              <w:shd w:val="clear" w:color="auto" w:fill="FFFFFF"/>
+              <w:autoSpaceDE w:val="0"/>
+              <w:autoSpaceDN w:val="0"/>
+              <w:adjustRightInd w:val="0"/>
+              <w:rPr>
+                <w:rFonts w:ascii="Lucida Console" w:hAnsi="Lucida Console" w:cs="Lucida Console"/>
+                <w:sz w:val="14"/>
+                <w:szCs w:val="14"/>
+              </w:rPr>
+            </w:pPr>
+            <w:r>
+              <w:rPr>
+                <w:rFonts w:ascii="Lucida Console" w:hAnsi="Lucida Console" w:cs="Lucida Console"/>
+                <w:color w:val="00008B"/>
+                <w:sz w:val="14"/>
+                <w:szCs w:val="14"/>
+              </w:rPr>
+              <w:t>if</w:t>
+            </w:r>
+            <w:r>
+              <w:rPr>
+                <w:rFonts w:ascii="Lucida Console" w:hAnsi="Lucida Console" w:cs="Lucida Console"/>
+                <w:sz w:val="14"/>
+                <w:szCs w:val="14"/>
+              </w:rPr>
+              <w:t xml:space="preserve"> (</w:t>
+            </w:r>
+            <w:r>
+              <w:rPr>
+                <w:rFonts w:ascii="Lucida Console" w:hAnsi="Lucida Console" w:cs="Lucida Console"/>
+                <w:color w:val="696969"/>
+                <w:sz w:val="14"/>
+                <w:szCs w:val="14"/>
+              </w:rPr>
+              <w:t>!</w:t>
+            </w:r>
+            <w:r>
+              <w:rPr>
+                <w:rFonts w:ascii="Lucida Console" w:hAnsi="Lucida Console" w:cs="Lucida Console"/>
+                <w:sz w:val="14"/>
+                <w:szCs w:val="14"/>
+              </w:rPr>
+              <w:t>(</w:t>
+            </w:r>
+            <w:r>
+              <w:rPr>
+                <w:rFonts w:ascii="Lucida Console" w:hAnsi="Lucida Console" w:cs="Lucida Console"/>
+                <w:color w:val="0000FF"/>
+                <w:sz w:val="14"/>
+                <w:szCs w:val="14"/>
+              </w:rPr>
+              <w:t>Test-Path</w:t>
+            </w:r>
+            <w:r>
+              <w:rPr>
+                <w:rFonts w:ascii="Lucida Console" w:hAnsi="Lucida Console" w:cs="Lucida Console"/>
+                <w:sz w:val="14"/>
+                <w:szCs w:val="14"/>
+              </w:rPr>
+              <w:t xml:space="preserve"> </w:t>
+            </w:r>
+            <w:r>
+              <w:rPr>
+                <w:rFonts w:ascii="Lucida Console" w:hAnsi="Lucida Console" w:cs="Lucida Console"/>
+                <w:color w:val="8B0000"/>
+                <w:sz w:val="14"/>
+                <w:szCs w:val="14"/>
+              </w:rPr>
+              <w:t>"C:\Logs"</w:t>
+            </w:r>
+            <w:r>
+              <w:rPr>
+                <w:rFonts w:ascii="Lucida Console" w:hAnsi="Lucida Console" w:cs="Lucida Console"/>
+                <w:sz w:val="14"/>
+                <w:szCs w:val="14"/>
+              </w:rPr>
+              <w:t xml:space="preserve">)) { </w:t>
+            </w:r>
+            <w:r>
+              <w:rPr>
+                <w:rFonts w:ascii="Lucida Console" w:hAnsi="Lucida Console" w:cs="Lucida Console"/>
+                <w:color w:val="0000FF"/>
+                <w:sz w:val="14"/>
+                <w:szCs w:val="14"/>
+              </w:rPr>
+              <w:t>New-Item</w:t>
+            </w:r>
+            <w:r>
+              <w:rPr>
+                <w:rFonts w:ascii="Lucida Console" w:hAnsi="Lucida Console" w:cs="Lucida Console"/>
+                <w:sz w:val="14"/>
+                <w:szCs w:val="14"/>
+              </w:rPr>
+              <w:t xml:space="preserve"> </w:t>
+            </w:r>
+            <w:r>
+              <w:rPr>
+                <w:rFonts w:ascii="Lucida Console" w:hAnsi="Lucida Console" w:cs="Lucida Console"/>
+                <w:color w:val="000080"/>
+                <w:sz w:val="14"/>
+                <w:szCs w:val="14"/>
+              </w:rPr>
+              <w:t>-ItemType</w:t>
+            </w:r>
+            <w:r>
+              <w:rPr>
+                <w:rFonts w:ascii="Lucida Console" w:hAnsi="Lucida Console" w:cs="Lucida Console"/>
+                <w:sz w:val="14"/>
+                <w:szCs w:val="14"/>
+              </w:rPr>
+              <w:t xml:space="preserve"> </w:t>
+            </w:r>
+            <w:r>
+              <w:rPr>
+                <w:rFonts w:ascii="Lucida Console" w:hAnsi="Lucida Console" w:cs="Lucida Console"/>
+                <w:color w:val="8A2BE2"/>
+                <w:sz w:val="14"/>
+                <w:szCs w:val="14"/>
+              </w:rPr>
+              <w:t>Directory</w:t>
+            </w:r>
+            <w:r>
+              <w:rPr>
+                <w:rFonts w:ascii="Lucida Console" w:hAnsi="Lucida Console" w:cs="Lucida Console"/>
+                <w:sz w:val="14"/>
+                <w:szCs w:val="14"/>
+              </w:rPr>
+              <w:t xml:space="preserve"> </w:t>
+            </w:r>
+            <w:r>
+              <w:rPr>
+                <w:rFonts w:ascii="Lucida Console" w:hAnsi="Lucida Console" w:cs="Lucida Console"/>
+                <w:color w:val="000080"/>
+                <w:sz w:val="14"/>
+                <w:szCs w:val="14"/>
+              </w:rPr>
+              <w:t>-Path</w:t>
+            </w:r>
+            <w:r>
+              <w:rPr>
+                <w:rFonts w:ascii="Lucida Console" w:hAnsi="Lucida Console" w:cs="Lucida Console"/>
+                <w:sz w:val="14"/>
+                <w:szCs w:val="14"/>
+              </w:rPr>
+              <w:t xml:space="preserve"> </w:t>
+            </w:r>
+            <w:r>
+              <w:rPr>
+                <w:rFonts w:ascii="Lucida Console" w:hAnsi="Lucida Console" w:cs="Lucida Console"/>
+                <w:color w:val="8B0000"/>
+                <w:sz w:val="14"/>
+                <w:szCs w:val="14"/>
+              </w:rPr>
+              <w:t>"C:\Logs"</w:t>
+            </w:r>
+            <w:r>
+              <w:rPr>
+                <w:rFonts w:ascii="Lucida Console" w:hAnsi="Lucida Console" w:cs="Lucida Console"/>
+                <w:sz w:val="14"/>
+                <w:szCs w:val="14"/>
+              </w:rPr>
+              <w:t xml:space="preserve"> </w:t>
+            </w:r>
+            <w:r>
+              <w:rPr>
+                <w:rFonts w:ascii="Lucida Console" w:hAnsi="Lucida Console" w:cs="Lucida Console"/>
+                <w:color w:val="000080"/>
+                <w:sz w:val="14"/>
+                <w:szCs w:val="14"/>
+              </w:rPr>
+              <w:t>-Force</w:t>
+            </w:r>
+            <w:r>
+              <w:rPr>
+                <w:rFonts w:ascii="Lucida Console" w:hAnsi="Lucida Console" w:cs="Lucida Console"/>
+                <w:sz w:val="14"/>
+                <w:szCs w:val="14"/>
+              </w:rPr>
+              <w:t xml:space="preserve"> }</w:t>
+            </w:r>
+          </w:p>
+          <w:p>
+            <w:pPr>
+              <w:shd w:val="clear" w:color="auto" w:fill="FFFFFF"/>
+              <w:autoSpaceDE w:val="0"/>
+              <w:autoSpaceDN w:val="0"/>
+              <w:adjustRightInd w:val="0"/>
+              <w:rPr>
+                <w:rFonts w:ascii="Lucida Console" w:hAnsi="Lucida Console" w:cs="Lucida Console"/>
+                <w:sz w:val="14"/>
+                <w:szCs w:val="14"/>
+              </w:rPr>
+            </w:pPr>
+          </w:p>
+          <w:p>
+            <w:pPr>
+              <w:shd w:val="clear" w:color="auto" w:fill="FFFFFF"/>
+              <w:autoSpaceDE w:val="0"/>
+              <w:autoSpaceDN w:val="0"/>
+              <w:adjustRightInd w:val="0"/>
+              <w:rPr>
+                <w:rFonts w:ascii="Lucida Console" w:hAnsi="Lucida Console" w:cs="Lucida Console"/>
+                <w:sz w:val="14"/>
+                <w:szCs w:val="14"/>
+              </w:rPr>
+            </w:pPr>
+            <w:r>
+              <w:rPr>
+                <w:rFonts w:ascii="Lucida Console" w:hAnsi="Lucida Console" w:cs="Lucida Console"/>
+                <w:color w:val="00008B"/>
+                <w:sz w:val="14"/>
+                <w:szCs w:val="14"/>
+              </w:rPr>
+              <w:t>function</w:t>
+            </w:r>
+            <w:r>
+              <w:rPr>
+                <w:rFonts w:ascii="Lucida Console" w:hAnsi="Lucida Console" w:cs="Lucida Console"/>
+                <w:sz w:val="14"/>
+                <w:szCs w:val="14"/>
+              </w:rPr>
+              <w:t xml:space="preserve"> </w:t>
+            </w:r>
+            <w:r>
+              <w:rPr>
+                <w:rFonts w:ascii="Lucida Console" w:hAnsi="Lucida Console" w:cs="Lucida Console"/>
+                <w:color w:val="8A2BE2"/>
+                <w:sz w:val="14"/>
+                <w:szCs w:val="14"/>
+              </w:rPr>
+              <w:t>Log</w:t>
+            </w:r>
+            <w:r>
+              <w:rPr>
+                <w:rFonts w:ascii="Lucida Console" w:hAnsi="Lucida Console" w:cs="Lucida Console"/>
+                <w:sz w:val="14"/>
+                <w:szCs w:val="14"/>
+              </w:rPr>
+              <w:t xml:space="preserve"> {</w:t>
+            </w:r>
+          </w:p>
+          <w:p>
+            <w:pPr>
+              <w:shd w:val="clear" w:color="auto" w:fill="FFFFFF"/>
+              <w:autoSpaceDE w:val="0"/>
+              <w:autoSpaceDN w:val="0"/>
+              <w:adjustRightInd w:val="0"/>
+              <w:rPr>
+                <w:rFonts w:ascii="Lucida Console" w:hAnsi="Lucida Console" w:cs="Lucida Console"/>
+                <w:sz w:val="14"/>
+                <w:szCs w:val="14"/>
+              </w:rPr>
+            </w:pPr>
+            <w:r>
+              <w:rPr>
+                <w:rFonts w:ascii="Lucida Console" w:hAnsi="Lucida Console" w:cs="Lucida Console"/>
+                <w:sz w:val="14"/>
+                <w:szCs w:val="14"/>
+              </w:rPr>
+              <w:t xml:space="preserve">    </w:t>
+            </w:r>
+            <w:r>
+              <w:rPr>
+                <w:rFonts w:ascii="Lucida Console" w:hAnsi="Lucida Console" w:cs="Lucida Console"/>
+                <w:color w:val="00008B"/>
+                <w:sz w:val="14"/>
+                <w:szCs w:val="14"/>
+              </w:rPr>
+              <w:t>param</w:t>
+            </w:r>
+            <w:r>
+              <w:rPr>
+                <w:rFonts w:ascii="Lucida Console" w:hAnsi="Lucida Console" w:cs="Lucida Console"/>
+                <w:sz w:val="14"/>
+                <w:szCs w:val="14"/>
+              </w:rPr>
+              <w:t>(</w:t>
+            </w:r>
+            <w:r>
+              <w:rPr>
+                <w:rFonts w:ascii="Lucida Console" w:hAnsi="Lucida Console" w:cs="Lucida Console"/>
+                <w:color w:val="696969"/>
+                <w:sz w:val="14"/>
+                <w:szCs w:val="14"/>
+              </w:rPr>
+              <w:t>[</w:t>
+            </w:r>
+            <w:r>
+              <w:rPr>
+                <w:rFonts w:ascii="Lucida Console" w:hAnsi="Lucida Console" w:cs="Lucida Console"/>
+                <w:color w:val="006161"/>
+                <w:sz w:val="14"/>
+                <w:szCs w:val="14"/>
+              </w:rPr>
+              <w:t>string</w:t>
+            </w:r>
+            <w:r>
+              <w:rPr>
+                <w:rFonts w:ascii="Lucida Console" w:hAnsi="Lucida Console" w:cs="Lucida Console"/>
+                <w:color w:val="696969"/>
+                <w:sz w:val="14"/>
+                <w:szCs w:val="14"/>
+              </w:rPr>
+              <w:t>]</w:t>
+            </w:r>
+            <w:r>
+              <w:rPr>
+                <w:rFonts w:ascii="Lucida Console" w:hAnsi="Lucida Console" w:cs="Lucida Console"/>
+                <w:color w:val="A82D00"/>
+                <w:sz w:val="14"/>
+                <w:szCs w:val="14"/>
+              </w:rPr>
+              <w:t>$msg</w:t>
+            </w:r>
+            <w:r>
+              <w:rPr>
+                <w:rFonts w:ascii="Lucida Console" w:hAnsi="Lucida Console" w:cs="Lucida Console"/>
+                <w:sz w:val="14"/>
+                <w:szCs w:val="14"/>
+              </w:rPr>
+              <w:t>)</w:t>
+            </w:r>
+          </w:p>
+          <w:p>
+            <w:pPr>
+              <w:shd w:val="clear" w:color="auto" w:fill="FFFFFF"/>
+              <w:autoSpaceDE w:val="0"/>
+              <w:autoSpaceDN w:val="0"/>
+              <w:adjustRightInd w:val="0"/>
+              <w:rPr>
+                <w:rFonts w:ascii="Lucida Console" w:hAnsi="Lucida Console" w:cs="Lucida Console"/>
+                <w:sz w:val="14"/>
+                <w:szCs w:val="14"/>
+              </w:rPr>
+            </w:pPr>
+            <w:r>
+              <w:rPr>
+                <w:rFonts w:ascii="Lucida Console" w:hAnsi="Lucida Console" w:cs="Lucida Console"/>
+                <w:sz w:val="14"/>
+                <w:szCs w:val="14"/>
+              </w:rPr>
+              <w:t xml:space="preserve">    </w:t>
+            </w:r>
+            <w:r>
+              <w:rPr>
+                <w:rFonts w:ascii="Lucida Console" w:hAnsi="Lucida Console" w:cs="Lucida Console"/>
+                <w:color w:val="0000FF"/>
+                <w:sz w:val="14"/>
+                <w:szCs w:val="14"/>
+              </w:rPr>
+              <w:t>Add-Content</w:t>
+            </w:r>
+            <w:r>
+              <w:rPr>
+                <w:rFonts w:ascii="Lucida Console" w:hAnsi="Lucida Console" w:cs="Lucida Console"/>
+                <w:sz w:val="14"/>
+                <w:szCs w:val="14"/>
+              </w:rPr>
+              <w:t xml:space="preserve"> </w:t>
+            </w:r>
+            <w:r>
+              <w:rPr>
+                <w:rFonts w:ascii="Lucida Console" w:hAnsi="Lucida Console" w:cs="Lucida Console"/>
+                <w:color w:val="000080"/>
+                <w:sz w:val="14"/>
+                <w:szCs w:val="14"/>
+              </w:rPr>
+              <w:t>-Path</w:t>
+            </w:r>
+            <w:r>
+              <w:rPr>
+                <w:rFonts w:ascii="Lucida Console" w:hAnsi="Lucida Console" w:cs="Lucida Console"/>
+                <w:sz w:val="14"/>
+                <w:szCs w:val="14"/>
+              </w:rPr>
+              <w:t xml:space="preserve"> </w:t>
+            </w:r>
+            <w:r>
+              <w:rPr>
+                <w:rFonts w:ascii="Lucida Console" w:hAnsi="Lucida Console" w:cs="Lucida Console"/>
+                <w:color w:val="A82D00"/>
+                <w:sz w:val="14"/>
+                <w:szCs w:val="14"/>
+              </w:rPr>
+              <w:t>$log</w:t>
+            </w:r>
+            <w:r>
+              <w:rPr>
+                <w:rFonts w:ascii="Lucida Console" w:hAnsi="Lucida Console" w:cs="Lucida Console"/>
+                <w:sz w:val="14"/>
+                <w:szCs w:val="14"/>
+              </w:rPr>
+              <w:t xml:space="preserve"> </w:t>
+            </w:r>
+            <w:r>
+              <w:rPr>
+                <w:rFonts w:ascii="Lucida Console" w:hAnsi="Lucida Console" w:cs="Lucida Console"/>
+                <w:color w:val="000080"/>
+                <w:sz w:val="14"/>
+                <w:szCs w:val="14"/>
+              </w:rPr>
+              <w:t>-Value</w:t>
+            </w:r>
+            <w:r>
+              <w:rPr>
+                <w:rFonts w:ascii="Lucida Console" w:hAnsi="Lucida Console" w:cs="Lucida Console"/>
+                <w:sz w:val="14"/>
+                <w:szCs w:val="14"/>
+              </w:rPr>
+              <w:t xml:space="preserve"> </w:t>
+            </w:r>
+            <w:r>
+              <w:rPr>
+                <w:rFonts w:ascii="Lucida Console" w:hAnsi="Lucida Console" w:cs="Lucida Console"/>
+                <w:color w:val="8B0000"/>
+                <w:sz w:val="14"/>
+                <w:szCs w:val="14"/>
+              </w:rPr>
+              <w:t>"</w:t>
+            </w:r>
+            <w:r>
+              <w:rPr>
+                <w:rFonts w:ascii="Lucida Console" w:hAnsi="Lucida Console" w:cs="Lucida Console"/>
+                <w:sz w:val="14"/>
+                <w:szCs w:val="14"/>
+              </w:rPr>
+              <w:t>$(</w:t>
+            </w:r>
+            <w:r>
+              <w:rPr>
+                <w:rFonts w:ascii="Lucida Console" w:hAnsi="Lucida Console" w:cs="Lucida Console"/>
+                <w:color w:val="0000FF"/>
+                <w:sz w:val="14"/>
+                <w:szCs w:val="14"/>
+              </w:rPr>
+              <w:t>Get-Date</w:t>
+            </w:r>
+            <w:r>
+              <w:rPr>
+                <w:rFonts w:ascii="Lucida Console" w:hAnsi="Lucida Console" w:cs="Lucida Console"/>
+                <w:sz w:val="14"/>
+                <w:szCs w:val="14"/>
+              </w:rPr>
+              <w:t>)</w:t>
+            </w:r>
+            <w:r>
+              <w:rPr>
+                <w:rFonts w:ascii="Lucida Console" w:hAnsi="Lucida Console" w:cs="Lucida Console"/>
+                <w:color w:val="8B0000"/>
+                <w:sz w:val="14"/>
+                <w:szCs w:val="14"/>
+              </w:rPr>
+              <w:t xml:space="preserve"> - </w:t>
+            </w:r>
+            <w:r>
+              <w:rPr>
+                <w:rFonts w:ascii="Lucida Console" w:hAnsi="Lucida Console" w:cs="Lucida Console"/>
+                <w:color w:val="A82D00"/>
+                <w:sz w:val="14"/>
+                <w:szCs w:val="14"/>
+              </w:rPr>
+              <w:t>$msg</w:t>
+            </w:r>
+            <w:r>
+              <w:rPr>
+                <w:rFonts w:ascii="Lucida Console" w:hAnsi="Lucida Console" w:cs="Lucida Console"/>
+                <w:color w:val="8B0000"/>
+                <w:sz w:val="14"/>
+                <w:szCs w:val="14"/>
+              </w:rPr>
+              <w:t>"</w:t>
+            </w:r>
+          </w:p>
+          <w:p>
+            <w:pPr>
+              <w:shd w:val="clear" w:color="auto" w:fill="FFFFFF"/>
+              <w:autoSpaceDE w:val="0"/>
+              <w:autoSpaceDN w:val="0"/>
+              <w:adjustRightInd w:val="0"/>
+              <w:rPr>
+                <w:rFonts w:ascii="Lucida Console" w:hAnsi="Lucida Console" w:cs="Lucida Console"/>
+                <w:sz w:val="14"/>
+                <w:szCs w:val="14"/>
+              </w:rPr>
+            </w:pPr>
+            <w:r>
+              <w:rPr>
+                <w:rFonts w:ascii="Lucida Console" w:hAnsi="Lucida Console" w:cs="Lucida Console"/>
+                <w:sz w:val="14"/>
+                <w:szCs w:val="14"/>
+              </w:rPr>
+              <w:t>}</w:t>
+            </w:r>
+          </w:p>
+          <w:p>
+            <w:pPr>
+              <w:shd w:val="clear" w:color="auto" w:fill="FFFFFF"/>
+              <w:autoSpaceDE w:val="0"/>
+              <w:autoSpaceDN w:val="0"/>
+              <w:adjustRightInd w:val="0"/>
+              <w:rPr>
+                <w:rFonts w:ascii="Lucida Console" w:hAnsi="Lucida Console" w:cs="Lucida Console"/>
+                <w:sz w:val="14"/>
+                <w:szCs w:val="14"/>
+              </w:rPr>
+            </w:pPr>
+          </w:p>
+          <w:p>
+            <w:pPr>
+              <w:shd w:val="clear" w:color="auto" w:fill="FFFFFF"/>
+              <w:autoSpaceDE w:val="0"/>
+              <w:autoSpaceDN w:val="0"/>
+              <w:adjustRightInd w:val="0"/>
+              <w:rPr>
+                <w:rFonts w:ascii="Lucida Console" w:hAnsi="Lucida Console" w:cs="Lucida Console"/>
+                <w:sz w:val="14"/>
+                <w:szCs w:val="14"/>
+              </w:rPr>
+            </w:pPr>
+            <w:r>
+              <w:rPr>
+                <w:rFonts w:ascii="Lucida Console" w:hAnsi="Lucida Console" w:cs="Lucida Console"/>
+                <w:color w:val="A82D00"/>
+                <w:sz w:val="14"/>
+                <w:szCs w:val="14"/>
+              </w:rPr>
+              <w:t>$sites</w:t>
+            </w:r>
+            <w:r>
+              <w:rPr>
+                <w:rFonts w:ascii="Lucida Console" w:hAnsi="Lucida Console" w:cs="Lucida Console"/>
+                <w:sz w:val="14"/>
+                <w:szCs w:val="14"/>
+              </w:rPr>
+              <w:t xml:space="preserve"> </w:t>
+            </w:r>
+            <w:r>
+              <w:rPr>
+                <w:rFonts w:ascii="Lucida Console" w:hAnsi="Lucida Console" w:cs="Lucida Console"/>
+                <w:color w:val="696969"/>
+                <w:sz w:val="14"/>
+                <w:szCs w:val="14"/>
+              </w:rPr>
+              <w:t>=</w:t>
+            </w:r>
+            <w:r>
+              <w:rPr>
+                <w:rFonts w:ascii="Lucida Console" w:hAnsi="Lucida Console" w:cs="Lucida Console"/>
+                <w:sz w:val="14"/>
+                <w:szCs w:val="14"/>
+              </w:rPr>
+              <w:t xml:space="preserve"> @(</w:t>
+            </w:r>
+          </w:p>
+          <w:p>
+            <w:pPr>
+              <w:shd w:val="clear" w:color="auto" w:fill="FFFFFF"/>
+              <w:autoSpaceDE w:val="0"/>
+              <w:autoSpaceDN w:val="0"/>
+              <w:adjustRightInd w:val="0"/>
+              <w:rPr>
+                <w:rFonts w:ascii="Lucida Console" w:hAnsi="Lucida Console" w:cs="Lucida Console"/>
+                <w:sz w:val="14"/>
+                <w:szCs w:val="14"/>
+              </w:rPr>
+            </w:pPr>
+            <w:r>
+              <w:rPr>
+                <w:rFonts w:ascii="Lucida Console" w:hAnsi="Lucida Console" w:cs="Lucida Console"/>
+                <w:sz w:val="14"/>
+                <w:szCs w:val="14"/>
+              </w:rPr>
+              <w:t xml:space="preserve">    </w:t>
+            </w:r>
+            <w:r>
+              <w:rPr>
+                <w:rFonts w:ascii="Lucida Console" w:hAnsi="Lucida Console" w:cs="Lucida Console"/>
+                <w:color w:val="8B0000"/>
+                <w:sz w:val="14"/>
+                <w:szCs w:val="14"/>
+              </w:rPr>
+              <w:t>"achat"</w:t>
+            </w:r>
+            <w:r>
+              <w:rPr>
+                <w:rFonts w:ascii="Lucida Console" w:hAnsi="Lucida Console" w:cs="Lucida Console"/>
+                <w:color w:val="696969"/>
+                <w:sz w:val="14"/>
+                <w:szCs w:val="14"/>
+              </w:rPr>
+              <w:t>,</w:t>
+            </w:r>
+            <w:r>
+              <w:rPr>
+                <w:rFonts w:ascii="Lucida Console" w:hAnsi="Lucida Console" w:cs="Lucida Console"/>
+                <w:color w:val="8B0000"/>
+                <w:sz w:val="14"/>
+                <w:szCs w:val="14"/>
+              </w:rPr>
+              <w:t>"blog"</w:t>
+            </w:r>
+            <w:r>
+              <w:rPr>
+                <w:rFonts w:ascii="Lucida Console" w:hAnsi="Lucida Console" w:cs="Lucida Console"/>
+                <w:color w:val="696969"/>
+                <w:sz w:val="14"/>
+                <w:szCs w:val="14"/>
+              </w:rPr>
+              <w:t>,</w:t>
+            </w:r>
+            <w:r>
+              <w:rPr>
+                <w:rFonts w:ascii="Lucida Console" w:hAnsi="Lucida Console" w:cs="Lucida Console"/>
+                <w:color w:val="8B0000"/>
+                <w:sz w:val="14"/>
+                <w:szCs w:val="14"/>
+              </w:rPr>
+              <w:t>"ce"</w:t>
+            </w:r>
+            <w:r>
+              <w:rPr>
+                <w:rFonts w:ascii="Lucida Console" w:hAnsi="Lucida Console" w:cs="Lucida Console"/>
+                <w:color w:val="696969"/>
+                <w:sz w:val="14"/>
+                <w:szCs w:val="14"/>
+              </w:rPr>
+              <w:t>,</w:t>
+            </w:r>
+            <w:r>
+              <w:rPr>
+                <w:rFonts w:ascii="Lucida Console" w:hAnsi="Lucida Console" w:cs="Lucida Console"/>
+                <w:color w:val="8B0000"/>
+                <w:sz w:val="14"/>
+                <w:szCs w:val="14"/>
+              </w:rPr>
+              <w:t>"client"</w:t>
+            </w:r>
+            <w:r>
+              <w:rPr>
+                <w:rFonts w:ascii="Lucida Console" w:hAnsi="Lucida Console" w:cs="Lucida Console"/>
+                <w:color w:val="696969"/>
+                <w:sz w:val="14"/>
+                <w:szCs w:val="14"/>
+              </w:rPr>
+              <w:t>,</w:t>
+            </w:r>
+            <w:r>
+              <w:rPr>
+                <w:rFonts w:ascii="Lucida Console" w:hAnsi="Lucida Console" w:cs="Lucida Console"/>
+                <w:color w:val="8B0000"/>
+                <w:sz w:val="14"/>
+                <w:szCs w:val="14"/>
+              </w:rPr>
+              <w:t>"commercial"</w:t>
+            </w:r>
+            <w:r>
+              <w:rPr>
+                <w:rFonts w:ascii="Lucida Console" w:hAnsi="Lucida Console" w:cs="Lucida Console"/>
+                <w:color w:val="696969"/>
+                <w:sz w:val="14"/>
+                <w:szCs w:val="14"/>
+              </w:rPr>
+              <w:t>,</w:t>
+            </w:r>
+            <w:r>
+              <w:rPr>
+                <w:rFonts w:ascii="Lucida Console" w:hAnsi="Lucida Console" w:cs="Lucida Console"/>
+                <w:color w:val="8B0000"/>
+                <w:sz w:val="14"/>
+                <w:szCs w:val="14"/>
+              </w:rPr>
+              <w:t>"comptabilite"</w:t>
+            </w:r>
+            <w:r>
+              <w:rPr>
+                <w:rFonts w:ascii="Lucida Console" w:hAnsi="Lucida Console" w:cs="Lucida Console"/>
+                <w:color w:val="696969"/>
+                <w:sz w:val="14"/>
+                <w:szCs w:val="14"/>
+              </w:rPr>
+              <w:t>,</w:t>
+            </w:r>
+          </w:p>
+          <w:p>
+            <w:pPr>
+              <w:shd w:val="clear" w:color="auto" w:fill="FFFFFF"/>
+              <w:autoSpaceDE w:val="0"/>
+              <w:autoSpaceDN w:val="0"/>
+              <w:adjustRightInd w:val="0"/>
+              <w:rPr>
+                <w:rFonts w:ascii="Lucida Console" w:hAnsi="Lucida Console" w:cs="Lucida Console"/>
+                <w:sz w:val="14"/>
+                <w:szCs w:val="14"/>
+              </w:rPr>
+            </w:pPr>
+            <w:r>
+              <w:rPr>
+                <w:rFonts w:ascii="Lucida Console" w:hAnsi="Lucida Console" w:cs="Lucida Console"/>
+                <w:sz w:val="14"/>
+                <w:szCs w:val="14"/>
+              </w:rPr>
+              <w:t xml:space="preserve">    </w:t>
+            </w:r>
+            <w:r>
+              <w:rPr>
+                <w:rFonts w:ascii="Lucida Console" w:hAnsi="Lucida Console" w:cs="Lucida Console"/>
+                <w:color w:val="8B0000"/>
+                <w:sz w:val="14"/>
+                <w:szCs w:val="14"/>
+              </w:rPr>
+              <w:t>"direction"</w:t>
+            </w:r>
+            <w:r>
+              <w:rPr>
+                <w:rFonts w:ascii="Lucida Console" w:hAnsi="Lucida Console" w:cs="Lucida Console"/>
+                <w:color w:val="696969"/>
+                <w:sz w:val="14"/>
+                <w:szCs w:val="14"/>
+              </w:rPr>
+              <w:t>,</w:t>
+            </w:r>
+            <w:r>
+              <w:rPr>
+                <w:rFonts w:ascii="Lucida Console" w:hAnsi="Lucida Console" w:cs="Lucida Console"/>
+                <w:color w:val="8B0000"/>
+                <w:sz w:val="14"/>
+                <w:szCs w:val="14"/>
+              </w:rPr>
+              <w:t>"formation"</w:t>
+            </w:r>
+            <w:r>
+              <w:rPr>
+                <w:rFonts w:ascii="Lucida Console" w:hAnsi="Lucida Console" w:cs="Lucida Console"/>
+                <w:color w:val="696969"/>
+                <w:sz w:val="14"/>
+                <w:szCs w:val="14"/>
+              </w:rPr>
+              <w:t>,</w:t>
+            </w:r>
+            <w:r>
+              <w:rPr>
+                <w:rFonts w:ascii="Lucida Console" w:hAnsi="Lucida Console" w:cs="Lucida Console"/>
+                <w:color w:val="8B0000"/>
+                <w:sz w:val="14"/>
+                <w:szCs w:val="14"/>
+              </w:rPr>
+              <w:t>"it"</w:t>
+            </w:r>
+            <w:r>
+              <w:rPr>
+                <w:rFonts w:ascii="Lucida Console" w:hAnsi="Lucida Console" w:cs="Lucida Console"/>
+                <w:color w:val="696969"/>
+                <w:sz w:val="14"/>
+                <w:szCs w:val="14"/>
+              </w:rPr>
+              <w:t>,</w:t>
+            </w:r>
+            <w:r>
+              <w:rPr>
+                <w:rFonts w:ascii="Lucida Console" w:hAnsi="Lucida Console" w:cs="Lucida Console"/>
+                <w:color w:val="8B0000"/>
+                <w:sz w:val="14"/>
+                <w:szCs w:val="14"/>
+              </w:rPr>
+              <w:t>"juridique"</w:t>
+            </w:r>
+            <w:r>
+              <w:rPr>
+                <w:rFonts w:ascii="Lucida Console" w:hAnsi="Lucida Console" w:cs="Lucida Console"/>
+                <w:color w:val="696969"/>
+                <w:sz w:val="14"/>
+                <w:szCs w:val="14"/>
+              </w:rPr>
+              <w:t>,</w:t>
+            </w:r>
+            <w:r>
+              <w:rPr>
+                <w:rFonts w:ascii="Lucida Console" w:hAnsi="Lucida Console" w:cs="Lucida Console"/>
+                <w:color w:val="8B0000"/>
+                <w:sz w:val="14"/>
+                <w:szCs w:val="14"/>
+              </w:rPr>
+              <w:t>"paie"</w:t>
+            </w:r>
+            <w:r>
+              <w:rPr>
+                <w:rFonts w:ascii="Lucida Console" w:hAnsi="Lucida Console" w:cs="Lucida Console"/>
+                <w:color w:val="696969"/>
+                <w:sz w:val="14"/>
+                <w:szCs w:val="14"/>
+              </w:rPr>
+              <w:t>,</w:t>
+            </w:r>
+            <w:r>
+              <w:rPr>
+                <w:rFonts w:ascii="Lucida Console" w:hAnsi="Lucida Console" w:cs="Lucida Console"/>
+                <w:color w:val="8B0000"/>
+                <w:sz w:val="14"/>
+                <w:szCs w:val="14"/>
+              </w:rPr>
+              <w:t>"production"</w:t>
+            </w:r>
+            <w:r>
+              <w:rPr>
+                <w:rFonts w:ascii="Lucida Console" w:hAnsi="Lucida Console" w:cs="Lucida Console"/>
+                <w:color w:val="696969"/>
+                <w:sz w:val="14"/>
+                <w:szCs w:val="14"/>
+              </w:rPr>
+              <w:t>,</w:t>
+            </w:r>
+            <w:r>
+              <w:rPr>
+                <w:rFonts w:ascii="Lucida Console" w:hAnsi="Lucida Console" w:cs="Lucida Console"/>
+                <w:color w:val="8B0000"/>
+                <w:sz w:val="14"/>
+                <w:szCs w:val="14"/>
+              </w:rPr>
+              <w:t>"rh"</w:t>
+            </w:r>
+          </w:p>
+          <w:p>
+            <w:pPr>
+              <w:shd w:val="clear" w:color="auto" w:fill="FFFFFF"/>
+              <w:autoSpaceDE w:val="0"/>
+              <w:autoSpaceDN w:val="0"/>
+              <w:adjustRightInd w:val="0"/>
+              <w:rPr>
+                <w:rFonts w:ascii="Lucida Console" w:hAnsi="Lucida Console" w:cs="Lucida Console"/>
+                <w:sz w:val="14"/>
+                <w:szCs w:val="14"/>
+              </w:rPr>
+            </w:pPr>
+            <w:r>
+              <w:rPr>
+                <w:rFonts w:ascii="Lucida Console" w:hAnsi="Lucida Console" w:cs="Lucida Console"/>
+                <w:sz w:val="14"/>
+                <w:szCs w:val="14"/>
+              </w:rPr>
+              <w:t>)</w:t>
+            </w:r>
+          </w:p>
+          <w:p>
+            <w:pPr>
+              <w:shd w:val="clear" w:color="auto" w:fill="FFFFFF"/>
+              <w:autoSpaceDE w:val="0"/>
+              <w:autoSpaceDN w:val="0"/>
+              <w:adjustRightInd w:val="0"/>
+              <w:rPr>
+                <w:rFonts w:ascii="Lucida Console" w:hAnsi="Lucida Console" w:cs="Lucida Console"/>
+                <w:sz w:val="14"/>
+                <w:szCs w:val="14"/>
+              </w:rPr>
+            </w:pPr>
+          </w:p>
+          <w:p>
+            <w:pPr>
+              <w:shd w:val="clear" w:color="auto" w:fill="FFFFFF"/>
+              <w:autoSpaceDE w:val="0"/>
+              <w:autoSpaceDN w:val="0"/>
+              <w:adjustRightInd w:val="0"/>
+              <w:rPr>
+                <w:rFonts w:ascii="Lucida Console" w:hAnsi="Lucida Console" w:cs="Lucida Console"/>
+                <w:sz w:val="14"/>
+                <w:szCs w:val="14"/>
+              </w:rPr>
+            </w:pPr>
+            <w:r>
+              <w:rPr>
+                <w:rFonts w:ascii="Lucida Console" w:hAnsi="Lucida Console" w:cs="Lucida Console"/>
+                <w:color w:val="00008B"/>
+                <w:sz w:val="14"/>
+                <w:szCs w:val="14"/>
+              </w:rPr>
+              <w:t>foreach</w:t>
+            </w:r>
+            <w:r>
+              <w:rPr>
+                <w:rFonts w:ascii="Lucida Console" w:hAnsi="Lucida Console" w:cs="Lucida Console"/>
+                <w:sz w:val="14"/>
+                <w:szCs w:val="14"/>
+              </w:rPr>
+              <w:t xml:space="preserve"> (</w:t>
+            </w:r>
+            <w:r>
+              <w:rPr>
+                <w:rFonts w:ascii="Lucida Console" w:hAnsi="Lucida Console" w:cs="Lucida Console"/>
+                <w:color w:val="A82D00"/>
+                <w:sz w:val="14"/>
+                <w:szCs w:val="14"/>
+              </w:rPr>
+              <w:t>$s</w:t>
+            </w:r>
+            <w:r>
+              <w:rPr>
+                <w:rFonts w:ascii="Lucida Console" w:hAnsi="Lucida Console" w:cs="Lucida Console"/>
+                <w:sz w:val="14"/>
+                <w:szCs w:val="14"/>
+              </w:rPr>
+              <w:t xml:space="preserve"> </w:t>
+            </w:r>
+            <w:r>
+              <w:rPr>
+                <w:rFonts w:ascii="Lucida Console" w:hAnsi="Lucida Console" w:cs="Lucida Console"/>
+                <w:color w:val="00008B"/>
+                <w:sz w:val="14"/>
+                <w:szCs w:val="14"/>
+              </w:rPr>
+              <w:t>in</w:t>
+            </w:r>
+            <w:r>
+              <w:rPr>
+                <w:rFonts w:ascii="Lucida Console" w:hAnsi="Lucida Console" w:cs="Lucida Console"/>
+                <w:sz w:val="14"/>
+                <w:szCs w:val="14"/>
+              </w:rPr>
+              <w:t xml:space="preserve"> </w:t>
+            </w:r>
+            <w:r>
+              <w:rPr>
+                <w:rFonts w:ascii="Lucida Console" w:hAnsi="Lucida Console" w:cs="Lucida Console"/>
+                <w:color w:val="A82D00"/>
+                <w:sz w:val="14"/>
+                <w:szCs w:val="14"/>
+              </w:rPr>
+              <w:t>$sites</w:t>
+            </w:r>
+            <w:r>
+              <w:rPr>
+                <w:rFonts w:ascii="Lucida Console" w:hAnsi="Lucida Console" w:cs="Lucida Console"/>
+                <w:sz w:val="14"/>
+                <w:szCs w:val="14"/>
+              </w:rPr>
+              <w:t>) {</w:t>
+            </w:r>
+          </w:p>
+          <w:p>
+            <w:pPr>
+              <w:shd w:val="clear" w:color="auto" w:fill="FFFFFF"/>
+              <w:autoSpaceDE w:val="0"/>
+              <w:autoSpaceDN w:val="0"/>
+              <w:adjustRightInd w:val="0"/>
+              <w:rPr>
+                <w:rFonts w:ascii="Lucida Console" w:hAnsi="Lucida Console" w:cs="Lucida Console"/>
+                <w:sz w:val="14"/>
+                <w:szCs w:val="14"/>
+              </w:rPr>
+            </w:pPr>
+          </w:p>
+          <w:p>
+            <w:pPr>
+              <w:shd w:val="clear" w:color="auto" w:fill="FFFFFF"/>
+              <w:autoSpaceDE w:val="0"/>
+              <w:autoSpaceDN w:val="0"/>
+              <w:adjustRightInd w:val="0"/>
+              <w:rPr>
+                <w:rFonts w:ascii="Lucida Console" w:hAnsi="Lucida Console" w:cs="Lucida Console"/>
+                <w:sz w:val="14"/>
+                <w:szCs w:val="14"/>
+              </w:rPr>
+            </w:pPr>
+            <w:r>
+              <w:rPr>
+                <w:rFonts w:ascii="Lucida Console" w:hAnsi="Lucida Console" w:cs="Lucida Console"/>
+                <w:sz w:val="14"/>
+                <w:szCs w:val="14"/>
+              </w:rPr>
+              <w:t xml:space="preserve">    </w:t>
+            </w:r>
+            <w:r>
+              <w:rPr>
+                <w:rFonts w:ascii="Lucida Console" w:hAnsi="Lucida Console" w:cs="Lucida Console"/>
+                <w:color w:val="A82D00"/>
+                <w:sz w:val="14"/>
+                <w:szCs w:val="14"/>
+              </w:rPr>
+              <w:t>$fqdn</w:t>
+            </w:r>
+            <w:r>
+              <w:rPr>
+                <w:rFonts w:ascii="Lucida Console" w:hAnsi="Lucida Console" w:cs="Lucida Console"/>
+                <w:sz w:val="14"/>
+                <w:szCs w:val="14"/>
+              </w:rPr>
+              <w:t xml:space="preserve"> </w:t>
+            </w:r>
+            <w:r>
+              <w:rPr>
+                <w:rFonts w:ascii="Lucida Console" w:hAnsi="Lucida Console" w:cs="Lucida Console"/>
+                <w:color w:val="696969"/>
+                <w:sz w:val="14"/>
+                <w:szCs w:val="14"/>
+              </w:rPr>
+              <w:t>=</w:t>
+            </w:r>
+            <w:r>
+              <w:rPr>
+                <w:rFonts w:ascii="Lucida Console" w:hAnsi="Lucida Console" w:cs="Lucida Console"/>
+                <w:sz w:val="14"/>
+                <w:szCs w:val="14"/>
+              </w:rPr>
+              <w:t xml:space="preserve"> </w:t>
+            </w:r>
+            <w:r>
+              <w:rPr>
+                <w:rFonts w:ascii="Lucida Console" w:hAnsi="Lucida Console" w:cs="Lucida Console"/>
+                <w:color w:val="8B0000"/>
+                <w:sz w:val="14"/>
+                <w:szCs w:val="14"/>
+              </w:rPr>
+              <w:t>"</w:t>
+            </w:r>
+            <w:r>
+              <w:rPr>
+                <w:rFonts w:ascii="Lucida Console" w:hAnsi="Lucida Console" w:cs="Lucida Console"/>
+                <w:color w:val="A82D00"/>
+                <w:sz w:val="14"/>
+                <w:szCs w:val="14"/>
+              </w:rPr>
+              <w:t>$s</w:t>
+            </w:r>
+            <w:r>
+              <w:rPr>
+                <w:rFonts w:ascii="Lucida Console" w:hAnsi="Lucida Console" w:cs="Lucida Console"/>
+                <w:color w:val="8B0000"/>
+                <w:sz w:val="14"/>
+                <w:szCs w:val="14"/>
+              </w:rPr>
+              <w:t>.</w:t>
+            </w:r>
+            <w:r>
+              <w:rPr>
+                <w:rFonts w:ascii="Lucida Console" w:hAnsi="Lucida Console" w:cs="Lucida Console"/>
+                <w:color w:val="A82D00"/>
+                <w:sz w:val="14"/>
+                <w:szCs w:val="14"/>
+              </w:rPr>
+              <w:t>$zone</w:t>
+            </w:r>
+            <w:r>
+              <w:rPr>
+                <w:rFonts w:ascii="Lucida Console" w:hAnsi="Lucida Console" w:cs="Lucida Console"/>
+                <w:color w:val="8B0000"/>
+                <w:sz w:val="14"/>
+                <w:szCs w:val="14"/>
+              </w:rPr>
+              <w:t>"</w:t>
+            </w:r>
+          </w:p>
+          <w:p>
+            <w:pPr>
+              <w:shd w:val="clear" w:color="auto" w:fill="FFFFFF"/>
+              <w:autoSpaceDE w:val="0"/>
+              <w:autoSpaceDN w:val="0"/>
+              <w:adjustRightInd w:val="0"/>
+              <w:rPr>
+                <w:rFonts w:ascii="Lucida Console" w:hAnsi="Lucida Console" w:cs="Lucida Console"/>
+                <w:sz w:val="14"/>
+                <w:szCs w:val="14"/>
+              </w:rPr>
+            </w:pPr>
+          </w:p>
+          <w:p>
+            <w:pPr>
+              <w:shd w:val="clear" w:color="auto" w:fill="FFFFFF"/>
+              <w:autoSpaceDE w:val="0"/>
+              <w:autoSpaceDN w:val="0"/>
+              <w:adjustRightInd w:val="0"/>
+              <w:rPr>
+                <w:rFonts w:ascii="Lucida Console" w:hAnsi="Lucida Console" w:cs="Lucida Console"/>
+                <w:sz w:val="14"/>
+                <w:szCs w:val="14"/>
+              </w:rPr>
+            </w:pPr>
+            <w:r>
+              <w:rPr>
+                <w:rFonts w:ascii="Lucida Console" w:hAnsi="Lucida Console" w:cs="Lucida Console"/>
+                <w:sz w:val="14"/>
+                <w:szCs w:val="14"/>
+              </w:rPr>
+              <w:t xml:space="preserve">    </w:t>
+            </w:r>
+            <w:r>
+              <w:rPr>
+                <w:rFonts w:ascii="Lucida Console" w:hAnsi="Lucida Console" w:cs="Lucida Console"/>
+                <w:color w:val="0000FF"/>
+                <w:sz w:val="14"/>
+                <w:szCs w:val="14"/>
+              </w:rPr>
+              <w:t>Log</w:t>
+            </w:r>
+            <w:r>
+              <w:rPr>
+                <w:rFonts w:ascii="Lucida Console" w:hAnsi="Lucida Console" w:cs="Lucida Console"/>
+                <w:sz w:val="14"/>
+                <w:szCs w:val="14"/>
+              </w:rPr>
+              <w:t xml:space="preserve"> </w:t>
+            </w:r>
+            <w:r>
+              <w:rPr>
+                <w:rFonts w:ascii="Lucida Console" w:hAnsi="Lucida Console" w:cs="Lucida Console"/>
+                <w:color w:val="8B0000"/>
+                <w:sz w:val="14"/>
+                <w:szCs w:val="14"/>
+              </w:rPr>
+              <w:t xml:space="preserve">"Traitement de </w:t>
+            </w:r>
+            <w:r>
+              <w:rPr>
+                <w:rFonts w:ascii="Lucida Console" w:hAnsi="Lucida Console" w:cs="Lucida Console"/>
+                <w:color w:val="A82D00"/>
+                <w:sz w:val="14"/>
+                <w:szCs w:val="14"/>
+              </w:rPr>
+              <w:t>$fqdn</w:t>
+            </w:r>
+            <w:r>
+              <w:rPr>
+                <w:rFonts w:ascii="Lucida Console" w:hAnsi="Lucida Console" w:cs="Lucida Console"/>
+                <w:color w:val="8B0000"/>
+                <w:sz w:val="14"/>
+                <w:szCs w:val="14"/>
+              </w:rPr>
+              <w:t>"</w:t>
+            </w:r>
+          </w:p>
+          <w:p>
+            <w:pPr>
+              <w:shd w:val="clear" w:color="auto" w:fill="FFFFFF"/>
+              <w:autoSpaceDE w:val="0"/>
+              <w:autoSpaceDN w:val="0"/>
+              <w:adjustRightInd w:val="0"/>
+              <w:rPr>
+                <w:rFonts w:ascii="Lucida Console" w:hAnsi="Lucida Console" w:cs="Lucida Console"/>
+                <w:sz w:val="14"/>
+                <w:szCs w:val="14"/>
+              </w:rPr>
+            </w:pPr>
+          </w:p>
+          <w:p>
+            <w:pPr>
+              <w:shd w:val="clear" w:color="auto" w:fill="FFFFFF"/>
+              <w:autoSpaceDE w:val="0"/>
+              <w:autoSpaceDN w:val="0"/>
+              <w:adjustRightInd w:val="0"/>
+              <w:rPr>
+                <w:rFonts w:ascii="Lucida Console" w:hAnsi="Lucida Console" w:cs="Lucida Console"/>
+                <w:sz w:val="14"/>
+                <w:szCs w:val="14"/>
+              </w:rPr>
+            </w:pPr>
+            <w:r>
+              <w:rPr>
+                <w:rFonts w:ascii="Lucida Console" w:hAnsi="Lucida Console" w:cs="Lucida Console"/>
+                <w:sz w:val="14"/>
+                <w:szCs w:val="14"/>
+              </w:rPr>
+              <w:t xml:space="preserve">    </w:t>
+            </w:r>
+            <w:r>
+              <w:rPr>
+                <w:rFonts w:ascii="Lucida Console" w:hAnsi="Lucida Console" w:cs="Lucida Console"/>
+                <w:color w:val="006400"/>
+                <w:sz w:val="14"/>
+                <w:szCs w:val="14"/>
+              </w:rPr>
+              <w:t># Supprimer l'entrée existante</w:t>
+            </w:r>
+          </w:p>
+          <w:p>
+            <w:pPr>
+              <w:shd w:val="clear" w:color="auto" w:fill="FFFFFF"/>
+              <w:autoSpaceDE w:val="0"/>
+              <w:autoSpaceDN w:val="0"/>
+              <w:adjustRightInd w:val="0"/>
+              <w:rPr>
+                <w:rFonts w:ascii="Lucida Console" w:hAnsi="Lucida Console" w:cs="Lucida Console"/>
+                <w:sz w:val="14"/>
+                <w:szCs w:val="14"/>
+              </w:rPr>
+            </w:pPr>
+            <w:r>
+              <w:rPr>
+                <w:rFonts w:ascii="Lucida Console" w:hAnsi="Lucida Console" w:cs="Lucida Console"/>
+                <w:sz w:val="14"/>
+                <w:szCs w:val="14"/>
+              </w:rPr>
+              <w:t xml:space="preserve">    </w:t>
+            </w:r>
+            <w:r>
+              <w:rPr>
+                <w:rFonts w:ascii="Lucida Console" w:hAnsi="Lucida Console" w:cs="Lucida Console"/>
+                <w:color w:val="00008B"/>
+                <w:sz w:val="14"/>
+                <w:szCs w:val="14"/>
+              </w:rPr>
+              <w:t>try</w:t>
+            </w:r>
+            <w:r>
+              <w:rPr>
+                <w:rFonts w:ascii="Lucida Console" w:hAnsi="Lucida Console" w:cs="Lucida Console"/>
+                <w:sz w:val="14"/>
+                <w:szCs w:val="14"/>
+              </w:rPr>
+              <w:t xml:space="preserve"> {</w:t>
+            </w:r>
+          </w:p>
+          <w:p>
+            <w:pPr>
+              <w:shd w:val="clear" w:color="auto" w:fill="FFFFFF"/>
+              <w:autoSpaceDE w:val="0"/>
+              <w:autoSpaceDN w:val="0"/>
+              <w:adjustRightInd w:val="0"/>
+              <w:rPr>
+                <w:rFonts w:ascii="Lucida Console" w:hAnsi="Lucida Console" w:cs="Lucida Console"/>
+                <w:sz w:val="14"/>
+                <w:szCs w:val="14"/>
+              </w:rPr>
+            </w:pPr>
+            <w:r>
+              <w:rPr>
+                <w:rFonts w:ascii="Lucida Console" w:hAnsi="Lucida Console" w:cs="Lucida Console"/>
+                <w:sz w:val="14"/>
+                <w:szCs w:val="14"/>
+              </w:rPr>
+              <w:t xml:space="preserve">        </w:t>
+            </w:r>
+            <w:r>
+              <w:rPr>
+                <w:rFonts w:ascii="Lucida Console" w:hAnsi="Lucida Console" w:cs="Lucida Console"/>
+                <w:color w:val="0000FF"/>
+                <w:sz w:val="14"/>
+                <w:szCs w:val="14"/>
+              </w:rPr>
+              <w:t>Remove-DnsServerResourceRecord</w:t>
+            </w:r>
+            <w:r>
+              <w:rPr>
+                <w:rFonts w:ascii="Lucida Console" w:hAnsi="Lucida Console" w:cs="Lucida Console"/>
+                <w:sz w:val="14"/>
+                <w:szCs w:val="14"/>
+              </w:rPr>
+              <w:t xml:space="preserve"> </w:t>
+            </w:r>
+            <w:r>
+              <w:rPr>
+                <w:rFonts w:ascii="Lucida Console" w:hAnsi="Lucida Console" w:cs="Lucida Console"/>
+                <w:color w:val="000080"/>
+                <w:sz w:val="14"/>
+                <w:szCs w:val="14"/>
+              </w:rPr>
+              <w:t>-ZoneName</w:t>
+            </w:r>
+            <w:r>
+              <w:rPr>
+                <w:rFonts w:ascii="Lucida Console" w:hAnsi="Lucida Console" w:cs="Lucida Console"/>
+                <w:sz w:val="14"/>
+                <w:szCs w:val="14"/>
+              </w:rPr>
+              <w:t xml:space="preserve"> </w:t>
+            </w:r>
+            <w:r>
+              <w:rPr>
+                <w:rFonts w:ascii="Lucida Console" w:hAnsi="Lucida Console" w:cs="Lucida Console"/>
+                <w:color w:val="A82D00"/>
+                <w:sz w:val="14"/>
+                <w:szCs w:val="14"/>
+              </w:rPr>
+              <w:t>$zone</w:t>
+            </w:r>
+            <w:r>
+              <w:rPr>
+                <w:rFonts w:ascii="Lucida Console" w:hAnsi="Lucida Console" w:cs="Lucida Console"/>
+                <w:sz w:val="14"/>
+                <w:szCs w:val="14"/>
+              </w:rPr>
+              <w:t xml:space="preserve"> </w:t>
+            </w:r>
+            <w:r>
+              <w:rPr>
+                <w:rFonts w:ascii="Lucida Console" w:hAnsi="Lucida Console" w:cs="Lucida Console"/>
+                <w:color w:val="000080"/>
+                <w:sz w:val="14"/>
+                <w:szCs w:val="14"/>
+              </w:rPr>
+              <w:t>-RRType</w:t>
+            </w:r>
+            <w:r>
+              <w:rPr>
+                <w:rFonts w:ascii="Lucida Console" w:hAnsi="Lucida Console" w:cs="Lucida Console"/>
+                <w:sz w:val="14"/>
+                <w:szCs w:val="14"/>
+              </w:rPr>
+              <w:t xml:space="preserve"> </w:t>
+            </w:r>
+            <w:r>
+              <w:rPr>
+                <w:rFonts w:ascii="Lucida Console" w:hAnsi="Lucida Console" w:cs="Lucida Console"/>
+                <w:color w:val="8B0000"/>
+                <w:sz w:val="14"/>
+                <w:szCs w:val="14"/>
+              </w:rPr>
+              <w:t>"A"</w:t>
+            </w:r>
+            <w:r>
+              <w:rPr>
+                <w:rFonts w:ascii="Lucida Console" w:hAnsi="Lucida Console" w:cs="Lucida Console"/>
+                <w:sz w:val="14"/>
+                <w:szCs w:val="14"/>
+              </w:rPr>
+              <w:t xml:space="preserve"> </w:t>
+            </w:r>
+            <w:r>
+              <w:rPr>
+                <w:rFonts w:ascii="Lucida Console" w:hAnsi="Lucida Console" w:cs="Lucida Console"/>
+                <w:color w:val="000080"/>
+                <w:sz w:val="14"/>
+                <w:szCs w:val="14"/>
+              </w:rPr>
+              <w:t>-Name</w:t>
+            </w:r>
+            <w:r>
+              <w:rPr>
+                <w:rFonts w:ascii="Lucida Console" w:hAnsi="Lucida Console" w:cs="Lucida Console"/>
+                <w:sz w:val="14"/>
+                <w:szCs w:val="14"/>
+              </w:rPr>
+              <w:t xml:space="preserve"> </w:t>
+            </w:r>
+            <w:r>
+              <w:rPr>
+                <w:rFonts w:ascii="Lucida Console" w:hAnsi="Lucida Console" w:cs="Lucida Console"/>
+                <w:color w:val="A82D00"/>
+                <w:sz w:val="14"/>
+                <w:szCs w:val="14"/>
+              </w:rPr>
+              <w:t>$s</w:t>
+            </w:r>
+            <w:r>
+              <w:rPr>
+                <w:rFonts w:ascii="Lucida Console" w:hAnsi="Lucida Console" w:cs="Lucida Console"/>
+                <w:sz w:val="14"/>
+                <w:szCs w:val="14"/>
+              </w:rPr>
+              <w:t xml:space="preserve"> </w:t>
+            </w:r>
+            <w:r>
+              <w:rPr>
+                <w:rFonts w:ascii="Lucida Console" w:hAnsi="Lucida Console" w:cs="Lucida Console"/>
+                <w:color w:val="000080"/>
+                <w:sz w:val="14"/>
+                <w:szCs w:val="14"/>
+              </w:rPr>
+              <w:t>-Force</w:t>
+            </w:r>
+            <w:r>
+              <w:rPr>
+                <w:rFonts w:ascii="Lucida Console" w:hAnsi="Lucida Console" w:cs="Lucida Console"/>
+                <w:sz w:val="14"/>
+                <w:szCs w:val="14"/>
+              </w:rPr>
+              <w:t xml:space="preserve"> </w:t>
+            </w:r>
+            <w:r>
+              <w:rPr>
+                <w:rFonts w:ascii="Lucida Console" w:hAnsi="Lucida Console" w:cs="Lucida Console"/>
+                <w:color w:val="000080"/>
+                <w:sz w:val="14"/>
+                <w:szCs w:val="14"/>
+              </w:rPr>
+              <w:t>-ErrorAction</w:t>
+            </w:r>
+            <w:r>
+              <w:rPr>
+                <w:rFonts w:ascii="Lucida Console" w:hAnsi="Lucida Console" w:cs="Lucida Console"/>
+                <w:sz w:val="14"/>
+                <w:szCs w:val="14"/>
+              </w:rPr>
+              <w:t xml:space="preserve"> </w:t>
+            </w:r>
+            <w:r>
+              <w:rPr>
+                <w:rFonts w:ascii="Lucida Console" w:hAnsi="Lucida Console" w:cs="Lucida Console"/>
+                <w:color w:val="8A2BE2"/>
+                <w:sz w:val="14"/>
+                <w:szCs w:val="14"/>
+              </w:rPr>
+              <w:t>Stop</w:t>
+            </w:r>
+          </w:p>
+          <w:p>
+            <w:pPr>
+              <w:shd w:val="clear" w:color="auto" w:fill="FFFFFF"/>
+              <w:autoSpaceDE w:val="0"/>
+              <w:autoSpaceDN w:val="0"/>
+              <w:adjustRightInd w:val="0"/>
+              <w:rPr>
+                <w:rFonts w:ascii="Lucida Console" w:hAnsi="Lucida Console" w:cs="Lucida Console"/>
+                <w:sz w:val="14"/>
+                <w:szCs w:val="14"/>
+              </w:rPr>
+            </w:pPr>
+            <w:r>
+              <w:rPr>
+                <w:rFonts w:ascii="Lucida Console" w:hAnsi="Lucida Console" w:cs="Lucida Console"/>
+                <w:sz w:val="14"/>
+                <w:szCs w:val="14"/>
+              </w:rPr>
+              <w:t xml:space="preserve">        </w:t>
+            </w:r>
+            <w:r>
+              <w:rPr>
+                <w:rFonts w:ascii="Lucida Console" w:hAnsi="Lucida Console" w:cs="Lucida Console"/>
+                <w:color w:val="0000FF"/>
+                <w:sz w:val="14"/>
+                <w:szCs w:val="14"/>
+              </w:rPr>
+              <w:t>Log</w:t>
+            </w:r>
+            <w:r>
+              <w:rPr>
+                <w:rFonts w:ascii="Lucida Console" w:hAnsi="Lucida Console" w:cs="Lucida Console"/>
+                <w:sz w:val="14"/>
+                <w:szCs w:val="14"/>
+              </w:rPr>
+              <w:t xml:space="preserve"> </w:t>
+            </w:r>
+            <w:r>
+              <w:rPr>
+                <w:rFonts w:ascii="Lucida Console" w:hAnsi="Lucida Console" w:cs="Lucida Console"/>
+                <w:color w:val="8B0000"/>
+                <w:sz w:val="14"/>
+                <w:szCs w:val="14"/>
+              </w:rPr>
+              <w:t xml:space="preserve">"Entrée A supprimée : </w:t>
+            </w:r>
+            <w:r>
+              <w:rPr>
+                <w:rFonts w:ascii="Lucida Console" w:hAnsi="Lucida Console" w:cs="Lucida Console"/>
+                <w:color w:val="A82D00"/>
+                <w:sz w:val="14"/>
+                <w:szCs w:val="14"/>
+              </w:rPr>
+              <w:t>$fqdn</w:t>
+            </w:r>
+            <w:r>
+              <w:rPr>
+                <w:rFonts w:ascii="Lucida Console" w:hAnsi="Lucida Console" w:cs="Lucida Console"/>
+                <w:color w:val="8B0000"/>
+                <w:sz w:val="14"/>
+                <w:szCs w:val="14"/>
+              </w:rPr>
+              <w:t>"</w:t>
+            </w:r>
+          </w:p>
+          <w:p>
+            <w:pPr>
+              <w:shd w:val="clear" w:color="auto" w:fill="FFFFFF"/>
+              <w:autoSpaceDE w:val="0"/>
+              <w:autoSpaceDN w:val="0"/>
+              <w:adjustRightInd w:val="0"/>
+              <w:rPr>
+                <w:rFonts w:ascii="Lucida Console" w:hAnsi="Lucida Console" w:cs="Lucida Console"/>
+                <w:sz w:val="14"/>
+                <w:szCs w:val="14"/>
+              </w:rPr>
+            </w:pPr>
+            <w:r>
+              <w:rPr>
+                <w:rFonts w:ascii="Lucida Console" w:hAnsi="Lucida Console" w:cs="Lucida Console"/>
+                <w:sz w:val="14"/>
+                <w:szCs w:val="14"/>
+              </w:rPr>
+              <w:t xml:space="preserve">    }</w:t>
+            </w:r>
+          </w:p>
+          <w:p>
+            <w:pPr>
+              <w:shd w:val="clear" w:color="auto" w:fill="FFFFFF"/>
+              <w:autoSpaceDE w:val="0"/>
+              <w:autoSpaceDN w:val="0"/>
+              <w:adjustRightInd w:val="0"/>
+              <w:rPr>
+                <w:rFonts w:ascii="Lucida Console" w:hAnsi="Lucida Console" w:cs="Lucida Console"/>
+                <w:sz w:val="14"/>
+                <w:szCs w:val="14"/>
+              </w:rPr>
+            </w:pPr>
+            <w:r>
+              <w:rPr>
+                <w:rFonts w:ascii="Lucida Console" w:hAnsi="Lucida Console" w:cs="Lucida Console"/>
+                <w:sz w:val="14"/>
+                <w:szCs w:val="14"/>
+              </w:rPr>
+              <w:t xml:space="preserve">    </w:t>
+            </w:r>
+            <w:r>
+              <w:rPr>
+                <w:rFonts w:ascii="Lucida Console" w:hAnsi="Lucida Console" w:cs="Lucida Console"/>
+                <w:color w:val="00008B"/>
+                <w:sz w:val="14"/>
+                <w:szCs w:val="14"/>
+              </w:rPr>
+              <w:t>catch</w:t>
+            </w:r>
+            <w:r>
+              <w:rPr>
+                <w:rFonts w:ascii="Lucida Console" w:hAnsi="Lucida Console" w:cs="Lucida Console"/>
+                <w:sz w:val="14"/>
+                <w:szCs w:val="14"/>
+              </w:rPr>
+              <w:t xml:space="preserve"> {</w:t>
+            </w:r>
+          </w:p>
+          <w:p>
+            <w:pPr>
+              <w:shd w:val="clear" w:color="auto" w:fill="FFFFFF"/>
+              <w:autoSpaceDE w:val="0"/>
+              <w:autoSpaceDN w:val="0"/>
+              <w:adjustRightInd w:val="0"/>
+              <w:rPr>
+                <w:rFonts w:ascii="Lucida Console" w:hAnsi="Lucida Console" w:cs="Lucida Console"/>
+                <w:sz w:val="14"/>
+                <w:szCs w:val="14"/>
+              </w:rPr>
+            </w:pPr>
+            <w:r>
+              <w:rPr>
+                <w:rFonts w:ascii="Lucida Console" w:hAnsi="Lucida Console" w:cs="Lucida Console"/>
+                <w:sz w:val="14"/>
+                <w:szCs w:val="14"/>
+              </w:rPr>
+              <w:t xml:space="preserve">        </w:t>
+            </w:r>
+            <w:r>
+              <w:rPr>
+                <w:rFonts w:ascii="Lucida Console" w:hAnsi="Lucida Console" w:cs="Lucida Console"/>
+                <w:color w:val="0000FF"/>
+                <w:sz w:val="14"/>
+                <w:szCs w:val="14"/>
+              </w:rPr>
+              <w:t>Log</w:t>
+            </w:r>
+            <w:r>
+              <w:rPr>
+                <w:rFonts w:ascii="Lucida Console" w:hAnsi="Lucida Console" w:cs="Lucida Console"/>
+                <w:sz w:val="14"/>
+                <w:szCs w:val="14"/>
+              </w:rPr>
+              <w:t xml:space="preserve"> </w:t>
+            </w:r>
+            <w:r>
+              <w:rPr>
+                <w:rFonts w:ascii="Lucida Console" w:hAnsi="Lucida Console" w:cs="Lucida Console"/>
+                <w:color w:val="8B0000"/>
+                <w:sz w:val="14"/>
+                <w:szCs w:val="14"/>
+              </w:rPr>
+              <w:t xml:space="preserve">"Aucune entrée existante pour </w:t>
+            </w:r>
+            <w:r>
+              <w:rPr>
+                <w:rFonts w:ascii="Lucida Console" w:hAnsi="Lucida Console" w:cs="Lucida Console"/>
+                <w:color w:val="A82D00"/>
+                <w:sz w:val="14"/>
+                <w:szCs w:val="14"/>
+              </w:rPr>
+              <w:t>$fqdn</w:t>
+            </w:r>
+            <w:r>
+              <w:rPr>
+                <w:rFonts w:ascii="Lucida Console" w:hAnsi="Lucida Console" w:cs="Lucida Console"/>
+                <w:color w:val="8B0000"/>
+                <w:sz w:val="14"/>
+                <w:szCs w:val="14"/>
+              </w:rPr>
+              <w:t>"</w:t>
+            </w:r>
+          </w:p>
+          <w:p>
+            <w:pPr>
+              <w:shd w:val="clear" w:color="auto" w:fill="FFFFFF"/>
+              <w:autoSpaceDE w:val="0"/>
+              <w:autoSpaceDN w:val="0"/>
+              <w:adjustRightInd w:val="0"/>
+              <w:rPr>
+                <w:rFonts w:ascii="Lucida Console" w:hAnsi="Lucida Console" w:cs="Lucida Console"/>
+                <w:sz w:val="14"/>
+                <w:szCs w:val="14"/>
+              </w:rPr>
+            </w:pPr>
+            <w:r>
+              <w:rPr>
+                <w:rFonts w:ascii="Lucida Console" w:hAnsi="Lucida Console" w:cs="Lucida Console"/>
+                <w:sz w:val="14"/>
+                <w:szCs w:val="14"/>
+              </w:rPr>
+              <w:t xml:space="preserve">    }</w:t>
+            </w:r>
+          </w:p>
+          <w:p>
+            <w:pPr>
+              <w:shd w:val="clear" w:color="auto" w:fill="FFFFFF"/>
+              <w:autoSpaceDE w:val="0"/>
+              <w:autoSpaceDN w:val="0"/>
+              <w:adjustRightInd w:val="0"/>
+              <w:rPr>
+                <w:rFonts w:ascii="Lucida Console" w:hAnsi="Lucida Console" w:cs="Lucida Console"/>
+                <w:sz w:val="14"/>
+                <w:szCs w:val="14"/>
+              </w:rPr>
+            </w:pPr>
+          </w:p>
+          <w:p>
+            <w:pPr>
+              <w:shd w:val="clear" w:color="auto" w:fill="FFFFFF"/>
+              <w:autoSpaceDE w:val="0"/>
+              <w:autoSpaceDN w:val="0"/>
+              <w:adjustRightInd w:val="0"/>
+              <w:rPr>
+                <w:rFonts w:ascii="Lucida Console" w:hAnsi="Lucida Console" w:cs="Lucida Console"/>
+                <w:sz w:val="14"/>
+                <w:szCs w:val="14"/>
+              </w:rPr>
+            </w:pPr>
+            <w:r>
+              <w:rPr>
+                <w:rFonts w:ascii="Lucida Console" w:hAnsi="Lucida Console" w:cs="Lucida Console"/>
+                <w:sz w:val="14"/>
+                <w:szCs w:val="14"/>
+              </w:rPr>
+              <w:t xml:space="preserve">    </w:t>
+            </w:r>
+            <w:r>
+              <w:rPr>
+                <w:rFonts w:ascii="Lucida Console" w:hAnsi="Lucida Console" w:cs="Lucida Console"/>
+                <w:color w:val="006400"/>
+                <w:sz w:val="14"/>
+                <w:szCs w:val="14"/>
+              </w:rPr>
+              <w:t># Créer la nouvelle entrée</w:t>
+            </w:r>
+          </w:p>
+          <w:p>
+            <w:pPr>
+              <w:shd w:val="clear" w:color="auto" w:fill="FFFFFF"/>
+              <w:autoSpaceDE w:val="0"/>
+              <w:autoSpaceDN w:val="0"/>
+              <w:adjustRightInd w:val="0"/>
+              <w:rPr>
+                <w:rFonts w:ascii="Lucida Console" w:hAnsi="Lucida Console" w:cs="Lucida Console"/>
+                <w:sz w:val="14"/>
+                <w:szCs w:val="14"/>
+              </w:rPr>
+            </w:pPr>
+            <w:r>
+              <w:rPr>
+                <w:rFonts w:ascii="Lucida Console" w:hAnsi="Lucida Console" w:cs="Lucida Console"/>
+                <w:sz w:val="14"/>
+                <w:szCs w:val="14"/>
+              </w:rPr>
+              <w:t xml:space="preserve">    </w:t>
+            </w:r>
+            <w:r>
+              <w:rPr>
+                <w:rFonts w:ascii="Lucida Console" w:hAnsi="Lucida Console" w:cs="Lucida Console"/>
+                <w:color w:val="0000FF"/>
+                <w:sz w:val="14"/>
+                <w:szCs w:val="14"/>
+              </w:rPr>
+              <w:t>Add-DnsServerResourceRecordA</w:t>
+            </w:r>
+            <w:r>
+              <w:rPr>
+                <w:rFonts w:ascii="Lucida Console" w:hAnsi="Lucida Console" w:cs="Lucida Console"/>
+                <w:sz w:val="14"/>
+                <w:szCs w:val="14"/>
+              </w:rPr>
+              <w:t xml:space="preserve"> </w:t>
+            </w:r>
+            <w:r>
+              <w:rPr>
+                <w:rFonts w:ascii="Lucida Console" w:hAnsi="Lucida Console" w:cs="Lucida Console"/>
+                <w:color w:val="000080"/>
+                <w:sz w:val="14"/>
+                <w:szCs w:val="14"/>
+              </w:rPr>
+              <w:t>-Name</w:t>
+            </w:r>
+            <w:r>
+              <w:rPr>
+                <w:rFonts w:ascii="Lucida Console" w:hAnsi="Lucida Console" w:cs="Lucida Console"/>
+                <w:sz w:val="14"/>
+                <w:szCs w:val="14"/>
+              </w:rPr>
+              <w:t xml:space="preserve"> </w:t>
+            </w:r>
+            <w:r>
+              <w:rPr>
+                <w:rFonts w:ascii="Lucida Console" w:hAnsi="Lucida Console" w:cs="Lucida Console"/>
+                <w:color w:val="A82D00"/>
+                <w:sz w:val="14"/>
+                <w:szCs w:val="14"/>
+              </w:rPr>
+              <w:t>$s</w:t>
+            </w:r>
+            <w:r>
+              <w:rPr>
+                <w:rFonts w:ascii="Lucida Console" w:hAnsi="Lucida Console" w:cs="Lucida Console"/>
+                <w:sz w:val="14"/>
+                <w:szCs w:val="14"/>
+              </w:rPr>
+              <w:t xml:space="preserve"> </w:t>
+            </w:r>
+            <w:r>
+              <w:rPr>
+                <w:rFonts w:ascii="Lucida Console" w:hAnsi="Lucida Console" w:cs="Lucida Console"/>
+                <w:color w:val="000080"/>
+                <w:sz w:val="14"/>
+                <w:szCs w:val="14"/>
+              </w:rPr>
+              <w:t>-ZoneName</w:t>
+            </w:r>
+            <w:r>
+              <w:rPr>
+                <w:rFonts w:ascii="Lucida Console" w:hAnsi="Lucida Console" w:cs="Lucida Console"/>
+                <w:sz w:val="14"/>
+                <w:szCs w:val="14"/>
+              </w:rPr>
+              <w:t xml:space="preserve"> </w:t>
+            </w:r>
+            <w:r>
+              <w:rPr>
+                <w:rFonts w:ascii="Lucida Console" w:hAnsi="Lucida Console" w:cs="Lucida Console"/>
+                <w:color w:val="A82D00"/>
+                <w:sz w:val="14"/>
+                <w:szCs w:val="14"/>
+              </w:rPr>
+              <w:t>$zone</w:t>
+            </w:r>
+            <w:r>
+              <w:rPr>
+                <w:rFonts w:ascii="Lucida Console" w:hAnsi="Lucida Console" w:cs="Lucida Console"/>
+                <w:sz w:val="14"/>
+                <w:szCs w:val="14"/>
+              </w:rPr>
+              <w:t xml:space="preserve"> </w:t>
+            </w:r>
+            <w:r>
+              <w:rPr>
+                <w:rFonts w:ascii="Lucida Console" w:hAnsi="Lucida Console" w:cs="Lucida Console"/>
+                <w:color w:val="000080"/>
+                <w:sz w:val="14"/>
+                <w:szCs w:val="14"/>
+              </w:rPr>
+              <w:t>-IPv4Address</w:t>
+            </w:r>
+            <w:r>
+              <w:rPr>
+                <w:rFonts w:ascii="Lucida Console" w:hAnsi="Lucida Console" w:cs="Lucida Console"/>
+                <w:sz w:val="14"/>
+                <w:szCs w:val="14"/>
+              </w:rPr>
+              <w:t xml:space="preserve"> </w:t>
+            </w:r>
+            <w:r>
+              <w:rPr>
+                <w:rFonts w:ascii="Lucida Console" w:hAnsi="Lucida Console" w:cs="Lucida Console"/>
+                <w:color w:val="A82D00"/>
+                <w:sz w:val="14"/>
+                <w:szCs w:val="14"/>
+              </w:rPr>
+              <w:t>$rpIP</w:t>
+            </w:r>
+          </w:p>
+          <w:p>
+            <w:pPr>
+              <w:shd w:val="clear" w:color="auto" w:fill="FFFFFF"/>
+              <w:autoSpaceDE w:val="0"/>
+              <w:autoSpaceDN w:val="0"/>
+              <w:adjustRightInd w:val="0"/>
+              <w:rPr>
+                <w:rFonts w:ascii="Lucida Console" w:hAnsi="Lucida Console" w:cs="Lucida Console"/>
+                <w:sz w:val="14"/>
+                <w:szCs w:val="14"/>
+              </w:rPr>
+            </w:pPr>
+            <w:r>
+              <w:rPr>
+                <w:rFonts w:ascii="Lucida Console" w:hAnsi="Lucida Console" w:cs="Lucida Console"/>
+                <w:sz w:val="14"/>
+                <w:szCs w:val="14"/>
+              </w:rPr>
+              <w:t xml:space="preserve">    </w:t>
+            </w:r>
+            <w:r>
+              <w:rPr>
+                <w:rFonts w:ascii="Lucida Console" w:hAnsi="Lucida Console" w:cs="Lucida Console"/>
+                <w:color w:val="0000FF"/>
+                <w:sz w:val="14"/>
+                <w:szCs w:val="14"/>
+              </w:rPr>
+              <w:t>Log</w:t>
+            </w:r>
+            <w:r>
+              <w:rPr>
+                <w:rFonts w:ascii="Lucida Console" w:hAnsi="Lucida Console" w:cs="Lucida Console"/>
+                <w:sz w:val="14"/>
+                <w:szCs w:val="14"/>
+              </w:rPr>
+              <w:t xml:space="preserve"> </w:t>
+            </w:r>
+            <w:r>
+              <w:rPr>
+                <w:rFonts w:ascii="Lucida Console" w:hAnsi="Lucida Console" w:cs="Lucida Console"/>
+                <w:color w:val="8B0000"/>
+                <w:sz w:val="14"/>
+                <w:szCs w:val="14"/>
+              </w:rPr>
+              <w:t xml:space="preserve">"Entrée A créée : </w:t>
+            </w:r>
+            <w:r>
+              <w:rPr>
+                <w:rFonts w:ascii="Lucida Console" w:hAnsi="Lucida Console" w:cs="Lucida Console"/>
+                <w:color w:val="A82D00"/>
+                <w:sz w:val="14"/>
+                <w:szCs w:val="14"/>
+              </w:rPr>
+              <w:t>$fqdn</w:t>
+            </w:r>
+            <w:r>
+              <w:rPr>
+                <w:rFonts w:ascii="Lucida Console" w:hAnsi="Lucida Console" w:cs="Lucida Console"/>
+                <w:color w:val="8B0000"/>
+                <w:sz w:val="14"/>
+                <w:szCs w:val="14"/>
+              </w:rPr>
+              <w:t xml:space="preserve"> -&gt; </w:t>
+            </w:r>
+            <w:r>
+              <w:rPr>
+                <w:rFonts w:ascii="Lucida Console" w:hAnsi="Lucida Console" w:cs="Lucida Console"/>
+                <w:color w:val="A82D00"/>
+                <w:sz w:val="14"/>
+                <w:szCs w:val="14"/>
+              </w:rPr>
+              <w:t>$rpIP</w:t>
+            </w:r>
+            <w:r>
+              <w:rPr>
+                <w:rFonts w:ascii="Lucida Console" w:hAnsi="Lucida Console" w:cs="Lucida Console"/>
+                <w:color w:val="8B0000"/>
+                <w:sz w:val="14"/>
+                <w:szCs w:val="14"/>
+              </w:rPr>
+              <w:t>"</w:t>
+            </w:r>
+          </w:p>
+          <w:p>
+            <w:pPr>
+              <w:shd w:val="clear" w:color="auto" w:fill="FFFFFF"/>
+              <w:autoSpaceDE w:val="0"/>
+              <w:autoSpaceDN w:val="0"/>
+              <w:adjustRightInd w:val="0"/>
+              <w:rPr>
+                <w:rFonts w:ascii="Lucida Console" w:hAnsi="Lucida Console" w:cs="Lucida Console"/>
+                <w:sz w:val="14"/>
+                <w:szCs w:val="14"/>
+              </w:rPr>
+            </w:pPr>
+            <w:r>
+              <w:rPr>
+                <w:rFonts w:ascii="Lucida Console" w:hAnsi="Lucida Console" w:cs="Lucida Console"/>
+                <w:sz w:val="14"/>
+                <w:szCs w:val="14"/>
+              </w:rPr>
+              <w:t>}</w:t>
+            </w:r>
+          </w:p>
+          <w:p>
+            <w:pPr>
+              <w:shd w:val="clear" w:color="auto" w:fill="FFFFFF"/>
+              <w:autoSpaceDE w:val="0"/>
+              <w:autoSpaceDN w:val="0"/>
+              <w:adjustRightInd w:val="0"/>
+              <w:rPr>
+                <w:rFonts w:ascii="Lucida Console" w:hAnsi="Lucida Console" w:cs="Lucida Console"/>
+                <w:sz w:val="14"/>
+                <w:szCs w:val="14"/>
+              </w:rPr>
+            </w:pPr>
+          </w:p>
+          <w:p>
+            <w:pPr>
+              <w:shd w:val="clear" w:color="auto" w:fill="FFFFFF"/>
+              <w:autoSpaceDE w:val="0"/>
+              <w:autoSpaceDN w:val="0"/>
+              <w:adjustRightInd w:val="0"/>
+              <w:rPr>
+                <w:rFonts w:ascii="Lucida Console" w:hAnsi="Lucida Console" w:cs="Lucida Console"/>
+                <w:color w:val="8B0000"/>
+                <w:sz w:val="18"/>
+                <w:szCs w:val="18"/>
+              </w:rPr>
+            </w:pPr>
+            <w:r>
+              <w:rPr>
+                <w:rFonts w:ascii="Lucida Console" w:hAnsi="Lucida Console" w:cs="Lucida Console"/>
+                <w:color w:val="0000FF"/>
+                <w:sz w:val="14"/>
+                <w:szCs w:val="14"/>
+              </w:rPr>
+              <w:t>Log</w:t>
+            </w:r>
+            <w:r>
+              <w:rPr>
+                <w:rFonts w:ascii="Lucida Console" w:hAnsi="Lucida Console" w:cs="Lucida Console"/>
+                <w:sz w:val="14"/>
+                <w:szCs w:val="14"/>
+              </w:rPr>
+              <w:t xml:space="preserve"> </w:t>
+            </w:r>
+            <w:r>
+              <w:rPr>
+                <w:rFonts w:ascii="Lucida Console" w:hAnsi="Lucida Console" w:cs="Lucida Console"/>
+                <w:color w:val="8B0000"/>
+                <w:sz w:val="14"/>
+                <w:szCs w:val="14"/>
+              </w:rPr>
+              <w:t>"Mise à jour DNS terminée."</w:t>
+            </w:r>
+            <w:r>
+              <w:rPr>
+                <w:rFonts w:ascii="Lucida Console" w:hAnsi="Lucida Console" w:cs="Lucida Console"/>
+                <w:color w:val="8B0000"/>
+                <w:sz w:val="18"/>
+                <w:szCs w:val="18"/>
+              </w:rPr>
+              <w:t xml:space="preserve"> </w:t>
+            </w:r>
+          </w:p>
+        </w:tc>
+      </w:tr>
+    </w:tbl>
+    <w:p>
+      <w:pPr>
+        <w:pStyle w:val="Titre2"/>
+        <w:spacing w:before="300" w:after="150"/>
+      </w:pPr>
+      <w:r>
+        <w:t xml:space="preserve">Validation </w:t>
+      </w:r>
+      <w:r>
+        <w:t xml:space="preserve">- </w:t>
+      </w:r>
+      <w:r>
+        <w:t>étape 1.</w:t>
+      </w:r>
+      <w:r>
+        <w:t>4</w:t>
+      </w:r>
+    </w:p>
+    <w:p>
+      <w:pPr>
+        <w:pStyle w:val="Titre2"/>
+        <w:spacing w:before="300" w:after="150"/>
+      </w:pPr>
+      <w:r>
+        <w:rPr>
+          <w:noProof/>
+        </w:rPr>
+        <w:drawing>
+          <wp:inline distT="0" distB="0" distL="0" distR="0" wp14:anchorId="30CC85FC" wp14:editId="55A8E715">
+            <wp:extent cx="4484535" cy="2023847"/>
+            <wp:effectExtent l="19050" t="19050" r="11430" b="14605"/>
+            <wp:docPr id="9" name="Image 9"/>
+            <wp:cNvGraphicFramePr>
+              <a:graphicFrameLocks xmlns:a="http://schemas.openxmlformats.org/drawingml/2006/main" noChangeAspect="1"/>
+            </wp:cNvGraphicFramePr>
+            <a:graphic xmlns:a="http://schemas.openxmlformats.org/drawingml/2006/main">
+              <a:graphicData uri="http://schemas.openxmlformats.org/drawingml/2006/picture">
+                <pic:pic xmlns:pic="http://schemas.openxmlformats.org/drawingml/2006/picture">
+                  <pic:nvPicPr>
+                    <pic:cNvPr id="1" name=""/>
+                    <pic:cNvPicPr/>
+                  </pic:nvPicPr>
+                  <pic:blipFill>
+                    <a:blip r:embed="rId14"/>
+                    <a:stretch>
+                      <a:fillRect/>
+                    </a:stretch>
+                  </pic:blipFill>
+                  <pic:spPr>
+                    <a:xfrm>
+                      <a:off x="0" y="0"/>
+                      <a:ext cx="4507767" cy="2034332"/>
+                    </a:xfrm>
+                    <a:prstGeom prst="rect">
+                      <a:avLst/>
+                    </a:prstGeom>
+                    <a:ln>
+                      <a:solidFill>
+                        <a:schemeClr val="accent1"/>
+                      </a:solidFill>
+                    </a:ln>
+                  </pic:spPr>
+                </pic:pic>
+              </a:graphicData>
+            </a:graphic>
+          </wp:inline>
+        </w:drawing>
+      </w:r>
+    </w:p>
+    <w:p>
+      <w:pPr>
+        <w:pStyle w:val="Titre2"/>
+        <w:spacing w:before="300" w:after="150"/>
+      </w:pPr>
+      <w:r>
+        <w:lastRenderedPageBreak/>
+        <w:t>Validations avec</w:t>
+      </w:r>
+      <w:r>
+        <w:t xml:space="preserve"> des scripts </w:t>
+      </w:r>
+      <w:r>
+        <w:t xml:space="preserve">- </w:t>
+      </w:r>
+      <w:r>
+        <w:t>étape 1.</w:t>
+      </w:r>
+      <w:r>
+        <w:t>4</w:t>
+      </w:r>
+      <w:r>
+        <w:t> :</w:t>
+      </w:r>
+    </w:p>
+    <w:tbl>
+      <w:tblPr>
+        <w:tblStyle w:val="Grilledutableau"/>
+        <w:tblW w:w="0" w:type="auto"/>
+        <w:tblLook w:val="04A0" w:firstRow="1" w:lastRow="0" w:firstColumn="1" w:lastColumn="0" w:noHBand="0" w:noVBand="1"/>
+      </w:tblPr>
+      <w:tblGrid>
+        <w:gridCol w:w="4390"/>
+        <w:gridCol w:w="5640"/>
+      </w:tblGrid>
+      <w:tr>
+        <w:tc>
+          <w:tcPr>
+            <w:tcW w:w="4390" w:type="dxa"/>
+          </w:tcPr>
+          <w:p>
+            <w:pPr>
+              <w:spacing w:after="150"/>
+              <w:rPr>
+                <w:sz w:val="18"/>
+                <w:szCs w:val="18"/>
+              </w:rPr>
+            </w:pPr>
+            <w:r>
+              <w:rPr>
+                <w:sz w:val="18"/>
+                <w:szCs w:val="18"/>
+              </w:rPr>
+              <w:t>Script</w:t>
+            </w:r>
+          </w:p>
+        </w:tc>
+        <w:tc>
+          <w:tcPr>
+            <w:tcW w:w="5640" w:type="dxa"/>
+          </w:tcPr>
+          <w:p>
+            <w:pPr>
+              <w:spacing w:after="150"/>
+              <w:rPr>
+                <w:sz w:val="18"/>
+                <w:szCs w:val="18"/>
+              </w:rPr>
+            </w:pPr>
+          </w:p>
+        </w:tc>
+      </w:tr>
+      <w:tr>
+        <w:tc>
+          <w:tcPr>
+            <w:tcW w:w="4390" w:type="dxa"/>
+          </w:tcPr>
+          <w:p>
+            <w:pPr>
+              <w:spacing w:after="150"/>
+              <w:rPr>
+                <w:sz w:val="18"/>
+                <w:szCs w:val="18"/>
+              </w:rPr>
+            </w:pPr>
+            <w:r>
+              <w:rPr>
+                <w:sz w:val="18"/>
+                <w:szCs w:val="18"/>
+              </w:rPr>
+              <w:t>1.</w:t>
+            </w:r>
+            <w:r>
+              <w:rPr>
+                <w:sz w:val="18"/>
+                <w:szCs w:val="18"/>
+              </w:rPr>
+              <w:t>4</w:t>
+            </w:r>
+            <w:r>
+              <w:rPr>
+                <w:sz w:val="18"/>
+                <w:szCs w:val="18"/>
+              </w:rPr>
+              <w:t>.</w:t>
+            </w:r>
+            <w:r>
+              <w:rPr>
+                <w:sz w:val="18"/>
+                <w:szCs w:val="18"/>
+              </w:rPr>
+              <w:t>3.</w:t>
+            </w:r>
+            <w:r>
+              <w:rPr>
+                <w:sz w:val="18"/>
+                <w:szCs w:val="18"/>
+              </w:rPr>
+              <w:t>Validation.SitesNonAccessiblesBackends.ps1</w:t>
+            </w:r>
+          </w:p>
+        </w:tc>
+        <w:tc>
+          <w:tcPr>
+            <w:tcW w:w="5640" w:type="dxa"/>
+          </w:tcPr>
+          <w:p>
+            <w:pPr>
+              <w:spacing w:after="150"/>
+              <w:rPr>
+                <w:sz w:val="18"/>
+                <w:szCs w:val="18"/>
+              </w:rPr>
+            </w:pPr>
+            <w:r>
+              <w:rPr>
+                <w:sz w:val="18"/>
+                <w:szCs w:val="18"/>
+              </w:rPr>
+              <w:t>A ne pas exécuter sur le Revers Proxy</w:t>
+            </w:r>
+            <w:r>
+              <w:rPr>
+                <w:sz w:val="18"/>
+                <w:szCs w:val="18"/>
+              </w:rPr>
+              <w:t xml:space="preserve"> (il suffit pour valider)</w:t>
+            </w:r>
+          </w:p>
+        </w:tc>
+      </w:tr>
+      <w:tr>
+        <w:tc>
+          <w:tcPr>
+            <w:tcW w:w="4390" w:type="dxa"/>
+          </w:tcPr>
+          <w:p>
+            <w:pPr>
+              <w:spacing w:after="150"/>
+              <w:rPr>
+                <w:sz w:val="18"/>
+                <w:szCs w:val="18"/>
+              </w:rPr>
+            </w:pPr>
+            <w:r>
+              <w:rPr>
+                <w:sz w:val="18"/>
+                <w:szCs w:val="18"/>
+              </w:rPr>
+              <w:t>1.</w:t>
+            </w:r>
+            <w:r>
+              <w:rPr>
+                <w:sz w:val="18"/>
+                <w:szCs w:val="18"/>
+              </w:rPr>
+              <w:t>4</w:t>
+            </w:r>
+            <w:r>
+              <w:rPr>
+                <w:sz w:val="18"/>
+                <w:szCs w:val="18"/>
+              </w:rPr>
+              <w:t>.</w:t>
+            </w:r>
+            <w:r>
+              <w:rPr>
+                <w:sz w:val="18"/>
+                <w:szCs w:val="18"/>
+              </w:rPr>
+              <w:t>3.</w:t>
+            </w:r>
+            <w:r>
+              <w:rPr>
+                <w:sz w:val="18"/>
+                <w:szCs w:val="18"/>
+              </w:rPr>
+              <w:t>Validation.Configuration.Ferme.ARR.ps1</w:t>
+            </w:r>
+          </w:p>
+        </w:tc>
+        <w:tc>
+          <w:tcPr>
+            <w:tcW w:w="5640" w:type="dxa"/>
+          </w:tcPr>
+          <w:p>
+            <w:pPr>
+              <w:spacing w:after="150"/>
+              <w:rPr>
+                <w:sz w:val="18"/>
+                <w:szCs w:val="18"/>
+              </w:rPr>
+            </w:pPr>
+            <w:r>
+              <w:rPr>
+                <w:sz w:val="18"/>
+                <w:szCs w:val="18"/>
+              </w:rPr>
+              <w:t>A exécuter sur le Revers Proxy</w:t>
+            </w:r>
+            <w:r>
+              <w:rPr>
+                <w:sz w:val="18"/>
+                <w:szCs w:val="18"/>
+              </w:rPr>
+              <w:t xml:space="preserve"> (valider conf supplémentaires)</w:t>
+            </w:r>
+          </w:p>
+        </w:tc>
+      </w:tr>
+    </w:tbl>
+    <w:p>
+      <w:pPr>
         <w:pStyle w:val="Titre1"/>
       </w:pPr>
       <w:r>
+        <w:t>Exemple</w:t>
+      </w:r>
+      <w:r>
+        <w:t>s de</w:t>
+      </w:r>
+      <w:r>
+        <w:t xml:space="preserve"> </w:t>
+      </w:r>
+      <w:r>
+        <w:t>résultats</w:t>
+      </w:r>
+      <w:r>
+        <w:t xml:space="preserve"> script </w:t>
+      </w:r>
+    </w:p>
+    <w:tbl>
+      <w:tblPr>
+        <w:tblStyle w:val="Grilledutableau"/>
+        <w:tblW w:w="0" w:type="auto"/>
+        <w:tblLook w:val="04A0" w:firstRow="1" w:lastRow="0" w:firstColumn="1" w:lastColumn="0" w:noHBand="0" w:noVBand="1"/>
+      </w:tblPr>
+      <w:tblGrid>
+        <w:gridCol w:w="5209"/>
+        <w:gridCol w:w="4821"/>
+      </w:tblGrid>
+      <w:tr>
+        <w:tc>
+          <w:tcPr>
+            <w:tcW w:w="5166" w:type="dxa"/>
+          </w:tcPr>
+          <w:p>
+            <w:pPr>
+              <w:pStyle w:val="Titre1"/>
+              <w:pBdr>
+                <w:bottom w:val="none" w:sz="0" w:space="0" w:color="auto"/>
+              </w:pBdr>
+              <w:tabs>
+                <w:tab w:val="left" w:pos="1504"/>
+              </w:tabs>
+            </w:pPr>
+            <w:r>
+              <w:rPr>
+                <w:noProof/>
+              </w:rPr>
+              <w:drawing>
+                <wp:inline distT="0" distB="0" distL="0" distR="0" wp14:anchorId="1DF79AB7" wp14:editId="0728B57A">
+                  <wp:extent cx="3143741" cy="2302900"/>
+                  <wp:effectExtent l="19050" t="19050" r="19050" b="21590"/>
+                  <wp:docPr id="8" name="Image 8"/>
+                  <wp:cNvGraphicFramePr>
+                    <a:graphicFrameLocks xmlns:a="http://schemas.openxmlformats.org/drawingml/2006/main" noChangeAspect="1"/>
+                  </wp:cNvGraphicFramePr>
+                  <a:graphic xmlns:a="http://schemas.openxmlformats.org/drawingml/2006/main">
+                    <a:graphicData uri="http://schemas.openxmlformats.org/drawingml/2006/picture">
+                      <pic:pic xmlns:pic="http://schemas.openxmlformats.org/drawingml/2006/picture">
+                        <pic:nvPicPr>
+                          <pic:cNvPr id="1" name=""/>
+                          <pic:cNvPicPr/>
+                        </pic:nvPicPr>
+                        <pic:blipFill>
+                          <a:blip r:embed="rId15"/>
+                          <a:stretch>
+                            <a:fillRect/>
+                          </a:stretch>
+                        </pic:blipFill>
+                        <pic:spPr>
+                          <a:xfrm>
+                            <a:off x="0" y="0"/>
+                            <a:ext cx="3157311" cy="2312841"/>
+                          </a:xfrm>
+                          <a:prstGeom prst="rect">
+                            <a:avLst/>
+                          </a:prstGeom>
+                          <a:ln>
+                            <a:solidFill>
+                              <a:schemeClr val="accent1"/>
+                            </a:solidFill>
+                          </a:ln>
+                        </pic:spPr>
+                      </pic:pic>
+                    </a:graphicData>
+                  </a:graphic>
+                </wp:inline>
+              </w:drawing>
+            </w:r>
+          </w:p>
+        </w:tc>
+        <w:tc>
+          <w:tcPr>
+            <w:tcW w:w="4864" w:type="dxa"/>
+          </w:tcPr>
+          <w:p>
+            <w:pPr>
+              <w:pStyle w:val="Titre1"/>
+              <w:pBdr>
+                <w:bottom w:val="none" w:sz="0" w:space="0" w:color="auto"/>
+              </w:pBdr>
+            </w:pPr>
+            <w:r>
+              <w:rPr>
+                <w:noProof/>
+              </w:rPr>
+              <w:drawing>
+                <wp:inline distT="0" distB="0" distL="0" distR="0" wp14:anchorId="04C1275F" wp14:editId="3C0A48D9">
+                  <wp:extent cx="2898800" cy="2302510"/>
+                  <wp:effectExtent l="19050" t="19050" r="15875" b="21590"/>
+                  <wp:docPr id="10" name="Image 10"/>
+                  <wp:cNvGraphicFramePr>
+                    <a:graphicFrameLocks xmlns:a="http://schemas.openxmlformats.org/drawingml/2006/main" noChangeAspect="1"/>
+                  </wp:cNvGraphicFramePr>
+                  <a:graphic xmlns:a="http://schemas.openxmlformats.org/drawingml/2006/main">
+                    <a:graphicData uri="http://schemas.openxmlformats.org/drawingml/2006/picture">
+                      <pic:pic xmlns:pic="http://schemas.openxmlformats.org/drawingml/2006/picture">
+                        <pic:nvPicPr>
+                          <pic:cNvPr id="1" name=""/>
+                          <pic:cNvPicPr/>
+                        </pic:nvPicPr>
+                        <pic:blipFill>
+                          <a:blip r:embed="rId16"/>
+                          <a:stretch>
+                            <a:fillRect/>
+                          </a:stretch>
+                        </pic:blipFill>
+                        <pic:spPr>
+                          <a:xfrm>
+                            <a:off x="0" y="0"/>
+                            <a:ext cx="2908667" cy="2310347"/>
+                          </a:xfrm>
+                          <a:prstGeom prst="rect">
+                            <a:avLst/>
+                          </a:prstGeom>
+                          <a:ln>
+                            <a:solidFill>
+                              <a:schemeClr val="accent1"/>
+                            </a:solidFill>
+                          </a:ln>
+                        </pic:spPr>
+                      </pic:pic>
+                    </a:graphicData>
+                  </a:graphic>
+                </wp:inline>
+              </w:drawing>
+            </w:r>
+          </w:p>
+        </w:tc>
+      </w:tr>
+      <w:tr>
+        <w:tc>
+          <w:tcPr>
+            <w:tcW w:w="10030" w:type="dxa"/>
+            <w:gridSpan w:val="2"/>
+          </w:tcPr>
+          <w:p>
+            <w:pPr>
+              <w:pStyle w:val="Titre1"/>
+              <w:pBdr>
+                <w:bottom w:val="none" w:sz="0" w:space="0" w:color="auto"/>
+              </w:pBdr>
+              <w:jc w:val="center"/>
+              <w:rPr>
+                <w:noProof/>
+              </w:rPr>
+            </w:pPr>
+            <w:r>
+              <w:rPr>
+                <w:noProof/>
+              </w:rPr>
+              <w:drawing>
+                <wp:inline distT="0" distB="0" distL="0" distR="0" wp14:anchorId="39CF9C57" wp14:editId="4E819FDC">
+                  <wp:extent cx="6173166" cy="2184588"/>
+                  <wp:effectExtent l="19050" t="19050" r="18415" b="25400"/>
+                  <wp:docPr id="11" name="Image 11"/>
+                  <wp:cNvGraphicFramePr>
+                    <a:graphicFrameLocks xmlns:a="http://schemas.openxmlformats.org/drawingml/2006/main" noChangeAspect="1"/>
+                  </wp:cNvGraphicFramePr>
+                  <a:graphic xmlns:a="http://schemas.openxmlformats.org/drawingml/2006/main">
+                    <a:graphicData uri="http://schemas.openxmlformats.org/drawingml/2006/picture">
+                      <pic:pic xmlns:pic="http://schemas.openxmlformats.org/drawingml/2006/picture">
+                        <pic:nvPicPr>
+                          <pic:cNvPr id="1" name=""/>
+                          <pic:cNvPicPr/>
+                        </pic:nvPicPr>
+                        <pic:blipFill>
+                          <a:blip r:embed="rId17"/>
+                          <a:stretch>
+                            <a:fillRect/>
+                          </a:stretch>
+                        </pic:blipFill>
+                        <pic:spPr>
+                          <a:xfrm>
+                            <a:off x="0" y="0"/>
+                            <a:ext cx="6218055" cy="2200473"/>
+                          </a:xfrm>
+                          <a:prstGeom prst="rect">
+                            <a:avLst/>
+                          </a:prstGeom>
+                          <a:ln>
+                            <a:solidFill>
+                              <a:schemeClr val="accent1"/>
+                            </a:solidFill>
+                          </a:ln>
+                        </pic:spPr>
+                      </pic:pic>
+                    </a:graphicData>
+                  </a:graphic>
+                </wp:inline>
+              </w:drawing>
+            </w:r>
+          </w:p>
+        </w:tc>
+      </w:tr>
+    </w:tbl>
+    <w:p>
+      <w:pPr>
+        <w:pStyle w:val="Titre1"/>
+      </w:pPr>
+    </w:p>
+    <w:p>
+      <w:pPr>
+        <w:rPr>
+          <w:b/>
+          <w:bCs/>
+          <w:color w:val="1F2937"/>
+          <w:sz w:val="32"/>
+          <w:szCs w:val="32"/>
+        </w:rPr>
+      </w:pPr>
+      <w:r>
+        <w:br w:type="page"/>
+      </w:r>
+    </w:p>
+    <w:p>
+      <w:pPr>
+        <w:pStyle w:val="Titre1"/>
+      </w:pPr>
+      <w:r>
+        <w:lastRenderedPageBreak/>
         <w:t>Phase 2 — Création de l'API OVH (DNS-01)</w:t>
       </w:r>
     </w:p>
@@ -3941,15 +6077,7 @@
         <w:spacing w:after="150"/>
       </w:pPr>
       <w:r>
-        <w:t xml:space="preserve">Confirmé conforme à la documentation officielle </w:t>
-      </w:r>
-      <w:proofErr w:type="spellStart"/>
-      <w:r>
-        <w:t>Certify</w:t>
-      </w:r>
-      <w:proofErr w:type="spellEnd"/>
-      <w:r>
-        <w:t xml:space="preserve"> The Web pour le provider « OVH DNS ».</w:t>
+        <w:t>Confirmé conforme à la documentation officielle Certify The Web pour le provider « OVH DNS ».</w:t>
       </w:r>
     </w:p>
     <w:p>
@@ -3962,15 +6090,7 @@
         <w:spacing w:after="80"/>
       </w:pPr>
       <w:r>
-        <w:t xml:space="preserve">Se rendre sur https://eu.api.ovh.com/createApp/ et créer une application : Name = CertifyDNS01, Description = </w:t>
-      </w:r>
-      <w:proofErr w:type="spellStart"/>
-      <w:r>
-        <w:t>Certify</w:t>
-      </w:r>
-      <w:proofErr w:type="spellEnd"/>
-      <w:r>
-        <w:t xml:space="preserve"> The Web DNS-01 Automation.</w:t>
+        <w:t>Se rendre sur https://eu.api.ovh.com/createApp/ et créer une application : Name = CertifyDNS01, Description = Certify The Web DNS-01 Automation.</w:t>
       </w:r>
     </w:p>
     <w:p>
@@ -4040,9 +6160,13 @@
                 <w:sz w:val="18"/>
                 <w:szCs w:val="18"/>
               </w:rPr>
-              <w:t>GET    /</w:t>
-            </w:r>
-            <w:proofErr w:type="spellStart"/>
+              <w:t>GET    /domain/zone/*</w:t>
+            </w:r>
+          </w:p>
+          <w:p>
+            <w:pPr>
+              <w:spacing w:after="20"/>
+            </w:pPr>
             <w:r>
               <w:rPr>
                 <w:rFonts w:ascii="Consolas" w:eastAsia="Consolas" w:hAnsi="Consolas" w:cs="Consolas"/>
@@ -4050,9 +6174,13 @@
                 <w:sz w:val="18"/>
                 <w:szCs w:val="18"/>
               </w:rPr>
-              <w:t>domain</w:t>
-            </w:r>
-            <w:proofErr w:type="spellEnd"/>
+              <w:t>POST   /domain/zone/*</w:t>
+            </w:r>
+          </w:p>
+          <w:p>
+            <w:pPr>
+              <w:spacing w:after="20"/>
+            </w:pPr>
             <w:r>
               <w:rPr>
                 <w:rFonts w:ascii="Consolas" w:eastAsia="Consolas" w:hAnsi="Consolas" w:cs="Consolas"/>
@@ -4060,75 +6188,7 @@
                 <w:sz w:val="18"/>
                 <w:szCs w:val="18"/>
               </w:rPr>
-              <w:t>/zone/*</w:t>
-            </w:r>
-          </w:p>
-          <w:p>
-            <w:pPr>
-              <w:spacing w:after="20"/>
-            </w:pPr>
-            <w:r>
-              <w:rPr>
-                <w:rFonts w:ascii="Consolas" w:eastAsia="Consolas" w:hAnsi="Consolas" w:cs="Consolas"/>
-                <w:color w:val="E2E8F0"/>
-                <w:sz w:val="18"/>
-                <w:szCs w:val="18"/>
-              </w:rPr>
-              <w:t>POST   /</w:t>
-            </w:r>
-            <w:proofErr w:type="spellStart"/>
-            <w:r>
-              <w:rPr>
-                <w:rFonts w:ascii="Consolas" w:eastAsia="Consolas" w:hAnsi="Consolas" w:cs="Consolas"/>
-                <w:color w:val="E2E8F0"/>
-                <w:sz w:val="18"/>
-                <w:szCs w:val="18"/>
-              </w:rPr>
-              <w:t>domain</w:t>
-            </w:r>
-            <w:proofErr w:type="spellEnd"/>
-            <w:r>
-              <w:rPr>
-                <w:rFonts w:ascii="Consolas" w:eastAsia="Consolas" w:hAnsi="Consolas" w:cs="Consolas"/>
-                <w:color w:val="E2E8F0"/>
-                <w:sz w:val="18"/>
-                <w:szCs w:val="18"/>
-              </w:rPr>
-              <w:t>/zone/*</w:t>
-            </w:r>
-          </w:p>
-          <w:p>
-            <w:pPr>
-              <w:spacing w:after="20"/>
-            </w:pPr>
-            <w:r>
-              <w:rPr>
-                <w:rFonts w:ascii="Consolas" w:eastAsia="Consolas" w:hAnsi="Consolas" w:cs="Consolas"/>
-                <w:color w:val="E2E8F0"/>
-                <w:sz w:val="18"/>
-                <w:szCs w:val="18"/>
-              </w:rPr>
-              <w:t>DELETE /</w:t>
-            </w:r>
-            <w:proofErr w:type="spellStart"/>
-            <w:r>
-              <w:rPr>
-                <w:rFonts w:ascii="Consolas" w:eastAsia="Consolas" w:hAnsi="Consolas" w:cs="Consolas"/>
-                <w:color w:val="E2E8F0"/>
-                <w:sz w:val="18"/>
-                <w:szCs w:val="18"/>
-              </w:rPr>
-              <w:t>domain</w:t>
-            </w:r>
-            <w:proofErr w:type="spellEnd"/>
-            <w:r>
-              <w:rPr>
-                <w:rFonts w:ascii="Consolas" w:eastAsia="Consolas" w:hAnsi="Consolas" w:cs="Consolas"/>
-                <w:color w:val="E2E8F0"/>
-                <w:sz w:val="18"/>
-                <w:szCs w:val="18"/>
-              </w:rPr>
-              <w:t>/zone/*</w:t>
+              <w:t>DELETE /domain/zone/*</w:t>
             </w:r>
           </w:p>
         </w:tc>
@@ -4144,7 +6204,6 @@
         <w:spacing w:after="80"/>
       </w:pPr>
       <w:r>
-        <w:lastRenderedPageBreak/>
         <w:t>Valider la demande (OVH peut demander une confirmation via l'espace client). Conserver précieusement les 3 valeurs : Application Key, Application Secret, Consumer Key.</w:t>
       </w:r>
     </w:p>
@@ -4203,43 +6262,7 @@
                 <w:sz w:val="20"/>
                 <w:szCs w:val="20"/>
               </w:rPr>
-              <w:t xml:space="preserve">Donnez une durée de validité limitée à ces </w:t>
-            </w:r>
-            <w:proofErr w:type="spellStart"/>
-            <w:r>
-              <w:rPr>
-                <w:color w:val="1F2937"/>
-                <w:sz w:val="20"/>
-                <w:szCs w:val="20"/>
-              </w:rPr>
-              <w:t>credentials</w:t>
-            </w:r>
-            <w:proofErr w:type="spellEnd"/>
-            <w:r>
-              <w:rPr>
-                <w:color w:val="1F2937"/>
-                <w:sz w:val="20"/>
-                <w:szCs w:val="20"/>
-              </w:rPr>
-              <w:t xml:space="preserve"> si possible, ou a minima documentez-les comme secret sensible (coffre-fort type Ansible Vault / </w:t>
-            </w:r>
-            <w:proofErr w:type="spellStart"/>
-            <w:r>
-              <w:rPr>
-                <w:color w:val="1F2937"/>
-                <w:sz w:val="20"/>
-                <w:szCs w:val="20"/>
-              </w:rPr>
-              <w:t>KeePass</w:t>
-            </w:r>
-            <w:proofErr w:type="spellEnd"/>
-            <w:r>
-              <w:rPr>
-                <w:color w:val="1F2937"/>
-                <w:sz w:val="20"/>
-                <w:szCs w:val="20"/>
-              </w:rPr>
-              <w:t xml:space="preserve"> / Azure Key Vault) — ils permettent de modifier toute la zone DNS optimedit.eu, pas seulement les enregistrements TXT ACME.</w:t>
+              <w:t>Donnez une durée de validité limitée à ces credentials si possible, ou a minima documentez-les comme secret sensible (coffre-fort type Ansible Vault / KeePass / Azure Key Vault) — ils permettent de modifier toute la zone DNS optimedit.eu, pas seulement les enregistrements TXT ACME.</w:t>
             </w:r>
           </w:p>
         </w:tc>
@@ -4250,15 +6273,7 @@
         <w:pStyle w:val="Titre1"/>
       </w:pPr>
       <w:r>
-        <w:t xml:space="preserve">Phase 3 — Installation de </w:t>
-      </w:r>
-      <w:proofErr w:type="spellStart"/>
-      <w:r>
-        <w:t>Certify</w:t>
-      </w:r>
-      <w:proofErr w:type="spellEnd"/>
-      <w:r>
-        <w:t xml:space="preserve"> Management Hub sur OPT-RP-01</w:t>
+        <w:t>Phase 3 — Installation de Certify Management Hub sur OPT-RP-01</w:t>
       </w:r>
     </w:p>
     <w:p>
@@ -4275,23 +6290,7 @@
         <w:spacing w:after="150"/>
       </w:pPr>
       <w:r>
-        <w:t xml:space="preserve">Créer un compte de service dédié dans l'AD (ex. </w:t>
-      </w:r>
-      <w:proofErr w:type="spellStart"/>
-      <w:r>
-        <w:t>svc_certify</w:t>
-      </w:r>
-      <w:proofErr w:type="spellEnd"/>
-      <w:r>
-        <w:t xml:space="preserve">) si le Hub doit tourner sous un compte de domaine (utile pour certaines tâches de déploiement Windows nécessitant des droits réseau). Pour une installation Windows standalone du Hub, le compte Local System / Network Service par défaut est suffisant dans la majorité des cas — n'utilisez </w:t>
-      </w:r>
-      <w:proofErr w:type="spellStart"/>
-      <w:r>
-        <w:t>svc_certify</w:t>
-      </w:r>
-      <w:proofErr w:type="spellEnd"/>
-      <w:r>
-        <w:t xml:space="preserve"> que si vous avez des tâches de déploiement qui nécessitent explicitement une identité de domaine.</w:t>
+        <w:t>Créer un compte de service dédié dans l'AD (ex. svc_certify) si le Hub doit tourner sous un compte de domaine (utile pour certaines tâches de déploiement Windows nécessitant des droits réseau). Pour une installation Windows standalone du Hub, le compte Local System / Network Service par défaut est suffisant dans la majorité des cas — n'utilisez svc_certify que si vous avez des tâches de déploiement qui nécessitent explicitement une identité de domaine.</w:t>
       </w:r>
     </w:p>
     <w:p>
@@ -4313,15 +6312,7 @@
         <w:spacing w:after="80"/>
       </w:pPr>
       <w:r>
-        <w:t xml:space="preserve">Télécharger et installer </w:t>
-      </w:r>
-      <w:proofErr w:type="spellStart"/>
-      <w:r>
-        <w:t>Certify</w:t>
-      </w:r>
-      <w:proofErr w:type="spellEnd"/>
-      <w:r>
-        <w:t xml:space="preserve"> Management Hub (édition Windows) sur OPT-RP-01.optimedit.eu.</w:t>
+        <w:t>Télécharger et installer Certify Management Hub (édition Windows) sur OPT-RP-01.optimedit.eu.</w:t>
       </w:r>
     </w:p>
     <w:p>
@@ -4334,17 +6325,7 @@
         <w:spacing w:after="80"/>
       </w:pPr>
       <w:r>
-        <w:t>Par défaut l'interface et l'API sont exposées en local — le port par défaut dépend du package d'installation choisi (8080 pour l'image Docker officielle ; un port différent, souvent proposé lors de l'installateur Windows). Vérifiez le port réellement utilisé dans le fichier de configuration du service (</w:t>
-      </w:r>
-      <w:proofErr w:type="spellStart"/>
-      <w:proofErr w:type="gramStart"/>
-      <w:r>
-        <w:t>hubservice.json</w:t>
-      </w:r>
-      <w:proofErr w:type="spellEnd"/>
-      <w:proofErr w:type="gramEnd"/>
-      <w:r>
-        <w:t>) plutôt que de supposer 8080 ou 9696.</w:t>
+        <w:t>Par défaut l'interface et l'API sont exposées en local — le port par défaut dépend du package d'installation choisi (8080 pour l'image Docker officielle ; un port différent, souvent proposé lors de l'installateur Windows). Vérifiez le port réellement utilisé dans le fichier de configuration du service (hubservice.json) plutôt que de supposer 8080 ou 9696.</w:t>
       </w:r>
     </w:p>
     <w:p>
@@ -4357,20 +6338,7 @@
         <w:spacing w:after="80"/>
       </w:pPr>
       <w:r>
-        <w:t xml:space="preserve">Se connecter une première fois avec les identifiants par défaut (admin / </w:t>
-      </w:r>
-      <w:proofErr w:type="spellStart"/>
-      <w:proofErr w:type="gramStart"/>
-      <w:r>
-        <w:t>changeme</w:t>
-      </w:r>
-      <w:proofErr w:type="spellEnd"/>
-      <w:r>
-        <w:t>!</w:t>
-      </w:r>
-      <w:proofErr w:type="gramEnd"/>
-      <w:r>
-        <w:t xml:space="preserve"> ou équivalent affiché à l'installation), puis changer IMMÉDIATEMENT le mot de passe administrateur.</w:t>
+        <w:t>Se connecter une première fois avec les identifiants par défaut (admin / changeme! ou équivalent affiché à l'installation), puis changer IMMÉDIATEMENT le mot de passe administrateur.</w:t>
       </w:r>
     </w:p>
     <w:tbl>
@@ -4428,43 +6396,7 @@
                 <w:sz w:val="20"/>
                 <w:szCs w:val="20"/>
               </w:rPr>
-              <w:t xml:space="preserve">9696 est le port de l'API locale de </w:t>
-            </w:r>
-            <w:proofErr w:type="spellStart"/>
-            <w:r>
-              <w:rPr>
-                <w:color w:val="1F2937"/>
-                <w:sz w:val="20"/>
-                <w:szCs w:val="20"/>
-              </w:rPr>
-              <w:t>Certify</w:t>
-            </w:r>
-            <w:proofErr w:type="spellEnd"/>
-            <w:r>
-              <w:rPr>
-                <w:color w:val="1F2937"/>
-                <w:sz w:val="20"/>
-                <w:szCs w:val="20"/>
-              </w:rPr>
-              <w:t xml:space="preserve"> </w:t>
-            </w:r>
-            <w:proofErr w:type="spellStart"/>
-            <w:r>
-              <w:rPr>
-                <w:color w:val="1F2937"/>
-                <w:sz w:val="20"/>
-                <w:szCs w:val="20"/>
-              </w:rPr>
-              <w:t>Certificate</w:t>
-            </w:r>
-            <w:proofErr w:type="spellEnd"/>
-            <w:r>
-              <w:rPr>
-                <w:color w:val="1F2937"/>
-                <w:sz w:val="20"/>
-                <w:szCs w:val="20"/>
-              </w:rPr>
-              <w:t xml:space="preserve"> Manager (l'application desktop classique), pas celui du Hub. Ne cherchez pas à exposer 9696 publiquement : il n'a aucun rôle dans l'architecture Hub / ARR / DNS-01 décrite ici.</w:t>
+              <w:t>9696 est le port de l'API locale de Certify Certificate Manager (l'application desktop classique), pas celui du Hub. Ne cherchez pas à exposer 9696 publiquement : il n'a aucun rôle dans l'architecture Hub / ARR / DNS-01 décrite ici.</w:t>
             </w:r>
           </w:p>
           <w:p>
@@ -4502,31 +6434,8 @@
         <w:spacing w:after="80"/>
       </w:pPr>
       <w:r>
-        <w:t xml:space="preserve">Dans le Hub : Settings → </w:t>
-      </w:r>
-      <w:proofErr w:type="spellStart"/>
-      <w:r>
-        <w:t>Credentials</w:t>
-      </w:r>
-      <w:proofErr w:type="spellEnd"/>
-      <w:r>
-        <w:t xml:space="preserve"> → </w:t>
-      </w:r>
-      <w:proofErr w:type="spellStart"/>
-      <w:r>
-        <w:t>Add</w:t>
-      </w:r>
-      <w:proofErr w:type="spellEnd"/>
-      <w:r>
-        <w:t xml:space="preserve"> New </w:t>
-      </w:r>
-      <w:proofErr w:type="spellStart"/>
-      <w:r>
-        <w:t>Credential</w:t>
-      </w:r>
-      <w:proofErr w:type="spellEnd"/>
-      <w:r>
-        <w:t>.</w:t>
+        <w:lastRenderedPageBreak/>
+        <w:t>Dans le Hub : Settings → Credentials → Add New Credential.</w:t>
       </w:r>
     </w:p>
     <w:p>
@@ -4552,15 +6461,7 @@
         <w:spacing w:after="80"/>
       </w:pPr>
       <w:r>
-        <w:t xml:space="preserve">Renseigner Application Key, Application Secret, Consumer Key, Endpoint = </w:t>
-      </w:r>
-      <w:proofErr w:type="spellStart"/>
-      <w:r>
-        <w:t>ovh</w:t>
-      </w:r>
-      <w:proofErr w:type="spellEnd"/>
-      <w:r>
-        <w:t>-eu.</w:t>
+        <w:t>Renseigner Application Key, Application Secret, Consumer Key, Endpoint = ovh-eu.</w:t>
       </w:r>
     </w:p>
     <w:p>
@@ -4594,15 +6495,7 @@
         <w:spacing w:after="80"/>
       </w:pPr>
       <w:r>
-        <w:t xml:space="preserve">Dans le Hub : New </w:t>
-      </w:r>
-      <w:proofErr w:type="spellStart"/>
-      <w:r>
-        <w:t>Certificate</w:t>
-      </w:r>
-      <w:proofErr w:type="spellEnd"/>
-      <w:r>
-        <w:t>.</w:t>
+        <w:t>Dans le Hub : New Certificate.</w:t>
       </w:r>
     </w:p>
     <w:p>
@@ -4628,15 +6521,7 @@
         <w:spacing w:after="80"/>
       </w:pPr>
       <w:r>
-        <w:t>Ajouter les SAN (14 noms — les 6 backends OPT-IIS-</w:t>
-      </w:r>
-      <w:proofErr w:type="gramStart"/>
-      <w:r>
-        <w:t>01..</w:t>
-      </w:r>
-      <w:proofErr w:type="gramEnd"/>
-      <w:r>
-        <w:t>06 NE sont PAS inclus, voir Phase 6) :</w:t>
+        <w:t>Ajouter les SAN (14 noms — les 6 backends OPT-IIS-01..06 NE sont PAS inclus, voir Phase 6) :</w:t>
       </w:r>
     </w:p>
     <w:tbl>
@@ -4680,7 +6565,6 @@
                 <w:sz w:val="18"/>
                 <w:szCs w:val="18"/>
               </w:rPr>
-              <w:lastRenderedPageBreak/>
               <w:t>OPT-RP-01.optimedit.eu</w:t>
             </w:r>
           </w:p>
@@ -4879,15 +6763,7 @@
         <w:spacing w:after="80"/>
       </w:pPr>
       <w:r>
-        <w:t xml:space="preserve">Méthode de validation : DNS-01 → </w:t>
-      </w:r>
-      <w:proofErr w:type="spellStart"/>
-      <w:r>
-        <w:t>credential</w:t>
-      </w:r>
-      <w:proofErr w:type="spellEnd"/>
-      <w:r>
-        <w:t xml:space="preserve"> OVH créé en Phase 3.</w:t>
+        <w:t>Méthode de validation : DNS-01 → credential OVH créé en Phase 3.</w:t>
       </w:r>
     </w:p>
     <w:p>
@@ -4900,31 +6776,7 @@
         <w:spacing w:after="80"/>
       </w:pPr>
       <w:r>
-        <w:t xml:space="preserve">Mode : un seul certificat, SAN multiples (pas de </w:t>
-      </w:r>
-      <w:proofErr w:type="spellStart"/>
-      <w:r>
-        <w:t>wildcard</w:t>
-      </w:r>
-      <w:proofErr w:type="spellEnd"/>
-      <w:r>
-        <w:t xml:space="preserve"> : les 13 sous-domaines seraient certes couverts par </w:t>
-      </w:r>
-      <w:proofErr w:type="gramStart"/>
-      <w:r>
-        <w:t>*.optimedit.eu</w:t>
-      </w:r>
-      <w:proofErr w:type="gramEnd"/>
-      <w:r>
-        <w:t xml:space="preserve">, mais un </w:t>
-      </w:r>
-      <w:proofErr w:type="spellStart"/>
-      <w:r>
-        <w:t>wildcard</w:t>
-      </w:r>
-      <w:proofErr w:type="spellEnd"/>
-      <w:r>
-        <w:t xml:space="preserve"> élargit inutilement la surface de confiance et complique la CT-log — un SAN explicite reste préférable ici).</w:t>
+        <w:t>Mode : un seul certificat, SAN multiples (pas de wildcard : les 13 sous-domaines seraient certes couverts par *.optimedit.eu, mais un wildcard élargit inutilement la surface de confiance et complique la CT-log — un SAN explicite reste préférable ici).</w:t>
       </w:r>
     </w:p>
     <w:p>
@@ -4937,31 +6789,7 @@
         <w:spacing w:after="80"/>
       </w:pPr>
       <w:r>
-        <w:t>Lancer la demande. Le Hub crée le(s) enregistrement(s) TXT _</w:t>
-      </w:r>
-      <w:proofErr w:type="spellStart"/>
-      <w:r>
-        <w:t>acme</w:t>
-      </w:r>
-      <w:proofErr w:type="spellEnd"/>
-      <w:r>
-        <w:t xml:space="preserve">-challenge via l'API OVH, attend la propagation, </w:t>
-      </w:r>
-      <w:proofErr w:type="spellStart"/>
-      <w:r>
-        <w:t>Let's</w:t>
-      </w:r>
-      <w:proofErr w:type="spellEnd"/>
-      <w:r>
-        <w:t xml:space="preserve"> </w:t>
-      </w:r>
-      <w:proofErr w:type="spellStart"/>
-      <w:r>
-        <w:t>Encrypt</w:t>
-      </w:r>
-      <w:proofErr w:type="spellEnd"/>
-      <w:r>
-        <w:t xml:space="preserve"> valide, le TXT est nettoyé automatiquement.</w:t>
+        <w:t>Lancer la demande. Le Hub crée le(s) enregistrement(s) TXT _acme-challenge via l'API OVH, attend la propagation, Let's Encrypt valide, le TXT est nettoyé automatiquement.</w:t>
       </w:r>
     </w:p>
     <w:p>
@@ -5019,51 +6847,7 @@
                 <w:sz w:val="20"/>
                 <w:szCs w:val="20"/>
               </w:rPr>
-              <w:t xml:space="preserve">Limite </w:t>
-            </w:r>
-            <w:proofErr w:type="spellStart"/>
-            <w:r>
-              <w:rPr>
-                <w:b/>
-                <w:bCs/>
-                <w:color w:val="2563EB"/>
-                <w:sz w:val="20"/>
-                <w:szCs w:val="20"/>
-              </w:rPr>
-              <w:t>Let's</w:t>
-            </w:r>
-            <w:proofErr w:type="spellEnd"/>
-            <w:r>
-              <w:rPr>
-                <w:b/>
-                <w:bCs/>
-                <w:color w:val="2563EB"/>
-                <w:sz w:val="20"/>
-                <w:szCs w:val="20"/>
-              </w:rPr>
-              <w:t xml:space="preserve"> </w:t>
-            </w:r>
-            <w:proofErr w:type="spellStart"/>
-            <w:r>
-              <w:rPr>
-                <w:b/>
-                <w:bCs/>
-                <w:color w:val="2563EB"/>
-                <w:sz w:val="20"/>
-                <w:szCs w:val="20"/>
-              </w:rPr>
-              <w:t>Encrypt</w:t>
-            </w:r>
-            <w:proofErr w:type="spellEnd"/>
-            <w:r>
-              <w:rPr>
-                <w:b/>
-                <w:bCs/>
-                <w:color w:val="2563EB"/>
-                <w:sz w:val="20"/>
-                <w:szCs w:val="20"/>
-              </w:rPr>
-              <w:t xml:space="preserve"> à connaître</w:t>
+              <w:t>Limite Let's Encrypt à connaître</w:t>
             </w:r>
           </w:p>
           <w:p>
@@ -5076,61 +6860,7 @@
                 <w:sz w:val="20"/>
                 <w:szCs w:val="20"/>
               </w:rPr>
-              <w:t xml:space="preserve">20 SAN sur un seul certificat est en dessous de la limite technique de </w:t>
-            </w:r>
-            <w:proofErr w:type="spellStart"/>
-            <w:r>
-              <w:rPr>
-                <w:color w:val="1F2937"/>
-                <w:sz w:val="20"/>
-                <w:szCs w:val="20"/>
-              </w:rPr>
-              <w:t>Let's</w:t>
-            </w:r>
-            <w:proofErr w:type="spellEnd"/>
-            <w:r>
-              <w:rPr>
-                <w:color w:val="1F2937"/>
-                <w:sz w:val="20"/>
-                <w:szCs w:val="20"/>
-              </w:rPr>
-              <w:t xml:space="preserve"> </w:t>
-            </w:r>
-            <w:proofErr w:type="spellStart"/>
-            <w:r>
-              <w:rPr>
-                <w:color w:val="1F2937"/>
-                <w:sz w:val="20"/>
-                <w:szCs w:val="20"/>
-              </w:rPr>
-              <w:t>Encrypt</w:t>
-            </w:r>
-            <w:proofErr w:type="spellEnd"/>
-            <w:r>
-              <w:rPr>
-                <w:color w:val="1F2937"/>
-                <w:sz w:val="20"/>
-                <w:szCs w:val="20"/>
-              </w:rPr>
-              <w:t xml:space="preserve"> (100 noms par certificat), donc pas de souci de ce côté. En revanche, chaque renouvellement redemande la validation DNS-01 pour les 20 noms : assurez-vous que le </w:t>
-            </w:r>
-            <w:proofErr w:type="spellStart"/>
-            <w:r>
-              <w:rPr>
-                <w:color w:val="1F2937"/>
-                <w:sz w:val="20"/>
-                <w:szCs w:val="20"/>
-              </w:rPr>
-              <w:t>credential</w:t>
-            </w:r>
-            <w:proofErr w:type="spellEnd"/>
-            <w:r>
-              <w:rPr>
-                <w:color w:val="1F2937"/>
-                <w:sz w:val="20"/>
-                <w:szCs w:val="20"/>
-              </w:rPr>
-              <w:t xml:space="preserve"> OVH reste valide dans la durée (pas de Consumer Key à expiration courte oubliée).</w:t>
+              <w:t>20 SAN sur un seul certificat est en dessous de la limite technique de Let's Encrypt (100 noms par certificat), donc pas de souci de ce côté. En revanche, chaque renouvellement redemande la validation DNS-01 pour les 20 noms : assurez-vous que le credential OVH reste valide dans la durée (pas de Consumer Key à expiration courte oubliée).</w:t>
             </w:r>
           </w:p>
         </w:tc>
@@ -5154,23 +6884,7 @@
         <w:spacing w:after="80"/>
       </w:pPr>
       <w:r>
-        <w:t>Dans IIS sur OPT-RP-01, sur le site HUB (C:\</w:t>
-      </w:r>
-      <w:proofErr w:type="spellStart"/>
-      <w:r>
-        <w:t>inetpub</w:t>
-      </w:r>
-      <w:proofErr w:type="spellEnd"/>
-      <w:r>
-        <w:t xml:space="preserve">\HUB), ajouter un binding HTTPS sur le port 8443, IP = All </w:t>
-      </w:r>
-      <w:proofErr w:type="spellStart"/>
-      <w:r>
-        <w:t>Unassigned</w:t>
-      </w:r>
-      <w:proofErr w:type="spellEnd"/>
-      <w:r>
-        <w:t>, certificat SSL = le certificat SAN émis en Phase 4 (il couvre OPT-RP-01.optimedit.eu), SNI activé.</w:t>
+        <w:t>Dans IIS sur OPT-RP-01, sur le site HUB (C:\inetpub\HUB), ajouter un binding HTTPS sur le port 8443, IP = All Unassigned, certificat SSL = le certificat SAN émis en Phase 4 (il couvre OPT-RP-01.optimedit.eu), SNI activé.</w:t>
       </w:r>
     </w:p>
     <w:p>
@@ -5220,7 +6934,6 @@
             <w:pPr>
               <w:spacing w:after="20"/>
             </w:pPr>
-            <w:proofErr w:type="gramStart"/>
             <w:r>
               <w:rPr>
                 <w:rFonts w:ascii="Consolas" w:eastAsia="Consolas" w:hAnsi="Consolas" w:cs="Consolas"/>
@@ -5228,9 +6941,13 @@
                 <w:sz w:val="18"/>
                 <w:szCs w:val="18"/>
               </w:rPr>
-              <w:t>&lt;!--</w:t>
-            </w:r>
-            <w:proofErr w:type="gramEnd"/>
+              <w:t>&lt;!-- web.config du site HUB --&gt;</w:t>
+            </w:r>
+          </w:p>
+          <w:p>
+            <w:pPr>
+              <w:spacing w:after="20"/>
+            </w:pPr>
             <w:r>
               <w:rPr>
                 <w:rFonts w:ascii="Consolas" w:eastAsia="Consolas" w:hAnsi="Consolas" w:cs="Consolas"/>
@@ -5238,9 +6955,13 @@
                 <w:sz w:val="18"/>
                 <w:szCs w:val="18"/>
               </w:rPr>
-              <w:t xml:space="preserve"> </w:t>
-            </w:r>
-            <w:proofErr w:type="spellStart"/>
+              <w:t>&lt;rule name="ReverseProxyToHub" stopProcessing="true"&gt;</w:t>
+            </w:r>
+          </w:p>
+          <w:p>
+            <w:pPr>
+              <w:spacing w:after="20"/>
+            </w:pPr>
             <w:r>
               <w:rPr>
                 <w:rFonts w:ascii="Consolas" w:eastAsia="Consolas" w:hAnsi="Consolas" w:cs="Consolas"/>
@@ -5248,9 +6969,13 @@
                 <w:sz w:val="18"/>
                 <w:szCs w:val="18"/>
               </w:rPr>
-              <w:t>web.config</w:t>
-            </w:r>
-            <w:proofErr w:type="spellEnd"/>
+              <w:t xml:space="preserve">  &lt;match url="(.*)" /&gt;</w:t>
+            </w:r>
+          </w:p>
+          <w:p>
+            <w:pPr>
+              <w:spacing w:after="20"/>
+            </w:pPr>
             <w:r>
               <w:rPr>
                 <w:rFonts w:ascii="Consolas" w:eastAsia="Consolas" w:hAnsi="Consolas" w:cs="Consolas"/>
@@ -5258,191 +6983,8 @@
                 <w:sz w:val="18"/>
                 <w:szCs w:val="18"/>
               </w:rPr>
-              <w:t xml:space="preserve"> du site HUB --&gt;</w:t>
-            </w:r>
-          </w:p>
-          <w:p>
-            <w:pPr>
-              <w:spacing w:after="20"/>
-            </w:pPr>
-            <w:r>
-              <w:rPr>
-                <w:rFonts w:ascii="Consolas" w:eastAsia="Consolas" w:hAnsi="Consolas" w:cs="Consolas"/>
-                <w:color w:val="E2E8F0"/>
-                <w:sz w:val="18"/>
-                <w:szCs w:val="18"/>
-              </w:rPr>
-              <w:t>&lt;</w:t>
-            </w:r>
-            <w:proofErr w:type="spellStart"/>
-            <w:proofErr w:type="gramStart"/>
-            <w:r>
-              <w:rPr>
-                <w:rFonts w:ascii="Consolas" w:eastAsia="Consolas" w:hAnsi="Consolas" w:cs="Consolas"/>
-                <w:color w:val="E2E8F0"/>
-                <w:sz w:val="18"/>
-                <w:szCs w:val="18"/>
-              </w:rPr>
-              <w:t>rule</w:t>
-            </w:r>
-            <w:proofErr w:type="spellEnd"/>
-            <w:proofErr w:type="gramEnd"/>
-            <w:r>
-              <w:rPr>
-                <w:rFonts w:ascii="Consolas" w:eastAsia="Consolas" w:hAnsi="Consolas" w:cs="Consolas"/>
-                <w:color w:val="E2E8F0"/>
-                <w:sz w:val="18"/>
-                <w:szCs w:val="18"/>
-              </w:rPr>
-              <w:t xml:space="preserve"> </w:t>
-            </w:r>
-            <w:proofErr w:type="spellStart"/>
-            <w:r>
-              <w:rPr>
-                <w:rFonts w:ascii="Consolas" w:eastAsia="Consolas" w:hAnsi="Consolas" w:cs="Consolas"/>
-                <w:color w:val="E2E8F0"/>
-                <w:sz w:val="18"/>
-                <w:szCs w:val="18"/>
-              </w:rPr>
-              <w:t>name</w:t>
-            </w:r>
-            <w:proofErr w:type="spellEnd"/>
-            <w:r>
-              <w:rPr>
-                <w:rFonts w:ascii="Consolas" w:eastAsia="Consolas" w:hAnsi="Consolas" w:cs="Consolas"/>
-                <w:color w:val="E2E8F0"/>
-                <w:sz w:val="18"/>
-                <w:szCs w:val="18"/>
-              </w:rPr>
-              <w:t>="</w:t>
-            </w:r>
-            <w:proofErr w:type="spellStart"/>
-            <w:r>
-              <w:rPr>
-                <w:rFonts w:ascii="Consolas" w:eastAsia="Consolas" w:hAnsi="Consolas" w:cs="Consolas"/>
-                <w:color w:val="E2E8F0"/>
-                <w:sz w:val="18"/>
-                <w:szCs w:val="18"/>
-              </w:rPr>
-              <w:t>ReverseProxyToHub</w:t>
-            </w:r>
-            <w:proofErr w:type="spellEnd"/>
-            <w:r>
-              <w:rPr>
-                <w:rFonts w:ascii="Consolas" w:eastAsia="Consolas" w:hAnsi="Consolas" w:cs="Consolas"/>
-                <w:color w:val="E2E8F0"/>
-                <w:sz w:val="18"/>
-                <w:szCs w:val="18"/>
-              </w:rPr>
-              <w:t xml:space="preserve">" </w:t>
-            </w:r>
-            <w:proofErr w:type="spellStart"/>
-            <w:r>
-              <w:rPr>
-                <w:rFonts w:ascii="Consolas" w:eastAsia="Consolas" w:hAnsi="Consolas" w:cs="Consolas"/>
-                <w:color w:val="E2E8F0"/>
-                <w:sz w:val="18"/>
-                <w:szCs w:val="18"/>
-              </w:rPr>
-              <w:t>stopProcessing</w:t>
-            </w:r>
-            <w:proofErr w:type="spellEnd"/>
-            <w:r>
-              <w:rPr>
-                <w:rFonts w:ascii="Consolas" w:eastAsia="Consolas" w:hAnsi="Consolas" w:cs="Consolas"/>
-                <w:color w:val="E2E8F0"/>
-                <w:sz w:val="18"/>
-                <w:szCs w:val="18"/>
-              </w:rPr>
-              <w:t>="</w:t>
-            </w:r>
-            <w:proofErr w:type="spellStart"/>
-            <w:r>
-              <w:rPr>
-                <w:rFonts w:ascii="Consolas" w:eastAsia="Consolas" w:hAnsi="Consolas" w:cs="Consolas"/>
-                <w:color w:val="E2E8F0"/>
-                <w:sz w:val="18"/>
-                <w:szCs w:val="18"/>
-              </w:rPr>
-              <w:t>true</w:t>
-            </w:r>
-            <w:proofErr w:type="spellEnd"/>
-            <w:r>
-              <w:rPr>
-                <w:rFonts w:ascii="Consolas" w:eastAsia="Consolas" w:hAnsi="Consolas" w:cs="Consolas"/>
-                <w:color w:val="E2E8F0"/>
-                <w:sz w:val="18"/>
-                <w:szCs w:val="18"/>
-              </w:rPr>
-              <w:t>"&gt;</w:t>
-            </w:r>
-          </w:p>
-          <w:p>
-            <w:pPr>
-              <w:spacing w:after="20"/>
-            </w:pPr>
-            <w:r>
-              <w:rPr>
-                <w:rFonts w:ascii="Consolas" w:eastAsia="Consolas" w:hAnsi="Consolas" w:cs="Consolas"/>
-                <w:color w:val="E2E8F0"/>
-                <w:sz w:val="18"/>
-                <w:szCs w:val="18"/>
-              </w:rPr>
-              <w:t xml:space="preserve">  &lt;</w:t>
-            </w:r>
-            <w:proofErr w:type="gramStart"/>
-            <w:r>
-              <w:rPr>
-                <w:rFonts w:ascii="Consolas" w:eastAsia="Consolas" w:hAnsi="Consolas" w:cs="Consolas"/>
-                <w:color w:val="E2E8F0"/>
-                <w:sz w:val="18"/>
-                <w:szCs w:val="18"/>
-              </w:rPr>
-              <w:t>match</w:t>
-            </w:r>
-            <w:proofErr w:type="gramEnd"/>
-            <w:r>
-              <w:rPr>
-                <w:rFonts w:ascii="Consolas" w:eastAsia="Consolas" w:hAnsi="Consolas" w:cs="Consolas"/>
-                <w:color w:val="E2E8F0"/>
-                <w:sz w:val="18"/>
-                <w:szCs w:val="18"/>
-              </w:rPr>
-              <w:t xml:space="preserve"> url="(.*)" /&gt;</w:t>
-            </w:r>
-          </w:p>
-          <w:p>
-            <w:pPr>
-              <w:spacing w:after="20"/>
-            </w:pPr>
-            <w:r>
-              <w:rPr>
-                <w:rFonts w:ascii="Consolas" w:eastAsia="Consolas" w:hAnsi="Consolas" w:cs="Consolas"/>
-                <w:color w:val="E2E8F0"/>
-                <w:sz w:val="18"/>
-                <w:szCs w:val="18"/>
-              </w:rPr>
-              <w:t xml:space="preserve">  &lt;</w:t>
-            </w:r>
-            <w:proofErr w:type="gramStart"/>
-            <w:r>
-              <w:rPr>
-                <w:rFonts w:ascii="Consolas" w:eastAsia="Consolas" w:hAnsi="Consolas" w:cs="Consolas"/>
-                <w:color w:val="E2E8F0"/>
-                <w:sz w:val="18"/>
-                <w:szCs w:val="18"/>
-              </w:rPr>
-              <w:t>action</w:t>
-            </w:r>
-            <w:proofErr w:type="gramEnd"/>
-            <w:r>
-              <w:rPr>
-                <w:rFonts w:ascii="Consolas" w:eastAsia="Consolas" w:hAnsi="Consolas" w:cs="Consolas"/>
-                <w:color w:val="E2E8F0"/>
-                <w:sz w:val="18"/>
-                <w:szCs w:val="18"/>
-              </w:rPr>
-              <w:t xml:space="preserve"> type="Rewrite" url="</w:t>
+              <w:lastRenderedPageBreak/>
+              <w:t xml:space="preserve">  &lt;action type="Rewrite" url="</w:t>
             </w:r>
             <w:r>
               <w:rPr>
@@ -5476,9 +7018,13 @@
                 <w:sz w:val="18"/>
                 <w:szCs w:val="18"/>
               </w:rPr>
-              <w:t>&lt;/</w:t>
-            </w:r>
-            <w:proofErr w:type="spellStart"/>
+              <w:t>&lt;/rule&gt;</w:t>
+            </w:r>
+          </w:p>
+          <w:p>
+            <w:pPr>
+              <w:spacing w:after="20"/>
+            </w:pPr>
             <w:r>
               <w:rPr>
                 <w:rFonts w:ascii="Consolas" w:eastAsia="Consolas" w:hAnsi="Consolas" w:cs="Consolas"/>
@@ -5486,42 +7032,7 @@
                 <w:sz w:val="18"/>
                 <w:szCs w:val="18"/>
               </w:rPr>
-              <w:t>rule</w:t>
-            </w:r>
-            <w:proofErr w:type="spellEnd"/>
-            <w:r>
-              <w:rPr>
-                <w:rFonts w:ascii="Consolas" w:eastAsia="Consolas" w:hAnsi="Consolas" w:cs="Consolas"/>
-                <w:color w:val="E2E8F0"/>
-                <w:sz w:val="18"/>
-                <w:szCs w:val="18"/>
-              </w:rPr>
-              <w:t>&gt;</w:t>
-            </w:r>
-          </w:p>
-          <w:p>
-            <w:pPr>
-              <w:spacing w:after="20"/>
-            </w:pPr>
-            <w:proofErr w:type="gramStart"/>
-            <w:r>
-              <w:rPr>
-                <w:rFonts w:ascii="Consolas" w:eastAsia="Consolas" w:hAnsi="Consolas" w:cs="Consolas"/>
-                <w:color w:val="E2E8F0"/>
-                <w:sz w:val="18"/>
-                <w:szCs w:val="18"/>
-              </w:rPr>
-              <w:t>&lt;!--</w:t>
-            </w:r>
-            <w:proofErr w:type="gramEnd"/>
-            <w:r>
-              <w:rPr>
-                <w:rFonts w:ascii="Consolas" w:eastAsia="Consolas" w:hAnsi="Consolas" w:cs="Consolas"/>
-                <w:color w:val="E2E8F0"/>
-                <w:sz w:val="18"/>
-                <w:szCs w:val="18"/>
-              </w:rPr>
-              <w:t xml:space="preserve"> Remplacez 8080 par le port réel du Hub si différent --&gt;</w:t>
+              <w:t>&lt;!-- Remplacez 8080 par le port réel du Hub si différent --&gt;</w:t>
             </w:r>
           </w:p>
         </w:tc>
@@ -5537,6 +7048,7 @@
         <w:spacing w:after="80"/>
       </w:pPr>
       <w:r>
+        <w:lastRenderedPageBreak/>
         <w:t>Créer la règle de pare-feu Windows locale sur OPT-RP-01 pour n'autoriser 8443 que depuis les postes d'administration autorisés (LAN) :</w:t>
       </w:r>
     </w:p>
@@ -5581,9 +7093,13 @@
                 <w:sz w:val="18"/>
                 <w:szCs w:val="18"/>
               </w:rPr>
-              <w:t>New-</w:t>
-            </w:r>
-            <w:proofErr w:type="spellStart"/>
+              <w:t>New-NetFirewallRule -DisplayName 'HUB-HTTPS-8443-LAN' `</w:t>
+            </w:r>
+          </w:p>
+          <w:p>
+            <w:pPr>
+              <w:spacing w:after="20"/>
+            </w:pPr>
             <w:r>
               <w:rPr>
                 <w:rFonts w:ascii="Consolas" w:eastAsia="Consolas" w:hAnsi="Consolas" w:cs="Consolas"/>
@@ -5591,9 +7107,13 @@
                 <w:sz w:val="18"/>
                 <w:szCs w:val="18"/>
               </w:rPr>
-              <w:t>NetFirewallRule</w:t>
-            </w:r>
-            <w:proofErr w:type="spellEnd"/>
+              <w:t xml:space="preserve">    -Direction Inbound -Protocol TCP -LocalPort 8443 `</w:t>
+            </w:r>
+          </w:p>
+          <w:p>
+            <w:pPr>
+              <w:spacing w:after="20"/>
+            </w:pPr>
             <w:r>
               <w:rPr>
                 <w:rFonts w:ascii="Consolas" w:eastAsia="Consolas" w:hAnsi="Consolas" w:cs="Consolas"/>
@@ -5601,115 +7121,7 @@
                 <w:sz w:val="18"/>
                 <w:szCs w:val="18"/>
               </w:rPr>
-              <w:t xml:space="preserve"> -</w:t>
-            </w:r>
-            <w:proofErr w:type="spellStart"/>
-            <w:r>
-              <w:rPr>
-                <w:rFonts w:ascii="Consolas" w:eastAsia="Consolas" w:hAnsi="Consolas" w:cs="Consolas"/>
-                <w:color w:val="E2E8F0"/>
-                <w:sz w:val="18"/>
-                <w:szCs w:val="18"/>
-              </w:rPr>
-              <w:t>DisplayName</w:t>
-            </w:r>
-            <w:proofErr w:type="spellEnd"/>
-            <w:r>
-              <w:rPr>
-                <w:rFonts w:ascii="Consolas" w:eastAsia="Consolas" w:hAnsi="Consolas" w:cs="Consolas"/>
-                <w:color w:val="E2E8F0"/>
-                <w:sz w:val="18"/>
-                <w:szCs w:val="18"/>
-              </w:rPr>
-              <w:t xml:space="preserve"> 'HUB-HTTPS-8443-LAN' `</w:t>
-            </w:r>
-          </w:p>
-          <w:p>
-            <w:pPr>
-              <w:spacing w:after="20"/>
-            </w:pPr>
-            <w:r>
-              <w:rPr>
-                <w:rFonts w:ascii="Consolas" w:eastAsia="Consolas" w:hAnsi="Consolas" w:cs="Consolas"/>
-                <w:color w:val="E2E8F0"/>
-                <w:sz w:val="18"/>
-                <w:szCs w:val="18"/>
-              </w:rPr>
-              <w:t xml:space="preserve">    -Direction Inbound -Protocol TCP -</w:t>
-            </w:r>
-            <w:proofErr w:type="spellStart"/>
-            <w:r>
-              <w:rPr>
-                <w:rFonts w:ascii="Consolas" w:eastAsia="Consolas" w:hAnsi="Consolas" w:cs="Consolas"/>
-                <w:color w:val="E2E8F0"/>
-                <w:sz w:val="18"/>
-                <w:szCs w:val="18"/>
-              </w:rPr>
-              <w:t>LocalPort</w:t>
-            </w:r>
-            <w:proofErr w:type="spellEnd"/>
-            <w:r>
-              <w:rPr>
-                <w:rFonts w:ascii="Consolas" w:eastAsia="Consolas" w:hAnsi="Consolas" w:cs="Consolas"/>
-                <w:color w:val="E2E8F0"/>
-                <w:sz w:val="18"/>
-                <w:szCs w:val="18"/>
-              </w:rPr>
-              <w:t xml:space="preserve"> 8443 `</w:t>
-            </w:r>
-          </w:p>
-          <w:p>
-            <w:pPr>
-              <w:spacing w:after="20"/>
-            </w:pPr>
-            <w:r>
-              <w:rPr>
-                <w:rFonts w:ascii="Consolas" w:eastAsia="Consolas" w:hAnsi="Consolas" w:cs="Consolas"/>
-                <w:color w:val="E2E8F0"/>
-                <w:sz w:val="18"/>
-                <w:szCs w:val="18"/>
-              </w:rPr>
-              <w:t xml:space="preserve">    -</w:t>
-            </w:r>
-            <w:proofErr w:type="spellStart"/>
-            <w:r>
-              <w:rPr>
-                <w:rFonts w:ascii="Consolas" w:eastAsia="Consolas" w:hAnsi="Consolas" w:cs="Consolas"/>
-                <w:color w:val="E2E8F0"/>
-                <w:sz w:val="18"/>
-                <w:szCs w:val="18"/>
-              </w:rPr>
-              <w:t>RemoteAddress</w:t>
-            </w:r>
-            <w:proofErr w:type="spellEnd"/>
-            <w:r>
-              <w:rPr>
-                <w:rFonts w:ascii="Consolas" w:eastAsia="Consolas" w:hAnsi="Consolas" w:cs="Consolas"/>
-                <w:color w:val="E2E8F0"/>
-                <w:sz w:val="18"/>
-                <w:szCs w:val="18"/>
-              </w:rPr>
-              <w:t xml:space="preserve"> 192.168.0.0/16 -Action </w:t>
-            </w:r>
-            <w:proofErr w:type="spellStart"/>
-            <w:r>
-              <w:rPr>
-                <w:rFonts w:ascii="Consolas" w:eastAsia="Consolas" w:hAnsi="Consolas" w:cs="Consolas"/>
-                <w:color w:val="E2E8F0"/>
-                <w:sz w:val="18"/>
-                <w:szCs w:val="18"/>
-              </w:rPr>
-              <w:t>Allow</w:t>
-            </w:r>
-            <w:proofErr w:type="spellEnd"/>
-            <w:r>
-              <w:rPr>
-                <w:rFonts w:ascii="Consolas" w:eastAsia="Consolas" w:hAnsi="Consolas" w:cs="Consolas"/>
-                <w:color w:val="E2E8F0"/>
-                <w:sz w:val="18"/>
-                <w:szCs w:val="18"/>
-              </w:rPr>
-              <w:t xml:space="preserve"> -Profile Domain</w:t>
+              <w:t xml:space="preserve">    -RemoteAddress 192.168.0.0/16 -Action Allow -Profile Domain</w:t>
             </w:r>
           </w:p>
         </w:tc>
@@ -5776,27 +7188,7 @@
                 <w:sz w:val="18"/>
                 <w:szCs w:val="18"/>
               </w:rPr>
-              <w:t>Test-</w:t>
-            </w:r>
-            <w:proofErr w:type="spellStart"/>
-            <w:r>
-              <w:rPr>
-                <w:rFonts w:ascii="Consolas" w:eastAsia="Consolas" w:hAnsi="Consolas" w:cs="Consolas"/>
-                <w:color w:val="E2E8F0"/>
-                <w:sz w:val="18"/>
-                <w:szCs w:val="18"/>
-              </w:rPr>
-              <w:t>NetConnection</w:t>
-            </w:r>
-            <w:proofErr w:type="spellEnd"/>
-            <w:r>
-              <w:rPr>
-                <w:rFonts w:ascii="Consolas" w:eastAsia="Consolas" w:hAnsi="Consolas" w:cs="Consolas"/>
-                <w:color w:val="E2E8F0"/>
-                <w:sz w:val="18"/>
-                <w:szCs w:val="18"/>
-              </w:rPr>
-              <w:t xml:space="preserve"> localhost -Port 8443</w:t>
+              <w:t>Test-NetConnection localhost -Port 8443</w:t>
             </w:r>
           </w:p>
         </w:tc>
@@ -5838,7 +7230,6 @@
                 <w:sz w:val="20"/>
                 <w:szCs w:val="20"/>
               </w:rPr>
-              <w:lastRenderedPageBreak/>
               <w:t>Ne pas exposer le Hub publiquement</w:t>
             </w:r>
           </w:p>
@@ -5871,15 +7262,7 @@
         <w:spacing w:after="150"/>
       </w:pPr>
       <w:r>
-        <w:t>Ce chapitre remplace la distribution du certificat public vers les 6 backends, désormais inutile : ceux-ci gardent leur certificat interne ADCS existant, généré et déployé par Ansible (</w:t>
-      </w:r>
-      <w:proofErr w:type="spellStart"/>
-      <w:r>
-        <w:t>win_certificate_store</w:t>
-      </w:r>
-      <w:proofErr w:type="spellEnd"/>
-      <w:r>
-        <w:t>), et n'ont donc rien à recevoir du Hub.</w:t>
+        <w:t>Ce chapitre remplace la distribution du certificat public vers les 6 backends, désormais inutile : ceux-ci gardent leur certificat interne ADCS existant, généré et déployé par Ansible (win_certificate_store), et n'ont donc rien à recevoir du Hub.</w:t>
       </w:r>
     </w:p>
     <w:p>
@@ -5946,9 +7329,13 @@
                 <w:sz w:val="18"/>
                 <w:szCs w:val="18"/>
               </w:rPr>
-              <w:t xml:space="preserve">   </w:t>
-            </w:r>
-            <w:proofErr w:type="gramStart"/>
+              <w:t xml:space="preserve">   │  TLS public (certificat SAN Let's Encrypt : RP + 13 sous-domaines)</w:t>
+            </w:r>
+          </w:p>
+          <w:p>
+            <w:pPr>
+              <w:spacing w:after="20"/>
+            </w:pPr>
             <w:r>
               <w:rPr>
                 <w:rFonts w:ascii="Consolas" w:eastAsia="Consolas" w:hAnsi="Consolas" w:cs="Consolas"/>
@@ -5956,9 +7343,13 @@
                 <w:sz w:val="18"/>
                 <w:szCs w:val="18"/>
               </w:rPr>
-              <w:t>│  TLS</w:t>
-            </w:r>
-            <w:proofErr w:type="gramEnd"/>
+              <w:t xml:space="preserve">   ▼</w:t>
+            </w:r>
+          </w:p>
+          <w:p>
+            <w:pPr>
+              <w:spacing w:after="20"/>
+            </w:pPr>
             <w:r>
               <w:rPr>
                 <w:rFonts w:ascii="Consolas" w:eastAsia="Consolas" w:hAnsi="Consolas" w:cs="Consolas"/>
@@ -5966,9 +7357,13 @@
                 <w:sz w:val="18"/>
                 <w:szCs w:val="18"/>
               </w:rPr>
-              <w:t xml:space="preserve"> public (certificat SAN </w:t>
-            </w:r>
-            <w:proofErr w:type="spellStart"/>
+              <w:t>OPT-RP-01 (ARR — terminaison TLS publique)</w:t>
+            </w:r>
+          </w:p>
+          <w:p>
+            <w:pPr>
+              <w:spacing w:after="20"/>
+            </w:pPr>
             <w:r>
               <w:rPr>
                 <w:rFonts w:ascii="Consolas" w:eastAsia="Consolas" w:hAnsi="Consolas" w:cs="Consolas"/>
@@ -5976,9 +7371,13 @@
                 <w:sz w:val="18"/>
                 <w:szCs w:val="18"/>
               </w:rPr>
-              <w:t>Let's</w:t>
-            </w:r>
-            <w:proofErr w:type="spellEnd"/>
+              <w:t xml:space="preserve">   │  TLS interne (certificat SAN ADCS : RP + 6 backends + 13 apps)</w:t>
+            </w:r>
+          </w:p>
+          <w:p>
+            <w:pPr>
+              <w:spacing w:after="20"/>
+            </w:pPr>
             <w:r>
               <w:rPr>
                 <w:rFonts w:ascii="Consolas" w:eastAsia="Consolas" w:hAnsi="Consolas" w:cs="Consolas"/>
@@ -5986,9 +7385,13 @@
                 <w:sz w:val="18"/>
                 <w:szCs w:val="18"/>
               </w:rPr>
-              <w:t xml:space="preserve"> </w:t>
-            </w:r>
-            <w:proofErr w:type="spellStart"/>
+              <w:t xml:space="preserve">   ▼</w:t>
+            </w:r>
+          </w:p>
+          <w:p>
+            <w:pPr>
+              <w:spacing w:after="20"/>
+            </w:pPr>
             <w:r>
               <w:rPr>
                 <w:rFonts w:ascii="Consolas" w:eastAsia="Consolas" w:hAnsi="Consolas" w:cs="Consolas"/>
@@ -5996,127 +7399,7 @@
                 <w:sz w:val="18"/>
                 <w:szCs w:val="18"/>
               </w:rPr>
-              <w:t>Encrypt</w:t>
-            </w:r>
-            <w:proofErr w:type="spellEnd"/>
-            <w:r>
-              <w:rPr>
-                <w:rFonts w:ascii="Consolas" w:eastAsia="Consolas" w:hAnsi="Consolas" w:cs="Consolas"/>
-                <w:color w:val="E2E8F0"/>
-                <w:sz w:val="18"/>
-                <w:szCs w:val="18"/>
-              </w:rPr>
-              <w:t xml:space="preserve"> : RP + 13 sous-domaines)</w:t>
-            </w:r>
-          </w:p>
-          <w:p>
-            <w:pPr>
-              <w:spacing w:after="20"/>
-            </w:pPr>
-            <w:r>
-              <w:rPr>
-                <w:rFonts w:ascii="Consolas" w:eastAsia="Consolas" w:hAnsi="Consolas" w:cs="Consolas"/>
-                <w:color w:val="E2E8F0"/>
-                <w:sz w:val="18"/>
-                <w:szCs w:val="18"/>
-              </w:rPr>
-              <w:t xml:space="preserve">   ▼</w:t>
-            </w:r>
-          </w:p>
-          <w:p>
-            <w:pPr>
-              <w:spacing w:after="20"/>
-            </w:pPr>
-            <w:r>
-              <w:rPr>
-                <w:rFonts w:ascii="Consolas" w:eastAsia="Consolas" w:hAnsi="Consolas" w:cs="Consolas"/>
-                <w:color w:val="E2E8F0"/>
-                <w:sz w:val="18"/>
-                <w:szCs w:val="18"/>
-              </w:rPr>
-              <w:t>OPT-RP-01 (ARR — terminaison TLS publique)</w:t>
-            </w:r>
-          </w:p>
-          <w:p>
-            <w:pPr>
-              <w:spacing w:after="20"/>
-            </w:pPr>
-            <w:r>
-              <w:rPr>
-                <w:rFonts w:ascii="Consolas" w:eastAsia="Consolas" w:hAnsi="Consolas" w:cs="Consolas"/>
-                <w:color w:val="E2E8F0"/>
-                <w:sz w:val="18"/>
-                <w:szCs w:val="18"/>
-              </w:rPr>
-              <w:t xml:space="preserve">   </w:t>
-            </w:r>
-            <w:proofErr w:type="gramStart"/>
-            <w:r>
-              <w:rPr>
-                <w:rFonts w:ascii="Consolas" w:eastAsia="Consolas" w:hAnsi="Consolas" w:cs="Consolas"/>
-                <w:color w:val="E2E8F0"/>
-                <w:sz w:val="18"/>
-                <w:szCs w:val="18"/>
-              </w:rPr>
-              <w:t>│  TLS</w:t>
-            </w:r>
-            <w:proofErr w:type="gramEnd"/>
-            <w:r>
-              <w:rPr>
-                <w:rFonts w:ascii="Consolas" w:eastAsia="Consolas" w:hAnsi="Consolas" w:cs="Consolas"/>
-                <w:color w:val="E2E8F0"/>
-                <w:sz w:val="18"/>
-                <w:szCs w:val="18"/>
-              </w:rPr>
-              <w:t xml:space="preserve"> interne (certificat SAN ADCS : RP + 6 backends + 13 apps)</w:t>
-            </w:r>
-          </w:p>
-          <w:p>
-            <w:pPr>
-              <w:spacing w:after="20"/>
-            </w:pPr>
-            <w:r>
-              <w:rPr>
-                <w:rFonts w:ascii="Consolas" w:eastAsia="Consolas" w:hAnsi="Consolas" w:cs="Consolas"/>
-                <w:color w:val="E2E8F0"/>
-                <w:sz w:val="18"/>
-                <w:szCs w:val="18"/>
-              </w:rPr>
-              <w:t xml:space="preserve">   ▼</w:t>
-            </w:r>
-          </w:p>
-          <w:p>
-            <w:pPr>
-              <w:spacing w:after="20"/>
-            </w:pPr>
-            <w:r>
-              <w:rPr>
-                <w:rFonts w:ascii="Consolas" w:eastAsia="Consolas" w:hAnsi="Consolas" w:cs="Consolas"/>
-                <w:color w:val="E2E8F0"/>
-                <w:sz w:val="18"/>
-                <w:szCs w:val="18"/>
-              </w:rPr>
-              <w:t>OPT-IIS-</w:t>
-            </w:r>
-            <w:proofErr w:type="gramStart"/>
-            <w:r>
-              <w:rPr>
-                <w:rFonts w:ascii="Consolas" w:eastAsia="Consolas" w:hAnsi="Consolas" w:cs="Consolas"/>
-                <w:color w:val="E2E8F0"/>
-                <w:sz w:val="18"/>
-                <w:szCs w:val="18"/>
-              </w:rPr>
-              <w:t>01..</w:t>
-            </w:r>
-            <w:proofErr w:type="gramEnd"/>
-            <w:r>
-              <w:rPr>
-                <w:rFonts w:ascii="Consolas" w:eastAsia="Consolas" w:hAnsi="Consolas" w:cs="Consolas"/>
-                <w:color w:val="E2E8F0"/>
-                <w:sz w:val="18"/>
-                <w:szCs w:val="18"/>
-              </w:rPr>
-              <w:t>06 (backends, HTTPS interne SNI 443)</w:t>
+              <w:t>OPT-IIS-01..06 (backends, HTTPS interne SNI 443)</w:t>
             </w:r>
           </w:p>
         </w:tc>
@@ -6149,17 +7432,7 @@
         <w:spacing w:after="60"/>
       </w:pPr>
       <w:r>
-        <w:t>Chaque binding IIS (</w:t>
-      </w:r>
-      <w:proofErr w:type="spellStart"/>
-      <w:proofErr w:type="gramStart"/>
-      <w:r>
-        <w:t>IP:port</w:t>
-      </w:r>
-      <w:proofErr w:type="spellEnd"/>
-      <w:proofErr w:type="gramEnd"/>
-      <w:r>
-        <w:t xml:space="preserve"> + hôte SNI) est associé à un seul magasin de certificats à un instant donné — les deux certificats coexistent simplement dans des bindings différents, sur des machines différentes.</w:t>
+        <w:t>Chaque binding IIS (IP:port + hôte SNI) est associé à un seul magasin de certificats à un instant donné — les deux certificats coexistent simplement dans des bindings différents, sur des machines différentes.</w:t>
       </w:r>
     </w:p>
     <w:p>
@@ -6198,15 +7471,7 @@
         <w:spacing w:after="60"/>
       </w:pPr>
       <w:r>
-        <w:t xml:space="preserve">Dans les paramètres de la ferme ARR (Server </w:t>
-      </w:r>
-      <w:proofErr w:type="spellStart"/>
-      <w:r>
-        <w:t>Farm</w:t>
-      </w:r>
-      <w:proofErr w:type="spellEnd"/>
-      <w:r>
-        <w:t xml:space="preserve"> &gt; Servers &gt; Advanced Settings), vous pouvez activer la vérification stricte du certificat backend si vous voulez qu'ARR valide explicitement la chaîne ADCS plutôt que de l'ignorer — recommandé en production.</w:t>
+        <w:t>Dans les paramètres de la ferme ARR (Server Farm &gt; Servers &gt; Advanced Settings), vous pouvez activer la vérification stricte du certificat backend si vous voulez qu'ARR valide explicitement la chaîne ADCS plutôt que de l'ignorer — recommandé en production.</w:t>
       </w:r>
     </w:p>
     <w:p>
@@ -6215,21 +7480,9 @@
         <w:spacing w:before="300" w:after="150"/>
       </w:pPr>
       <w:r>
-        <w:t xml:space="preserve">6.3 Bénéfice de sécurité : </w:t>
-      </w:r>
-      <w:proofErr w:type="spellStart"/>
-      <w:r>
-        <w:t>Certificate</w:t>
-      </w:r>
-      <w:proofErr w:type="spellEnd"/>
-      <w:r>
-        <w:t xml:space="preserve"> </w:t>
-      </w:r>
-      <w:proofErr w:type="spellStart"/>
-      <w:r>
-        <w:t>Transparency</w:t>
-      </w:r>
-      <w:proofErr w:type="spellEnd"/>
+        <w:lastRenderedPageBreak/>
+        <w:t>6.3 Bénéfice de sécurité : Certificate Transparency</w:t>
+      </w:r>
     </w:p>
     <w:tbl>
       <w:tblPr>
@@ -6286,122 +7539,32 @@
                 <w:sz w:val="20"/>
                 <w:szCs w:val="20"/>
               </w:rPr>
-              <w:t>Tout certificat émis par une autorité publique reconnue (</w:t>
-            </w:r>
-            <w:proofErr w:type="spellStart"/>
+              <w:t>Tout certificat émis par une autorité publique reconnue (Let's Encrypt inclus) est obligatoirement publié dans les logs Certificate Transparency (ex. crt.sh) — c'est une exigence de l'écosystème CA/Browser Forum, pas une option désactivable.</w:t>
+            </w:r>
+          </w:p>
+          <w:p>
+            <w:pPr>
+              <w:spacing w:after="60"/>
+            </w:pPr>
             <w:r>
               <w:rPr>
                 <w:color w:val="1F2937"/>
                 <w:sz w:val="20"/>
                 <w:szCs w:val="20"/>
               </w:rPr>
-              <w:t>Let's</w:t>
-            </w:r>
-            <w:proofErr w:type="spellEnd"/>
+              <w:t>Si OPT-IIS-01..06.optimedit.eu figuraient dans ce certificat, n'importe qui pourrait retrouver ces noms en interrogeant crt.sh sur « optimedit.eu », même si ces serveurs ne sont jamais exposés sur Internet — c'est une technique de reconnaissance/OSINT courante pour cartographier une infrastructure interne.</w:t>
+            </w:r>
+          </w:p>
+          <w:p>
+            <w:pPr>
+              <w:spacing w:after="60"/>
+            </w:pPr>
             <w:r>
               <w:rPr>
                 <w:color w:val="1F2937"/>
                 <w:sz w:val="20"/>
                 <w:szCs w:val="20"/>
               </w:rPr>
-              <w:t xml:space="preserve"> </w:t>
-            </w:r>
-            <w:proofErr w:type="spellStart"/>
-            <w:r>
-              <w:rPr>
-                <w:color w:val="1F2937"/>
-                <w:sz w:val="20"/>
-                <w:szCs w:val="20"/>
-              </w:rPr>
-              <w:t>Encrypt</w:t>
-            </w:r>
-            <w:proofErr w:type="spellEnd"/>
-            <w:r>
-              <w:rPr>
-                <w:color w:val="1F2937"/>
-                <w:sz w:val="20"/>
-                <w:szCs w:val="20"/>
-              </w:rPr>
-              <w:t xml:space="preserve"> inclus) est obligatoirement publié dans les logs </w:t>
-            </w:r>
-            <w:proofErr w:type="spellStart"/>
-            <w:r>
-              <w:rPr>
-                <w:color w:val="1F2937"/>
-                <w:sz w:val="20"/>
-                <w:szCs w:val="20"/>
-              </w:rPr>
-              <w:t>Certificate</w:t>
-            </w:r>
-            <w:proofErr w:type="spellEnd"/>
-            <w:r>
-              <w:rPr>
-                <w:color w:val="1F2937"/>
-                <w:sz w:val="20"/>
-                <w:szCs w:val="20"/>
-              </w:rPr>
-              <w:t xml:space="preserve"> </w:t>
-            </w:r>
-            <w:proofErr w:type="spellStart"/>
-            <w:r>
-              <w:rPr>
-                <w:color w:val="1F2937"/>
-                <w:sz w:val="20"/>
-                <w:szCs w:val="20"/>
-              </w:rPr>
-              <w:t>Transparency</w:t>
-            </w:r>
-            <w:proofErr w:type="spellEnd"/>
-            <w:r>
-              <w:rPr>
-                <w:color w:val="1F2937"/>
-                <w:sz w:val="20"/>
-                <w:szCs w:val="20"/>
-              </w:rPr>
-              <w:t xml:space="preserve"> (ex. crt.sh) — c'est une exigence de l'écosystème CA/Browser Forum, pas une option désactivable.</w:t>
-            </w:r>
-          </w:p>
-          <w:p>
-            <w:pPr>
-              <w:spacing w:after="60"/>
-            </w:pPr>
-            <w:r>
-              <w:rPr>
-                <w:color w:val="1F2937"/>
-                <w:sz w:val="20"/>
-                <w:szCs w:val="20"/>
-              </w:rPr>
-              <w:t>Si OPT-IIS-</w:t>
-            </w:r>
-            <w:proofErr w:type="gramStart"/>
-            <w:r>
-              <w:rPr>
-                <w:color w:val="1F2937"/>
-                <w:sz w:val="20"/>
-                <w:szCs w:val="20"/>
-              </w:rPr>
-              <w:t>01..</w:t>
-            </w:r>
-            <w:proofErr w:type="gramEnd"/>
-            <w:r>
-              <w:rPr>
-                <w:color w:val="1F2937"/>
-                <w:sz w:val="20"/>
-                <w:szCs w:val="20"/>
-              </w:rPr>
-              <w:t>06.optimedit.eu figuraient dans ce certificat, n'importe qui pourrait retrouver ces noms en interrogeant crt.sh sur « optimedit.eu », même si ces serveurs ne sont jamais exposés sur Internet — c'est une technique de reconnaissance/OSINT courante pour cartographier une infrastructure interne.</w:t>
-            </w:r>
-          </w:p>
-          <w:p>
-            <w:pPr>
-              <w:spacing w:after="60"/>
-            </w:pPr>
-            <w:r>
-              <w:rPr>
-                <w:color w:val="1F2937"/>
-                <w:sz w:val="20"/>
-                <w:szCs w:val="20"/>
-              </w:rPr>
               <w:t>En les gardant exclusivement sur votre certificat ADCS interne (CA privée, jamais publiée dans les logs CT publics), vous évitez cette fuite d'information sur votre convention de nommage et le nombre réel de backends.</w:t>
             </w:r>
           </w:p>
@@ -6414,7 +7577,6 @@
         <w:spacing w:before="300" w:after="150"/>
       </w:pPr>
       <w:r>
-        <w:lastRenderedPageBreak/>
         <w:t>6.4 Ce qu'il reste à vérifier sur les backends</w:t>
       </w:r>
     </w:p>
@@ -6428,23 +7590,7 @@
         <w:spacing w:after="60"/>
       </w:pPr>
       <w:r>
-        <w:t xml:space="preserve">Le certificat ADCS actuel couvre-t-il bien les 6 FQDN + éventuellement OPT-RP-01 ? Sinon, régénérer un </w:t>
-      </w:r>
-      <w:proofErr w:type="spellStart"/>
-      <w:r>
-        <w:t>template</w:t>
-      </w:r>
-      <w:proofErr w:type="spellEnd"/>
-      <w:r>
-        <w:t xml:space="preserve"> ADCS avec le SAN correct et redéployer via le </w:t>
-      </w:r>
-      <w:proofErr w:type="spellStart"/>
-      <w:r>
-        <w:t>playbook</w:t>
-      </w:r>
-      <w:proofErr w:type="spellEnd"/>
-      <w:r>
-        <w:t xml:space="preserve"> Ansible existant.</w:t>
+        <w:t>Le certificat ADCS actuel couvre-t-il bien les 6 FQDN + éventuellement OPT-RP-01 ? Sinon, régénérer un template ADCS avec le SAN correct et redéployer via le playbook Ansible existant.</w:t>
       </w:r>
     </w:p>
     <w:p>
@@ -6457,39 +7603,7 @@
         <w:spacing w:after="60"/>
       </w:pPr>
       <w:r>
-        <w:t xml:space="preserve">Renouvellement du certificat ADCS : vérifiez sa durée de validité et l'automatisation existante (le </w:t>
-      </w:r>
-      <w:proofErr w:type="spellStart"/>
-      <w:r>
-        <w:t>playbook</w:t>
-      </w:r>
-      <w:proofErr w:type="spellEnd"/>
-      <w:r>
-        <w:t xml:space="preserve"> Ansible qui gère </w:t>
-      </w:r>
-      <w:proofErr w:type="spellStart"/>
-      <w:r>
-        <w:t>win_certificate_store</w:t>
-      </w:r>
-      <w:proofErr w:type="spellEnd"/>
-      <w:r>
-        <w:t xml:space="preserve"> doit tourner avant expiration, indépendamment du cycle de renouvellement 90 jours de </w:t>
-      </w:r>
-      <w:proofErr w:type="spellStart"/>
-      <w:r>
-        <w:t>Let's</w:t>
-      </w:r>
-      <w:proofErr w:type="spellEnd"/>
-      <w:r>
-        <w:t xml:space="preserve"> </w:t>
-      </w:r>
-      <w:proofErr w:type="spellStart"/>
-      <w:r>
-        <w:t>Encrypt</w:t>
-      </w:r>
-      <w:proofErr w:type="spellEnd"/>
-      <w:r>
-        <w:t xml:space="preserve"> sur le RP).</w:t>
+        <w:t>Renouvellement du certificat ADCS : vérifiez sa durée de validité et l'automatisation existante (le playbook Ansible qui gère win_certificate_store doit tourner avant expiration, indépendamment du cycle de renouvellement 90 jours de Let's Encrypt sur le RP).</w:t>
       </w:r>
     </w:p>
     <w:p>
@@ -6501,13 +7615,8 @@
         </w:numPr>
         <w:spacing w:after="60"/>
       </w:pPr>
-      <w:proofErr w:type="spellStart"/>
-      <w:r>
-        <w:t>WinRM</w:t>
-      </w:r>
-      <w:proofErr w:type="spellEnd"/>
-      <w:r>
-        <w:t xml:space="preserve"> (port 5986) : s'il utilise le même certificat ADCS, aucune action ; s'il doit être validé par une chaîne publique pour un usage externe précis, réévaluez au cas par cas — ce n'est pas une raison suffisante pour republier les FQDN internes dans un certificat public.</w:t>
+      <w:r>
+        <w:t>WinRM (port 5986) : s'il utilise le même certificat ADCS, aucune action ; s'il doit être validé par une chaîne publique pour un usage externe précis, réévaluez au cas par cas — ce n'est pas une raison suffisante pour republier les FQDN internes dans un certificat public.</w:t>
       </w:r>
     </w:p>
     <w:p>
@@ -6516,15 +7625,7 @@
         <w:spacing w:before="300" w:after="150"/>
       </w:pPr>
       <w:r>
-        <w:t>6.5 TLS Bridging vs TLS End-to-End (</w:t>
-      </w:r>
-      <w:proofErr w:type="spellStart"/>
-      <w:r>
-        <w:t>Passthrough</w:t>
-      </w:r>
-      <w:proofErr w:type="spellEnd"/>
-      <w:r>
-        <w:t>)</w:t>
+        <w:t>6.5 TLS Bridging vs TLS End-to-End (Passthrough)</w:t>
       </w:r>
     </w:p>
     <w:p>
@@ -6634,29 +7735,7 @@
                 <w:sz w:val="19"/>
                 <w:szCs w:val="19"/>
               </w:rPr>
-              <w:t xml:space="preserve">TLS End-to-End (Strict / </w:t>
-            </w:r>
-            <w:proofErr w:type="spellStart"/>
-            <w:r>
-              <w:rPr>
-                <w:b/>
-                <w:bCs/>
-                <w:color w:val="FFFFFF"/>
-                <w:sz w:val="19"/>
-                <w:szCs w:val="19"/>
-              </w:rPr>
-              <w:t>Passthrough</w:t>
-            </w:r>
-            <w:proofErr w:type="spellEnd"/>
-            <w:r>
-              <w:rPr>
-                <w:b/>
-                <w:bCs/>
-                <w:color w:val="FFFFFF"/>
-                <w:sz w:val="19"/>
-                <w:szCs w:val="19"/>
-              </w:rPr>
-              <w:t>)</w:t>
+              <w:t>TLS End-to-End (Strict / Passthrough)</w:t>
             </w:r>
           </w:p>
         </w:tc>
@@ -6981,212 +8060,32 @@
                 <w:sz w:val="20"/>
                 <w:szCs w:val="20"/>
               </w:rPr>
-              <w:t xml:space="preserve">Avec </w:t>
-            </w:r>
-            <w:proofErr w:type="gramStart"/>
+              <w:t>Avec la stack utilisée ici (IIS + ARR + règles URL Rewrite de type Reverse Proxy), l'architecture est en mode Bridging par construction, pas par choix de configuration. ARR fonctionne au niveau HTTP : il doit déchiffrer pour lire le Host header et réécrire l'URL vers la ferme de backends (http://Optimedit-Web-Farm/{R:1}).</w:t>
+            </w:r>
+          </w:p>
+          <w:p>
+            <w:pPr>
+              <w:spacing w:after="60"/>
+            </w:pPr>
             <w:r>
               <w:rPr>
                 <w:color w:val="1F2937"/>
                 <w:sz w:val="20"/>
                 <w:szCs w:val="20"/>
               </w:rPr>
-              <w:t>la stack utilisée</w:t>
-            </w:r>
-            <w:proofErr w:type="gramEnd"/>
+              <w:t>Un vrai passthrough SNI (le proxy route uniquement sur le nom de domaine, sans jamais toucher au contenu HTTP) nécessite un proxy de couche 4 : HAProxy en mode tcp, le module stream de nginx, un load-balancer L4 (Azure/AWS), ou netsh interface portproxy côté Windows. IIS/ARR n'a pas cette capacité nativement.</w:t>
+            </w:r>
+          </w:p>
+          <w:p>
+            <w:pPr>
+              <w:spacing w:after="60"/>
+            </w:pPr>
             <w:r>
               <w:rPr>
                 <w:color w:val="1F2937"/>
                 <w:sz w:val="20"/>
                 <w:szCs w:val="20"/>
               </w:rPr>
-              <w:t xml:space="preserve"> ici (IIS + ARR + règles URL Rewrite de type Reverse Proxy), l'architecture est en mode Bridging par construction, pas par choix de configuration. ARR fonctionne au niveau HTTP : il doit déchiffrer pour lire le Host header et réécrire l'URL vers la ferme de backends (http://Optimedit-Web-Farm/{</w:t>
-            </w:r>
-            <w:proofErr w:type="gramStart"/>
-            <w:r>
-              <w:rPr>
-                <w:color w:val="1F2937"/>
-                <w:sz w:val="20"/>
-                <w:szCs w:val="20"/>
-              </w:rPr>
-              <w:t>R:</w:t>
-            </w:r>
-            <w:proofErr w:type="gramEnd"/>
-            <w:r>
-              <w:rPr>
-                <w:color w:val="1F2937"/>
-                <w:sz w:val="20"/>
-                <w:szCs w:val="20"/>
-              </w:rPr>
-              <w:t>1}).</w:t>
-            </w:r>
-          </w:p>
-          <w:p>
-            <w:pPr>
-              <w:spacing w:after="60"/>
-            </w:pPr>
-            <w:r>
-              <w:rPr>
-                <w:color w:val="1F2937"/>
-                <w:sz w:val="20"/>
-                <w:szCs w:val="20"/>
-              </w:rPr>
-              <w:t xml:space="preserve">Un vrai </w:t>
-            </w:r>
-            <w:proofErr w:type="spellStart"/>
-            <w:r>
-              <w:rPr>
-                <w:color w:val="1F2937"/>
-                <w:sz w:val="20"/>
-                <w:szCs w:val="20"/>
-              </w:rPr>
-              <w:t>passthrough</w:t>
-            </w:r>
-            <w:proofErr w:type="spellEnd"/>
-            <w:r>
-              <w:rPr>
-                <w:color w:val="1F2937"/>
-                <w:sz w:val="20"/>
-                <w:szCs w:val="20"/>
-              </w:rPr>
-              <w:t xml:space="preserve"> SNI (le proxy route uniquement sur le nom de domaine, sans jamais toucher au contenu HTTP) nécessite un proxy de couche 4 : </w:t>
-            </w:r>
-            <w:proofErr w:type="spellStart"/>
-            <w:r>
-              <w:rPr>
-                <w:color w:val="1F2937"/>
-                <w:sz w:val="20"/>
-                <w:szCs w:val="20"/>
-              </w:rPr>
-              <w:t>HAProxy</w:t>
-            </w:r>
-            <w:proofErr w:type="spellEnd"/>
-            <w:r>
-              <w:rPr>
-                <w:color w:val="1F2937"/>
-                <w:sz w:val="20"/>
-                <w:szCs w:val="20"/>
-              </w:rPr>
-              <w:t xml:space="preserve"> en mode </w:t>
-            </w:r>
-            <w:proofErr w:type="spellStart"/>
-            <w:r>
-              <w:rPr>
-                <w:color w:val="1F2937"/>
-                <w:sz w:val="20"/>
-                <w:szCs w:val="20"/>
-              </w:rPr>
-              <w:t>tcp</w:t>
-            </w:r>
-            <w:proofErr w:type="spellEnd"/>
-            <w:r>
-              <w:rPr>
-                <w:color w:val="1F2937"/>
-                <w:sz w:val="20"/>
-                <w:szCs w:val="20"/>
-              </w:rPr>
-              <w:t xml:space="preserve">, le module </w:t>
-            </w:r>
-            <w:proofErr w:type="spellStart"/>
-            <w:r>
-              <w:rPr>
-                <w:color w:val="1F2937"/>
-                <w:sz w:val="20"/>
-                <w:szCs w:val="20"/>
-              </w:rPr>
-              <w:t>stream</w:t>
-            </w:r>
-            <w:proofErr w:type="spellEnd"/>
-            <w:r>
-              <w:rPr>
-                <w:color w:val="1F2937"/>
-                <w:sz w:val="20"/>
-                <w:szCs w:val="20"/>
-              </w:rPr>
-              <w:t xml:space="preserve"> de </w:t>
-            </w:r>
-            <w:proofErr w:type="spellStart"/>
-            <w:r>
-              <w:rPr>
-                <w:color w:val="1F2937"/>
-                <w:sz w:val="20"/>
-                <w:szCs w:val="20"/>
-              </w:rPr>
-              <w:t>nginx</w:t>
-            </w:r>
-            <w:proofErr w:type="spellEnd"/>
-            <w:r>
-              <w:rPr>
-                <w:color w:val="1F2937"/>
-                <w:sz w:val="20"/>
-                <w:szCs w:val="20"/>
-              </w:rPr>
-              <w:t xml:space="preserve">, un </w:t>
-            </w:r>
-            <w:proofErr w:type="spellStart"/>
-            <w:r>
-              <w:rPr>
-                <w:color w:val="1F2937"/>
-                <w:sz w:val="20"/>
-                <w:szCs w:val="20"/>
-              </w:rPr>
-              <w:t>load</w:t>
-            </w:r>
-            <w:proofErr w:type="spellEnd"/>
-            <w:r>
-              <w:rPr>
-                <w:color w:val="1F2937"/>
-                <w:sz w:val="20"/>
-                <w:szCs w:val="20"/>
-              </w:rPr>
-              <w:t xml:space="preserve">-balancer L4 (Azure/AWS), ou </w:t>
-            </w:r>
-            <w:proofErr w:type="spellStart"/>
-            <w:r>
-              <w:rPr>
-                <w:color w:val="1F2937"/>
-                <w:sz w:val="20"/>
-                <w:szCs w:val="20"/>
-              </w:rPr>
-              <w:t>netsh</w:t>
-            </w:r>
-            <w:proofErr w:type="spellEnd"/>
-            <w:r>
-              <w:rPr>
-                <w:color w:val="1F2937"/>
-                <w:sz w:val="20"/>
-                <w:szCs w:val="20"/>
-              </w:rPr>
-              <w:t xml:space="preserve"> interface </w:t>
-            </w:r>
-            <w:proofErr w:type="spellStart"/>
-            <w:r>
-              <w:rPr>
-                <w:color w:val="1F2937"/>
-                <w:sz w:val="20"/>
-                <w:szCs w:val="20"/>
-              </w:rPr>
-              <w:t>portproxy</w:t>
-            </w:r>
-            <w:proofErr w:type="spellEnd"/>
-            <w:r>
-              <w:rPr>
-                <w:color w:val="1F2937"/>
-                <w:sz w:val="20"/>
-                <w:szCs w:val="20"/>
-              </w:rPr>
-              <w:t xml:space="preserve"> côté Windows. IIS/ARR n'a pas cette capacité nativement.</w:t>
-            </w:r>
-          </w:p>
-          <w:p>
-            <w:pPr>
-              <w:spacing w:after="60"/>
-            </w:pPr>
-            <w:r>
-              <w:rPr>
-                <w:color w:val="1F2937"/>
-                <w:sz w:val="20"/>
-                <w:szCs w:val="20"/>
-              </w:rPr>
               <w:t>Conséquence pratique : le Bridging retenu en Phase 6 n'est pas seulement recommandé pour ce projet, c'est la seule option compatible avec l'architecture IIS ARR telle qu'elle est construite ici.</w:t>
             </w:r>
           </w:p>
@@ -7198,6 +8097,7 @@
         <w:pStyle w:val="Titre1"/>
       </w:pPr>
       <w:r>
+        <w:lastRenderedPageBreak/>
         <w:t>Phase 7 — Piloter le Hub via son API (Postman)</w:t>
       </w:r>
     </w:p>
@@ -7264,61 +8164,7 @@
                 <w:sz w:val="20"/>
                 <w:szCs w:val="20"/>
               </w:rPr>
-              <w:t xml:space="preserve">Je n'ai pas pu confirmer, depuis la documentation publique consultée, les chemins exacts des </w:t>
-            </w:r>
-            <w:proofErr w:type="spellStart"/>
-            <w:r>
-              <w:rPr>
-                <w:color w:val="1F2937"/>
-                <w:sz w:val="20"/>
-                <w:szCs w:val="20"/>
-              </w:rPr>
-              <w:t>endpoints</w:t>
-            </w:r>
-            <w:proofErr w:type="spellEnd"/>
-            <w:r>
-              <w:rPr>
-                <w:color w:val="1F2937"/>
-                <w:sz w:val="20"/>
-                <w:szCs w:val="20"/>
-              </w:rPr>
-              <w:t xml:space="preserve"> REST (login, /</w:t>
-            </w:r>
-            <w:proofErr w:type="spellStart"/>
-            <w:r>
-              <w:rPr>
-                <w:color w:val="1F2937"/>
-                <w:sz w:val="20"/>
-                <w:szCs w:val="20"/>
-              </w:rPr>
-              <w:t>certificates</w:t>
-            </w:r>
-            <w:proofErr w:type="spellEnd"/>
-            <w:r>
-              <w:rPr>
-                <w:color w:val="1F2937"/>
-                <w:sz w:val="20"/>
-                <w:szCs w:val="20"/>
-              </w:rPr>
-              <w:t xml:space="preserve">, /instances, etc.) ni le format précis du flux d'authentification (OAuth2 </w:t>
-            </w:r>
-            <w:proofErr w:type="spellStart"/>
-            <w:r>
-              <w:rPr>
-                <w:color w:val="1F2937"/>
-                <w:sz w:val="20"/>
-                <w:szCs w:val="20"/>
-              </w:rPr>
-              <w:t>client_credentials</w:t>
-            </w:r>
-            <w:proofErr w:type="spellEnd"/>
-            <w:r>
-              <w:rPr>
-                <w:color w:val="1F2937"/>
-                <w:sz w:val="20"/>
-                <w:szCs w:val="20"/>
-              </w:rPr>
-              <w:t xml:space="preserve"> vs jeton propriétaire). Plutôt que de vous donner des URL inventées qui ne fonctionneraient pas, voici la marche à suivre fiable :</w:t>
+              <w:t>Je n'ai pas pu confirmer, depuis la documentation publique consultée, les chemins exacts des endpoints REST (login, /certificates, /instances, etc.) ni le format précis du flux d'authentification (OAuth2 client_credentials vs jeton propriétaire). Plutôt que de vous donner des URL inventées qui ne fonctionneraient pas, voici la marche à suivre fiable :</w:t>
             </w:r>
           </w:p>
         </w:tc>
@@ -7334,32 +8180,7 @@
         <w:spacing w:after="80"/>
       </w:pPr>
       <w:r>
-        <w:lastRenderedPageBreak/>
-        <w:t xml:space="preserve">Dans le Hub : Settings → Security → API Access. Cette page documente (ou permet de générer/exporter) la référence des </w:t>
-      </w:r>
-      <w:proofErr w:type="spellStart"/>
-      <w:r>
-        <w:t>endpoints</w:t>
-      </w:r>
-      <w:proofErr w:type="spellEnd"/>
-      <w:r>
-        <w:t xml:space="preserve"> publics disponibles pour votre version exacte du Hub — les </w:t>
-      </w:r>
-      <w:proofErr w:type="spellStart"/>
-      <w:r>
-        <w:t>endpoints</w:t>
-      </w:r>
-      <w:proofErr w:type="spellEnd"/>
-      <w:r>
-        <w:t xml:space="preserve"> évoluent entre versions (le changelog officiel mentionne une réorganisation des </w:t>
-      </w:r>
-      <w:proofErr w:type="spellStart"/>
-      <w:r>
-        <w:t>endpoints</w:t>
-      </w:r>
-      <w:proofErr w:type="spellEnd"/>
-      <w:r>
-        <w:t xml:space="preserve"> publics/internes).</w:t>
+        <w:t>Dans le Hub : Settings → Security → API Access. Cette page documente (ou permet de générer/exporter) la référence des endpoints publics disponibles pour votre version exacte du Hub — les endpoints évoluent entre versions (le changelog officiel mentionne une réorganisation des endpoints publics/internes).</w:t>
       </w:r>
     </w:p>
     <w:p>
@@ -7422,8 +8243,6 @@
             <w:pPr>
               <w:spacing w:after="20"/>
             </w:pPr>
-            <w:proofErr w:type="spellStart"/>
-            <w:proofErr w:type="gramStart"/>
             <w:r>
               <w:rPr>
                 <w:rFonts w:ascii="Consolas" w:eastAsia="Consolas" w:hAnsi="Consolas" w:cs="Consolas"/>
@@ -7431,9 +8250,13 @@
                 <w:sz w:val="18"/>
                 <w:szCs w:val="18"/>
               </w:rPr>
-              <w:t>hub</w:t>
-            </w:r>
-            <w:proofErr w:type="gramEnd"/>
+              <w:t>hub_base_url   = https://OPT-RP-01.optimedit.eu:8443   (ou l'URL interne du Hub)</w:t>
+            </w:r>
+          </w:p>
+          <w:p>
+            <w:pPr>
+              <w:spacing w:after="20"/>
+            </w:pPr>
             <w:r>
               <w:rPr>
                 <w:rFonts w:ascii="Consolas" w:eastAsia="Consolas" w:hAnsi="Consolas" w:cs="Consolas"/>
@@ -7441,9 +8264,13 @@
                 <w:sz w:val="18"/>
                 <w:szCs w:val="18"/>
               </w:rPr>
-              <w:t>_base_url</w:t>
-            </w:r>
-            <w:proofErr w:type="spellEnd"/>
+              <w:t>client_id      = &lt;à copier depuis Settings &gt; Security &gt; API Access&gt;</w:t>
+            </w:r>
+          </w:p>
+          <w:p>
+            <w:pPr>
+              <w:spacing w:after="20"/>
+            </w:pPr>
             <w:r>
               <w:rPr>
                 <w:rFonts w:ascii="Consolas" w:eastAsia="Consolas" w:hAnsi="Consolas" w:cs="Consolas"/>
@@ -7451,15 +8278,13 @@
                 <w:sz w:val="18"/>
                 <w:szCs w:val="18"/>
               </w:rPr>
-              <w:t xml:space="preserve">   = https://OPT-RP-01.optimedit.eu:8443   (ou l'URL interne du Hub)</w:t>
+              <w:t>client_secret  = &lt;idem&gt;</w:t>
             </w:r>
           </w:p>
           <w:p>
             <w:pPr>
               <w:spacing w:after="20"/>
             </w:pPr>
-            <w:proofErr w:type="spellStart"/>
-            <w:proofErr w:type="gramStart"/>
             <w:r>
               <w:rPr>
                 <w:rFonts w:ascii="Consolas" w:eastAsia="Consolas" w:hAnsi="Consolas" w:cs="Consolas"/>
@@ -7467,99 +8292,7 @@
                 <w:sz w:val="18"/>
                 <w:szCs w:val="18"/>
               </w:rPr>
-              <w:t>client</w:t>
-            </w:r>
-            <w:proofErr w:type="gramEnd"/>
-            <w:r>
-              <w:rPr>
-                <w:rFonts w:ascii="Consolas" w:eastAsia="Consolas" w:hAnsi="Consolas" w:cs="Consolas"/>
-                <w:color w:val="E2E8F0"/>
-                <w:sz w:val="18"/>
-                <w:szCs w:val="18"/>
-              </w:rPr>
-              <w:t>_id</w:t>
-            </w:r>
-            <w:proofErr w:type="spellEnd"/>
-            <w:r>
-              <w:rPr>
-                <w:rFonts w:ascii="Consolas" w:eastAsia="Consolas" w:hAnsi="Consolas" w:cs="Consolas"/>
-                <w:color w:val="E2E8F0"/>
-                <w:sz w:val="18"/>
-                <w:szCs w:val="18"/>
-              </w:rPr>
-              <w:t xml:space="preserve">      = &lt;à copier depuis Settings &gt; Security &gt; API Access&gt;</w:t>
-            </w:r>
-          </w:p>
-          <w:p>
-            <w:pPr>
-              <w:spacing w:after="20"/>
-            </w:pPr>
-            <w:proofErr w:type="spellStart"/>
-            <w:proofErr w:type="gramStart"/>
-            <w:r>
-              <w:rPr>
-                <w:rFonts w:ascii="Consolas" w:eastAsia="Consolas" w:hAnsi="Consolas" w:cs="Consolas"/>
-                <w:color w:val="E2E8F0"/>
-                <w:sz w:val="18"/>
-                <w:szCs w:val="18"/>
-              </w:rPr>
-              <w:t>client</w:t>
-            </w:r>
-            <w:proofErr w:type="gramEnd"/>
-            <w:r>
-              <w:rPr>
-                <w:rFonts w:ascii="Consolas" w:eastAsia="Consolas" w:hAnsi="Consolas" w:cs="Consolas"/>
-                <w:color w:val="E2E8F0"/>
-                <w:sz w:val="18"/>
-                <w:szCs w:val="18"/>
-              </w:rPr>
-              <w:t>_secret</w:t>
-            </w:r>
-            <w:proofErr w:type="spellEnd"/>
-            <w:r>
-              <w:rPr>
-                <w:rFonts w:ascii="Consolas" w:eastAsia="Consolas" w:hAnsi="Consolas" w:cs="Consolas"/>
-                <w:color w:val="E2E8F0"/>
-                <w:sz w:val="18"/>
-                <w:szCs w:val="18"/>
-              </w:rPr>
-              <w:t xml:space="preserve">  = &lt;idem&gt;</w:t>
-            </w:r>
-          </w:p>
-          <w:p>
-            <w:pPr>
-              <w:spacing w:after="20"/>
-            </w:pPr>
-            <w:proofErr w:type="spellStart"/>
-            <w:proofErr w:type="gramStart"/>
-            <w:r>
-              <w:rPr>
-                <w:rFonts w:ascii="Consolas" w:eastAsia="Consolas" w:hAnsi="Consolas" w:cs="Consolas"/>
-                <w:color w:val="E2E8F0"/>
-                <w:sz w:val="18"/>
-                <w:szCs w:val="18"/>
-              </w:rPr>
-              <w:t>access</w:t>
-            </w:r>
-            <w:proofErr w:type="gramEnd"/>
-            <w:r>
-              <w:rPr>
-                <w:rFonts w:ascii="Consolas" w:eastAsia="Consolas" w:hAnsi="Consolas" w:cs="Consolas"/>
-                <w:color w:val="E2E8F0"/>
-                <w:sz w:val="18"/>
-                <w:szCs w:val="18"/>
-              </w:rPr>
-              <w:t>_token</w:t>
-            </w:r>
-            <w:proofErr w:type="spellEnd"/>
-            <w:r>
-              <w:rPr>
-                <w:rFonts w:ascii="Consolas" w:eastAsia="Consolas" w:hAnsi="Consolas" w:cs="Consolas"/>
-                <w:color w:val="E2E8F0"/>
-                <w:sz w:val="18"/>
-                <w:szCs w:val="18"/>
-              </w:rPr>
-              <w:t xml:space="preserve">   = (rempli automatiquement par le script ci-dessous)</w:t>
+              <w:t>access_token   = (rempli automatiquement par le script ci-dessous)</w:t>
             </w:r>
           </w:p>
         </w:tc>
@@ -7575,31 +8308,7 @@
         <w:spacing w:after="80"/>
       </w:pPr>
       <w:r>
-        <w:t xml:space="preserve">Dans l'onglet </w:t>
-      </w:r>
-      <w:proofErr w:type="spellStart"/>
-      <w:r>
-        <w:t>Authorization</w:t>
-      </w:r>
-      <w:proofErr w:type="spellEnd"/>
-      <w:r>
-        <w:t xml:space="preserve"> de la requête de login (dont le chemin exact est à confirmer dans la page API Access de votre version), utiliser Basic </w:t>
-      </w:r>
-      <w:proofErr w:type="spellStart"/>
-      <w:r>
-        <w:t>Auth</w:t>
-      </w:r>
-      <w:proofErr w:type="spellEnd"/>
-      <w:r>
-        <w:t xml:space="preserve"> ou un corps </w:t>
-      </w:r>
-      <w:proofErr w:type="spellStart"/>
-      <w:r>
-        <w:t>client_credentials</w:t>
-      </w:r>
-      <w:proofErr w:type="spellEnd"/>
-      <w:r>
-        <w:t xml:space="preserve"> selon ce que documente le Hub, puis dans l'onglet Tests de cette requête, ajouter un script pour capturer le jeton et le stocker dans la variable d'environnement :</w:t>
+        <w:t>Dans l'onglet Authorization de la requête de login (dont le chemin exact est à confirmer dans la page API Access de votre version), utiliser Basic Auth ou un corps client_credentials selon ce que documente le Hub, puis dans l'onglet Tests de cette requête, ajouter un script pour capturer le jeton et le stocker dans la variable d'environnement :</w:t>
       </w:r>
     </w:p>
     <w:tbl>
@@ -7650,8 +8359,6 @@
             <w:pPr>
               <w:spacing w:after="20"/>
             </w:pPr>
-            <w:proofErr w:type="spellStart"/>
-            <w:proofErr w:type="gramStart"/>
             <w:r>
               <w:rPr>
                 <w:rFonts w:ascii="Consolas" w:eastAsia="Consolas" w:hAnsi="Consolas" w:cs="Consolas"/>
@@ -7659,10 +8366,13 @@
                 <w:sz w:val="18"/>
                 <w:szCs w:val="18"/>
               </w:rPr>
-              <w:t>const</w:t>
-            </w:r>
-            <w:proofErr w:type="spellEnd"/>
-            <w:proofErr w:type="gramEnd"/>
+              <w:t>const data = pm.response.json();</w:t>
+            </w:r>
+          </w:p>
+          <w:p>
+            <w:pPr>
+              <w:spacing w:after="20"/>
+            </w:pPr>
             <w:r>
               <w:rPr>
                 <w:rFonts w:ascii="Consolas" w:eastAsia="Consolas" w:hAnsi="Consolas" w:cs="Consolas"/>
@@ -7670,123 +8380,7 @@
                 <w:sz w:val="18"/>
                 <w:szCs w:val="18"/>
               </w:rPr>
-              <w:t xml:space="preserve"> data = </w:t>
-            </w:r>
-            <w:proofErr w:type="spellStart"/>
-            <w:r>
-              <w:rPr>
-                <w:rFonts w:ascii="Consolas" w:eastAsia="Consolas" w:hAnsi="Consolas" w:cs="Consolas"/>
-                <w:color w:val="E2E8F0"/>
-                <w:sz w:val="18"/>
-                <w:szCs w:val="18"/>
-              </w:rPr>
-              <w:t>pm.response.json</w:t>
-            </w:r>
-            <w:proofErr w:type="spellEnd"/>
-            <w:r>
-              <w:rPr>
-                <w:rFonts w:ascii="Consolas" w:eastAsia="Consolas" w:hAnsi="Consolas" w:cs="Consolas"/>
-                <w:color w:val="E2E8F0"/>
-                <w:sz w:val="18"/>
-                <w:szCs w:val="18"/>
-              </w:rPr>
-              <w:t>();</w:t>
-            </w:r>
-          </w:p>
-          <w:p>
-            <w:pPr>
-              <w:spacing w:after="20"/>
-            </w:pPr>
-            <w:proofErr w:type="spellStart"/>
-            <w:proofErr w:type="gramStart"/>
-            <w:r>
-              <w:rPr>
-                <w:rFonts w:ascii="Consolas" w:eastAsia="Consolas" w:hAnsi="Consolas" w:cs="Consolas"/>
-                <w:color w:val="E2E8F0"/>
-                <w:sz w:val="18"/>
-                <w:szCs w:val="18"/>
-              </w:rPr>
-              <w:t>pm.environment.set</w:t>
-            </w:r>
-            <w:proofErr w:type="spellEnd"/>
-            <w:r>
-              <w:rPr>
-                <w:rFonts w:ascii="Consolas" w:eastAsia="Consolas" w:hAnsi="Consolas" w:cs="Consolas"/>
-                <w:color w:val="E2E8F0"/>
-                <w:sz w:val="18"/>
-                <w:szCs w:val="18"/>
-              </w:rPr>
-              <w:t>(</w:t>
-            </w:r>
-            <w:proofErr w:type="gramEnd"/>
-            <w:r>
-              <w:rPr>
-                <w:rFonts w:ascii="Consolas" w:eastAsia="Consolas" w:hAnsi="Consolas" w:cs="Consolas"/>
-                <w:color w:val="E2E8F0"/>
-                <w:sz w:val="18"/>
-                <w:szCs w:val="18"/>
-              </w:rPr>
-              <w:t>"</w:t>
-            </w:r>
-            <w:proofErr w:type="spellStart"/>
-            <w:r>
-              <w:rPr>
-                <w:rFonts w:ascii="Consolas" w:eastAsia="Consolas" w:hAnsi="Consolas" w:cs="Consolas"/>
-                <w:color w:val="E2E8F0"/>
-                <w:sz w:val="18"/>
-                <w:szCs w:val="18"/>
-              </w:rPr>
-              <w:t>access_token</w:t>
-            </w:r>
-            <w:proofErr w:type="spellEnd"/>
-            <w:r>
-              <w:rPr>
-                <w:rFonts w:ascii="Consolas" w:eastAsia="Consolas" w:hAnsi="Consolas" w:cs="Consolas"/>
-                <w:color w:val="E2E8F0"/>
-                <w:sz w:val="18"/>
-                <w:szCs w:val="18"/>
-              </w:rPr>
-              <w:t xml:space="preserve">", </w:t>
-            </w:r>
-            <w:proofErr w:type="spellStart"/>
-            <w:r>
-              <w:rPr>
-                <w:rFonts w:ascii="Consolas" w:eastAsia="Consolas" w:hAnsi="Consolas" w:cs="Consolas"/>
-                <w:color w:val="E2E8F0"/>
-                <w:sz w:val="18"/>
-                <w:szCs w:val="18"/>
-              </w:rPr>
-              <w:t>data.access_token</w:t>
-            </w:r>
-            <w:proofErr w:type="spellEnd"/>
-            <w:r>
-              <w:rPr>
-                <w:rFonts w:ascii="Consolas" w:eastAsia="Consolas" w:hAnsi="Consolas" w:cs="Consolas"/>
-                <w:color w:val="E2E8F0"/>
-                <w:sz w:val="18"/>
-                <w:szCs w:val="18"/>
-              </w:rPr>
-              <w:t xml:space="preserve"> || </w:t>
-            </w:r>
-            <w:proofErr w:type="spellStart"/>
-            <w:r>
-              <w:rPr>
-                <w:rFonts w:ascii="Consolas" w:eastAsia="Consolas" w:hAnsi="Consolas" w:cs="Consolas"/>
-                <w:color w:val="E2E8F0"/>
-                <w:sz w:val="18"/>
-                <w:szCs w:val="18"/>
-              </w:rPr>
-              <w:t>data.token</w:t>
-            </w:r>
-            <w:proofErr w:type="spellEnd"/>
-            <w:r>
-              <w:rPr>
-                <w:rFonts w:ascii="Consolas" w:eastAsia="Consolas" w:hAnsi="Consolas" w:cs="Consolas"/>
-                <w:color w:val="E2E8F0"/>
-                <w:sz w:val="18"/>
-                <w:szCs w:val="18"/>
-              </w:rPr>
-              <w:t>);</w:t>
+              <w:t>pm.environment.set("access_token", data.access_token || data.token);</w:t>
             </w:r>
           </w:p>
         </w:tc>
@@ -7802,39 +8396,7 @@
         <w:spacing w:after="80"/>
       </w:pPr>
       <w:r>
-        <w:t xml:space="preserve">Pour toutes les requêtes suivantes (liste des instances, liste des certificats, etc.), utiliser </w:t>
-      </w:r>
-      <w:proofErr w:type="spellStart"/>
-      <w:r>
-        <w:t>Authorization</w:t>
-      </w:r>
-      <w:proofErr w:type="spellEnd"/>
-      <w:r>
-        <w:t xml:space="preserve"> → </w:t>
-      </w:r>
-      <w:proofErr w:type="spellStart"/>
-      <w:r>
-        <w:t>Bearer</w:t>
-      </w:r>
-      <w:proofErr w:type="spellEnd"/>
-      <w:r>
-        <w:t xml:space="preserve"> </w:t>
-      </w:r>
-      <w:proofErr w:type="spellStart"/>
-      <w:r>
-        <w:t>Token</w:t>
-      </w:r>
-      <w:proofErr w:type="spellEnd"/>
-      <w:r>
-        <w:t xml:space="preserve"> → {{</w:t>
-      </w:r>
-      <w:proofErr w:type="spellStart"/>
-      <w:r>
-        <w:t>access_token</w:t>
-      </w:r>
-      <w:proofErr w:type="spellEnd"/>
-      <w:r>
-        <w:t>}}.</w:t>
+        <w:t>Pour toutes les requêtes suivantes (liste des instances, liste des certificats, etc.), utiliser Authorization → Bearer Token → {{access_token}}.</w:t>
       </w:r>
     </w:p>
     <w:tbl>
@@ -7892,43 +8454,7 @@
                 <w:sz w:val="20"/>
                 <w:szCs w:val="20"/>
               </w:rPr>
-              <w:t xml:space="preserve">Avant de construire une collection Postman complète, ouvrez une fois la page Settings → Security → API Access dans le Hub : elle liste (selon la version) soit une documentation interactive, soit un lien vers un </w:t>
-            </w:r>
-            <w:proofErr w:type="spellStart"/>
-            <w:r>
-              <w:rPr>
-                <w:color w:val="1F2937"/>
-                <w:sz w:val="20"/>
-                <w:szCs w:val="20"/>
-              </w:rPr>
-              <w:t>swagger</w:t>
-            </w:r>
-            <w:proofErr w:type="spellEnd"/>
-            <w:r>
-              <w:rPr>
-                <w:color w:val="1F2937"/>
-                <w:sz w:val="20"/>
-                <w:szCs w:val="20"/>
-              </w:rPr>
-              <w:t>/</w:t>
-            </w:r>
-            <w:proofErr w:type="spellStart"/>
-            <w:r>
-              <w:rPr>
-                <w:color w:val="1F2937"/>
-                <w:sz w:val="20"/>
-                <w:szCs w:val="20"/>
-              </w:rPr>
-              <w:t>OpenAPI</w:t>
-            </w:r>
-            <w:proofErr w:type="spellEnd"/>
-            <w:r>
-              <w:rPr>
-                <w:color w:val="1F2937"/>
-                <w:sz w:val="20"/>
-                <w:szCs w:val="20"/>
-              </w:rPr>
-              <w:t xml:space="preserve"> exporté. Copiez ces chemins réels dans Postman plutôt que de vous fier à des exemples génériques — cela évite des heures de débogage sur des routes qui n'existent pas dans votre version.</w:t>
+              <w:t>Avant de construire une collection Postman complète, ouvrez une fois la page Settings → Security → API Access dans le Hub : elle liste (selon la version) soit une documentation interactive, soit un lien vers un swagger/OpenAPI exporté. Copiez ces chemins réels dans Postman plutôt que de vous fier à des exemples génériques — cela évite des heures de débogage sur des routes qui n'existent pas dans votre version.</w:t>
             </w:r>
           </w:p>
         </w:tc>
@@ -8080,23 +8606,7 @@
                 <w:sz w:val="19"/>
                 <w:szCs w:val="19"/>
               </w:rPr>
-              <w:t>Test-</w:t>
-            </w:r>
-            <w:proofErr w:type="spellStart"/>
-            <w:r>
-              <w:rPr>
-                <w:sz w:val="19"/>
-                <w:szCs w:val="19"/>
-              </w:rPr>
-              <w:t>NetConnection</w:t>
-            </w:r>
-            <w:proofErr w:type="spellEnd"/>
-            <w:r>
-              <w:rPr>
-                <w:sz w:val="19"/>
-                <w:szCs w:val="19"/>
-              </w:rPr>
-              <w:t xml:space="preserve"> OPT-RP-01 -Port 443</w:t>
+              <w:t>Test-NetConnection OPT-RP-01 -Port 443</w:t>
             </w:r>
           </w:p>
         </w:tc>
@@ -8161,23 +8671,7 @@
                 <w:sz w:val="19"/>
                 <w:szCs w:val="19"/>
               </w:rPr>
-              <w:t>Test-</w:t>
-            </w:r>
-            <w:proofErr w:type="spellStart"/>
-            <w:r>
-              <w:rPr>
-                <w:sz w:val="19"/>
-                <w:szCs w:val="19"/>
-              </w:rPr>
-              <w:t>NetConnection</w:t>
-            </w:r>
-            <w:proofErr w:type="spellEnd"/>
-            <w:r>
-              <w:rPr>
-                <w:sz w:val="19"/>
-                <w:szCs w:val="19"/>
-              </w:rPr>
-              <w:t xml:space="preserve"> OPT-RP-01 -Port 8443 (depuis LAN)</w:t>
+              <w:t>Test-NetConnection OPT-RP-01 -Port 8443 (depuis LAN)</w:t>
             </w:r>
           </w:p>
         </w:tc>
@@ -8242,23 +8736,7 @@
                 <w:sz w:val="19"/>
                 <w:szCs w:val="19"/>
               </w:rPr>
-              <w:t>Test-</w:t>
-            </w:r>
-            <w:proofErr w:type="spellStart"/>
-            <w:r>
-              <w:rPr>
-                <w:sz w:val="19"/>
-                <w:szCs w:val="19"/>
-              </w:rPr>
-              <w:t>NetConnection</w:t>
-            </w:r>
-            <w:proofErr w:type="spellEnd"/>
-            <w:r>
-              <w:rPr>
-                <w:sz w:val="19"/>
-                <w:szCs w:val="19"/>
-              </w:rPr>
-              <w:t xml:space="preserve"> OPT-RP-01 -Port 8443 (depuis Internet)</w:t>
+              <w:t>Test-NetConnection OPT-RP-01 -Port 8443 (depuis Internet)</w:t>
             </w:r>
           </w:p>
         </w:tc>
@@ -8302,6 +8780,7 @@
                 <w:sz w:val="19"/>
                 <w:szCs w:val="19"/>
               </w:rPr>
+              <w:lastRenderedPageBreak/>
               <w:t>4</w:t>
             </w:r>
           </w:p>
@@ -8323,23 +8802,7 @@
                 <w:sz w:val="19"/>
                 <w:szCs w:val="19"/>
               </w:rPr>
-              <w:t>Renouvellement automatique (</w:t>
-            </w:r>
-            <w:proofErr w:type="spellStart"/>
-            <w:r>
-              <w:rPr>
-                <w:sz w:val="19"/>
-                <w:szCs w:val="19"/>
-              </w:rPr>
-              <w:t>staging</w:t>
-            </w:r>
-            <w:proofErr w:type="spellEnd"/>
-            <w:r>
-              <w:rPr>
-                <w:sz w:val="19"/>
-                <w:szCs w:val="19"/>
-              </w:rPr>
-              <w:t xml:space="preserve"> puis production)</w:t>
+              <w:t>Renouvellement automatique (staging puis production)</w:t>
             </w:r>
           </w:p>
         </w:tc>
@@ -8469,23 +8932,7 @@
                 <w:sz w:val="19"/>
                 <w:szCs w:val="19"/>
               </w:rPr>
-              <w:t>Backends OPT-IIS-</w:t>
-            </w:r>
-            <w:proofErr w:type="gramStart"/>
-            <w:r>
-              <w:rPr>
-                <w:sz w:val="19"/>
-                <w:szCs w:val="19"/>
-              </w:rPr>
-              <w:t>01..</w:t>
-            </w:r>
-            <w:proofErr w:type="gramEnd"/>
-            <w:r>
-              <w:rPr>
-                <w:sz w:val="19"/>
-                <w:szCs w:val="19"/>
-              </w:rPr>
-              <w:t>06 : certificat ADCS interne à jour</w:t>
+              <w:t>Backends OPT-IIS-01..06 : certificat ADCS interne à jour</w:t>
             </w:r>
           </w:p>
         </w:tc>
@@ -8506,55 +8953,7 @@
                 <w:sz w:val="19"/>
                 <w:szCs w:val="19"/>
               </w:rPr>
-              <w:t xml:space="preserve">Renouvellement et bindings gérés par le </w:t>
-            </w:r>
-            <w:proofErr w:type="spellStart"/>
-            <w:r>
-              <w:rPr>
-                <w:sz w:val="19"/>
-                <w:szCs w:val="19"/>
-              </w:rPr>
-              <w:t>playbook</w:t>
-            </w:r>
-            <w:proofErr w:type="spellEnd"/>
-            <w:r>
-              <w:rPr>
-                <w:sz w:val="19"/>
-                <w:szCs w:val="19"/>
-              </w:rPr>
-              <w:t xml:space="preserve"> Ansible existant, indépendant du cycle </w:t>
-            </w:r>
-            <w:proofErr w:type="spellStart"/>
-            <w:r>
-              <w:rPr>
-                <w:sz w:val="19"/>
-                <w:szCs w:val="19"/>
-              </w:rPr>
-              <w:t>Let's</w:t>
-            </w:r>
-            <w:proofErr w:type="spellEnd"/>
-            <w:r>
-              <w:rPr>
-                <w:sz w:val="19"/>
-                <w:szCs w:val="19"/>
-              </w:rPr>
-              <w:t xml:space="preserve"> </w:t>
-            </w:r>
-            <w:proofErr w:type="spellStart"/>
-            <w:r>
-              <w:rPr>
-                <w:sz w:val="19"/>
-                <w:szCs w:val="19"/>
-              </w:rPr>
-              <w:t>Encrypt</w:t>
-            </w:r>
-            <w:proofErr w:type="spellEnd"/>
-            <w:r>
-              <w:rPr>
-                <w:sz w:val="19"/>
-                <w:szCs w:val="19"/>
-              </w:rPr>
-              <w:t xml:space="preserve"> du RP</w:t>
+              <w:t>Renouvellement et bindings gérés par le playbook Ansible existant, indépendant du cycle Let's Encrypt du RP</w:t>
             </w:r>
           </w:p>
         </w:tc>
@@ -8750,254 +9149,20 @@
                 <w:sz w:val="20"/>
                 <w:szCs w:val="20"/>
               </w:rPr>
-              <w:t xml:space="preserve">docs.certifytheweb.com (Hub, Background Service, DNS Providers &gt; OVH, </w:t>
-            </w:r>
-            <w:proofErr w:type="spellStart"/>
+              <w:t>docs.certifytheweb.com (Hub, Background Service, DNS Providers &gt; OVH, Get Started with Hub, Certify Certificate Manager, Certify Management Agent, DNS-01 Validation, Request Your First Certificate, Release Notes).</w:t>
+            </w:r>
+          </w:p>
+          <w:p>
+            <w:pPr>
+              <w:spacing w:after="60"/>
+            </w:pPr>
             <w:r>
               <w:rPr>
                 <w:color w:val="1F2937"/>
                 <w:sz w:val="20"/>
                 <w:szCs w:val="20"/>
               </w:rPr>
-              <w:t>Get</w:t>
-            </w:r>
-            <w:proofErr w:type="spellEnd"/>
-            <w:r>
-              <w:rPr>
-                <w:color w:val="1F2937"/>
-                <w:sz w:val="20"/>
-                <w:szCs w:val="20"/>
-              </w:rPr>
-              <w:t xml:space="preserve"> </w:t>
-            </w:r>
-            <w:proofErr w:type="spellStart"/>
-            <w:r>
-              <w:rPr>
-                <w:color w:val="1F2937"/>
-                <w:sz w:val="20"/>
-                <w:szCs w:val="20"/>
-              </w:rPr>
-              <w:t>Started</w:t>
-            </w:r>
-            <w:proofErr w:type="spellEnd"/>
-            <w:r>
-              <w:rPr>
-                <w:color w:val="1F2937"/>
-                <w:sz w:val="20"/>
-                <w:szCs w:val="20"/>
-              </w:rPr>
-              <w:t xml:space="preserve"> </w:t>
-            </w:r>
-            <w:proofErr w:type="spellStart"/>
-            <w:r>
-              <w:rPr>
-                <w:color w:val="1F2937"/>
-                <w:sz w:val="20"/>
-                <w:szCs w:val="20"/>
-              </w:rPr>
-              <w:t>with</w:t>
-            </w:r>
-            <w:proofErr w:type="spellEnd"/>
-            <w:r>
-              <w:rPr>
-                <w:color w:val="1F2937"/>
-                <w:sz w:val="20"/>
-                <w:szCs w:val="20"/>
-              </w:rPr>
-              <w:t xml:space="preserve"> Hub, </w:t>
-            </w:r>
-            <w:proofErr w:type="spellStart"/>
-            <w:r>
-              <w:rPr>
-                <w:color w:val="1F2937"/>
-                <w:sz w:val="20"/>
-                <w:szCs w:val="20"/>
-              </w:rPr>
-              <w:t>Certify</w:t>
-            </w:r>
-            <w:proofErr w:type="spellEnd"/>
-            <w:r>
-              <w:rPr>
-                <w:color w:val="1F2937"/>
-                <w:sz w:val="20"/>
-                <w:szCs w:val="20"/>
-              </w:rPr>
-              <w:t xml:space="preserve"> </w:t>
-            </w:r>
-            <w:proofErr w:type="spellStart"/>
-            <w:r>
-              <w:rPr>
-                <w:color w:val="1F2937"/>
-                <w:sz w:val="20"/>
-                <w:szCs w:val="20"/>
-              </w:rPr>
-              <w:t>Certificate</w:t>
-            </w:r>
-            <w:proofErr w:type="spellEnd"/>
-            <w:r>
-              <w:rPr>
-                <w:color w:val="1F2937"/>
-                <w:sz w:val="20"/>
-                <w:szCs w:val="20"/>
-              </w:rPr>
-              <w:t xml:space="preserve"> Manager, </w:t>
-            </w:r>
-            <w:proofErr w:type="spellStart"/>
-            <w:r>
-              <w:rPr>
-                <w:color w:val="1F2937"/>
-                <w:sz w:val="20"/>
-                <w:szCs w:val="20"/>
-              </w:rPr>
-              <w:t>Certify</w:t>
-            </w:r>
-            <w:proofErr w:type="spellEnd"/>
-            <w:r>
-              <w:rPr>
-                <w:color w:val="1F2937"/>
-                <w:sz w:val="20"/>
-                <w:szCs w:val="20"/>
-              </w:rPr>
-              <w:t xml:space="preserve"> Management Agent, DNS-01 Validation, </w:t>
-            </w:r>
-            <w:proofErr w:type="spellStart"/>
-            <w:r>
-              <w:rPr>
-                <w:color w:val="1F2937"/>
-                <w:sz w:val="20"/>
-                <w:szCs w:val="20"/>
-              </w:rPr>
-              <w:t>Request</w:t>
-            </w:r>
-            <w:proofErr w:type="spellEnd"/>
-            <w:r>
-              <w:rPr>
-                <w:color w:val="1F2937"/>
-                <w:sz w:val="20"/>
-                <w:szCs w:val="20"/>
-              </w:rPr>
-              <w:t xml:space="preserve"> </w:t>
-            </w:r>
-            <w:proofErr w:type="spellStart"/>
-            <w:r>
-              <w:rPr>
-                <w:color w:val="1F2937"/>
-                <w:sz w:val="20"/>
-                <w:szCs w:val="20"/>
-              </w:rPr>
-              <w:t>Your</w:t>
-            </w:r>
-            <w:proofErr w:type="spellEnd"/>
-            <w:r>
-              <w:rPr>
-                <w:color w:val="1F2937"/>
-                <w:sz w:val="20"/>
-                <w:szCs w:val="20"/>
-              </w:rPr>
-              <w:t xml:space="preserve"> First </w:t>
-            </w:r>
-            <w:proofErr w:type="spellStart"/>
-            <w:r>
-              <w:rPr>
-                <w:color w:val="1F2937"/>
-                <w:sz w:val="20"/>
-                <w:szCs w:val="20"/>
-              </w:rPr>
-              <w:t>Certificate</w:t>
-            </w:r>
-            <w:proofErr w:type="spellEnd"/>
-            <w:r>
-              <w:rPr>
-                <w:color w:val="1F2937"/>
-                <w:sz w:val="20"/>
-                <w:szCs w:val="20"/>
-              </w:rPr>
-              <w:t>, Release Notes).</w:t>
-            </w:r>
-          </w:p>
-          <w:p>
-            <w:pPr>
-              <w:spacing w:after="60"/>
-            </w:pPr>
-            <w:r>
-              <w:rPr>
-                <w:color w:val="1F2937"/>
-                <w:sz w:val="20"/>
-                <w:szCs w:val="20"/>
-              </w:rPr>
-              <w:t xml:space="preserve">certifytheweb.com (page produit, </w:t>
-            </w:r>
-            <w:proofErr w:type="spellStart"/>
-            <w:r>
-              <w:rPr>
-                <w:color w:val="1F2937"/>
-                <w:sz w:val="20"/>
-                <w:szCs w:val="20"/>
-              </w:rPr>
-              <w:t>Features</w:t>
-            </w:r>
-            <w:proofErr w:type="spellEnd"/>
-            <w:r>
-              <w:rPr>
-                <w:color w:val="1F2937"/>
-                <w:sz w:val="20"/>
-                <w:szCs w:val="20"/>
-              </w:rPr>
-              <w:t xml:space="preserve">, </w:t>
-            </w:r>
-            <w:proofErr w:type="spellStart"/>
-            <w:r>
-              <w:rPr>
-                <w:color w:val="1F2937"/>
-                <w:sz w:val="20"/>
-                <w:szCs w:val="20"/>
-              </w:rPr>
-              <w:t>Register</w:t>
-            </w:r>
-            <w:proofErr w:type="spellEnd"/>
-            <w:r>
-              <w:rPr>
-                <w:color w:val="1F2937"/>
-                <w:sz w:val="20"/>
-                <w:szCs w:val="20"/>
-              </w:rPr>
-              <w:t>/</w:t>
-            </w:r>
-            <w:proofErr w:type="spellStart"/>
-            <w:r>
-              <w:rPr>
-                <w:color w:val="1F2937"/>
-                <w:sz w:val="20"/>
-                <w:szCs w:val="20"/>
-              </w:rPr>
-              <w:t>Licensing</w:t>
-            </w:r>
-            <w:proofErr w:type="spellEnd"/>
-            <w:r>
-              <w:rPr>
-                <w:color w:val="1F2937"/>
-                <w:sz w:val="20"/>
-                <w:szCs w:val="20"/>
-              </w:rPr>
-              <w:t>), hub.docker.com/r/</w:t>
-            </w:r>
-            <w:proofErr w:type="spellStart"/>
-            <w:r>
-              <w:rPr>
-                <w:color w:val="1F2937"/>
-                <w:sz w:val="20"/>
-                <w:szCs w:val="20"/>
-              </w:rPr>
-              <w:t>certifytheweb</w:t>
-            </w:r>
-            <w:proofErr w:type="spellEnd"/>
-            <w:r>
-              <w:rPr>
-                <w:color w:val="1F2937"/>
-                <w:sz w:val="20"/>
-                <w:szCs w:val="20"/>
-              </w:rPr>
-              <w:t>/management-hub, forum community.certifytheweb.com.</w:t>
+              <w:t>certifytheweb.com (page produit, Features, Register/Licensing), hub.docker.com/r/certifytheweb/management-hub, forum community.certifytheweb.com.</w:t>
             </w:r>
           </w:p>
           <w:p>
@@ -9030,6 +9195,123 @@
 <file path=word/numbering.xml><?xml version="1.0" encoding="utf-8"?>
 <w:numbering xmlns:wpc="http://schemas.microsoft.com/office/word/2010/wordprocessingCanvas" xmlns:cx="http://schemas.microsoft.com/office/drawing/2014/chartex" xmlns:cx1="http://schemas.microsoft.com/office/drawing/2015/9/8/chartex" xmlns:cx2="http://schemas.microsoft.com/office/drawing/2015/10/21/chartex" xmlns:cx3="http://schemas.microsoft.com/office/drawing/2016/5/9/chartex" xmlns:cx4="http://schemas.microsoft.com/office/drawing/2016/5/10/chartex" xmlns:cx5="http://schemas.microsoft.com/office/drawing/2016/5/11/chartex" xmlns:cx6="http://schemas.microsoft.com/office/drawing/2016/5/12/chartex" xmlns:cx7="http://schemas.microsoft.com/office/drawing/2016/5/13/chartex" xmlns:cx8="http://schemas.microsoft.com/office/drawing/2016/5/14/chartex" xmlns:mc="http://schemas.openxmlformats.org/markup-compatibility/2006" xmlns:aink="http://schemas.microsoft.com/office/drawing/2016/ink" xmlns:am3d="http://schemas.microsoft.com/office/drawing/2017/model3d" xmlns:o="urn:schemas-microsoft-com:office:office" xmlns:oel="http://schemas.microsoft.com/office/2019/extlst" xmlns:r="http://schemas.openxmlformats.org/officeDocument/2006/relationships" xmlns:m="http://schemas.openxmlformats.org/officeDocument/2006/math" xmlns:v="urn:schemas-microsoft-com:vml" xmlns:wp14="http://schemas.microsoft.com/office/word/2010/wordprocessingDrawing" xmlns:wp="http://schemas.openxmlformats.org/drawingml/2006/wordprocessingDrawing" xmlns:w10="urn:schemas-microsoft-com:office:word" xmlns:w="http://schemas.openxmlformats.org/wordprocessingml/2006/main" xmlns:w14="http://schemas.microsoft.com/office/word/2010/wordml" xmlns:w15="http://schemas.microsoft.com/office/word/2012/wordml" xmlns:w16cex="http://schemas.microsoft.com/office/word/2018/wordml/cex" xmlns:w16cid="http://schemas.microsoft.com/office/word/2016/wordml/cid" xmlns:w16="http://schemas.microsoft.com/office/word/2018/wordml" xmlns:w16sdtdh="http://schemas.microsoft.com/office/word/2020/wordml/sdtdatahash" xmlns:w16se="http://schemas.microsoft.com/office/word/2015/wordml/symex" xmlns:wpg="http://schemas.microsoft.com/office/word/2010/wordprocessingGroup" xmlns:wpi="http://schemas.microsoft.com/office/word/2010/wordprocessingInk" xmlns:wne="http://schemas.microsoft.com/office/word/2006/wordml" xmlns:wps="http://schemas.microsoft.com/office/word/2010/wordprocessingShape" mc:Ignorable="w14 w15 w16se w16cid w16 w16cex w16sdtdh wp14">
   <w:abstractNum w:abstractNumId="0" w15:restartNumberingAfterBreak="0">
+    <w:nsid w:val="270A72F9"/>
+    <w:multiLevelType w:val="multilevel"/>
+    <w:tmpl w:val="18F82784"/>
+    <w:lvl w:ilvl="0">
+      <w:start w:val="1"/>
+      <w:numFmt w:val="decimal"/>
+      <w:lvlText w:val="%1."/>
+      <w:lvlJc w:val="left"/>
+      <w:pPr>
+        <w:tabs>
+          <w:tab w:val="num" w:pos="720"/>
+        </w:tabs>
+        <w:ind w:left="720" w:hanging="360"/>
+      </w:pPr>
+    </w:lvl>
+    <w:lvl w:ilvl="1">
+      <w:start w:val="1"/>
+      <w:numFmt w:val="bullet"/>
+      <w:lvlText w:val="o"/>
+      <w:lvlJc w:val="left"/>
+      <w:pPr>
+        <w:tabs>
+          <w:tab w:val="num" w:pos="1440"/>
+        </w:tabs>
+        <w:ind w:left="1440" w:hanging="360"/>
+      </w:pPr>
+      <w:rPr>
+        <w:rFonts w:ascii="Courier New" w:hAnsi="Courier New" w:hint="default"/>
+        <w:sz w:val="20"/>
+      </w:rPr>
+    </w:lvl>
+    <w:lvl w:ilvl="2" w:tentative="1">
+      <w:start w:val="1"/>
+      <w:numFmt w:val="decimal"/>
+      <w:lvlText w:val="%3."/>
+      <w:lvlJc w:val="left"/>
+      <w:pPr>
+        <w:tabs>
+          <w:tab w:val="num" w:pos="2160"/>
+        </w:tabs>
+        <w:ind w:left="2160" w:hanging="360"/>
+      </w:pPr>
+    </w:lvl>
+    <w:lvl w:ilvl="3" w:tentative="1">
+      <w:start w:val="1"/>
+      <w:numFmt w:val="decimal"/>
+      <w:lvlText w:val="%4."/>
+      <w:lvlJc w:val="left"/>
+      <w:pPr>
+        <w:tabs>
+          <w:tab w:val="num" w:pos="2880"/>
+        </w:tabs>
+        <w:ind w:left="2880" w:hanging="360"/>
+      </w:pPr>
+    </w:lvl>
+    <w:lvl w:ilvl="4" w:tentative="1">
+      <w:start w:val="1"/>
+      <w:numFmt w:val="decimal"/>
+      <w:lvlText w:val="%5."/>
+      <w:lvlJc w:val="left"/>
+      <w:pPr>
+        <w:tabs>
+          <w:tab w:val="num" w:pos="3600"/>
+        </w:tabs>
+        <w:ind w:left="3600" w:hanging="360"/>
+      </w:pPr>
+    </w:lvl>
+    <w:lvl w:ilvl="5" w:tentative="1">
+      <w:start w:val="1"/>
+      <w:numFmt w:val="decimal"/>
+      <w:lvlText w:val="%6."/>
+      <w:lvlJc w:val="left"/>
+      <w:pPr>
+        <w:tabs>
+          <w:tab w:val="num" w:pos="4320"/>
+        </w:tabs>
+        <w:ind w:left="4320" w:hanging="360"/>
+      </w:pPr>
+    </w:lvl>
+    <w:lvl w:ilvl="6" w:tentative="1">
+      <w:start w:val="1"/>
+      <w:numFmt w:val="decimal"/>
+      <w:lvlText w:val="%7."/>
+      <w:lvlJc w:val="left"/>
+      <w:pPr>
+        <w:tabs>
+          <w:tab w:val="num" w:pos="5040"/>
+        </w:tabs>
+        <w:ind w:left="5040" w:hanging="360"/>
+      </w:pPr>
+    </w:lvl>
+    <w:lvl w:ilvl="7" w:tentative="1">
+      <w:start w:val="1"/>
+      <w:numFmt w:val="decimal"/>
+      <w:lvlText w:val="%8."/>
+      <w:lvlJc w:val="left"/>
+      <w:pPr>
+        <w:tabs>
+          <w:tab w:val="num" w:pos="5760"/>
+        </w:tabs>
+        <w:ind w:left="5760" w:hanging="360"/>
+      </w:pPr>
+    </w:lvl>
+    <w:lvl w:ilvl="8" w:tentative="1">
+      <w:start w:val="1"/>
+      <w:numFmt w:val="decimal"/>
+      <w:lvlText w:val="%9."/>
+      <w:lvlJc w:val="left"/>
+      <w:pPr>
+        <w:tabs>
+          <w:tab w:val="num" w:pos="6480"/>
+        </w:tabs>
+        <w:ind w:left="6480" w:hanging="360"/>
+      </w:pPr>
+    </w:lvl>
+  </w:abstractNum>
+  <w:abstractNum w:abstractNumId="1" w15:restartNumberingAfterBreak="0">
     <w:nsid w:val="49447708"/>
     <w:multiLevelType w:val="hybridMultilevel"/>
     <w:tmpl w:val="674AD7C0"/>
@@ -9115,7 +9397,7 @@
       </w:pPr>
     </w:lvl>
   </w:abstractNum>
-  <w:abstractNum w:abstractNumId="1" w15:restartNumberingAfterBreak="0">
+  <w:abstractNum w:abstractNumId="2" w15:restartNumberingAfterBreak="0">
     <w:nsid w:val="57360B58"/>
     <w:multiLevelType w:val="hybridMultilevel"/>
     <w:tmpl w:val="C038C43A"/>
@@ -9169,17 +9451,136 @@
       <w:lvlJc w:val="left"/>
     </w:lvl>
   </w:abstractNum>
+  <w:abstractNum w:abstractNumId="3" w15:restartNumberingAfterBreak="0">
+    <w:nsid w:val="6A661BC5"/>
+    <w:multiLevelType w:val="hybridMultilevel"/>
+    <w:tmpl w:val="88E8C8BE"/>
+    <w:lvl w:ilvl="0" w:tplc="040C000D">
+      <w:start w:val="1"/>
+      <w:numFmt w:val="bullet"/>
+      <w:lvlText w:val=""/>
+      <w:lvlJc w:val="left"/>
+      <w:pPr>
+        <w:ind w:left="1170" w:hanging="360"/>
+      </w:pPr>
+      <w:rPr>
+        <w:rFonts w:ascii="Wingdings" w:hAnsi="Wingdings" w:hint="default"/>
+      </w:rPr>
+    </w:lvl>
+    <w:lvl w:ilvl="1" w:tplc="040C0003" w:tentative="1">
+      <w:start w:val="1"/>
+      <w:numFmt w:val="bullet"/>
+      <w:lvlText w:val="o"/>
+      <w:lvlJc w:val="left"/>
+      <w:pPr>
+        <w:ind w:left="1890" w:hanging="360"/>
+      </w:pPr>
+      <w:rPr>
+        <w:rFonts w:ascii="Courier New" w:hAnsi="Courier New" w:cs="Courier New" w:hint="default"/>
+      </w:rPr>
+    </w:lvl>
+    <w:lvl w:ilvl="2" w:tplc="040C0005" w:tentative="1">
+      <w:start w:val="1"/>
+      <w:numFmt w:val="bullet"/>
+      <w:lvlText w:val=""/>
+      <w:lvlJc w:val="left"/>
+      <w:pPr>
+        <w:ind w:left="2610" w:hanging="360"/>
+      </w:pPr>
+      <w:rPr>
+        <w:rFonts w:ascii="Wingdings" w:hAnsi="Wingdings" w:hint="default"/>
+      </w:rPr>
+    </w:lvl>
+    <w:lvl w:ilvl="3" w:tplc="040C0001" w:tentative="1">
+      <w:start w:val="1"/>
+      <w:numFmt w:val="bullet"/>
+      <w:lvlText w:val=""/>
+      <w:lvlJc w:val="left"/>
+      <w:pPr>
+        <w:ind w:left="3330" w:hanging="360"/>
+      </w:pPr>
+      <w:rPr>
+        <w:rFonts w:ascii="Symbol" w:hAnsi="Symbol" w:hint="default"/>
+      </w:rPr>
+    </w:lvl>
+    <w:lvl w:ilvl="4" w:tplc="040C0003" w:tentative="1">
+      <w:start w:val="1"/>
+      <w:numFmt w:val="bullet"/>
+      <w:lvlText w:val="o"/>
+      <w:lvlJc w:val="left"/>
+      <w:pPr>
+        <w:ind w:left="4050" w:hanging="360"/>
+      </w:pPr>
+      <w:rPr>
+        <w:rFonts w:ascii="Courier New" w:hAnsi="Courier New" w:cs="Courier New" w:hint="default"/>
+      </w:rPr>
+    </w:lvl>
+    <w:lvl w:ilvl="5" w:tplc="040C0005" w:tentative="1">
+      <w:start w:val="1"/>
+      <w:numFmt w:val="bullet"/>
+      <w:lvlText w:val=""/>
+      <w:lvlJc w:val="left"/>
+      <w:pPr>
+        <w:ind w:left="4770" w:hanging="360"/>
+      </w:pPr>
+      <w:rPr>
+        <w:rFonts w:ascii="Wingdings" w:hAnsi="Wingdings" w:hint="default"/>
+      </w:rPr>
+    </w:lvl>
+    <w:lvl w:ilvl="6" w:tplc="040C0001" w:tentative="1">
+      <w:start w:val="1"/>
+      <w:numFmt w:val="bullet"/>
+      <w:lvlText w:val=""/>
+      <w:lvlJc w:val="left"/>
+      <w:pPr>
+        <w:ind w:left="5490" w:hanging="360"/>
+      </w:pPr>
+      <w:rPr>
+        <w:rFonts w:ascii="Symbol" w:hAnsi="Symbol" w:hint="default"/>
+      </w:rPr>
+    </w:lvl>
+    <w:lvl w:ilvl="7" w:tplc="040C0003" w:tentative="1">
+      <w:start w:val="1"/>
+      <w:numFmt w:val="bullet"/>
+      <w:lvlText w:val="o"/>
+      <w:lvlJc w:val="left"/>
+      <w:pPr>
+        <w:ind w:left="6210" w:hanging="360"/>
+      </w:pPr>
+      <w:rPr>
+        <w:rFonts w:ascii="Courier New" w:hAnsi="Courier New" w:cs="Courier New" w:hint="default"/>
+      </w:rPr>
+    </w:lvl>
+    <w:lvl w:ilvl="8" w:tplc="040C0005" w:tentative="1">
+      <w:start w:val="1"/>
+      <w:numFmt w:val="bullet"/>
+      <w:lvlText w:val=""/>
+      <w:lvlJc w:val="left"/>
+      <w:pPr>
+        <w:ind w:left="6930" w:hanging="360"/>
+      </w:pPr>
+      <w:rPr>
+        <w:rFonts w:ascii="Wingdings" w:hAnsi="Wingdings" w:hint="default"/>
+      </w:rPr>
+    </w:lvl>
+  </w:abstractNum>
   <w:num w:numId="1" w16cid:durableId="1346205915">
-    <w:abstractNumId w:val="0"/>
+    <w:abstractNumId w:val="1"/>
     <w:lvlOverride w:ilvl="0">
       <w:startOverride w:val="1"/>
     </w:lvlOverride>
   </w:num>
   <w:num w:numId="2" w16cid:durableId="2066101729">
-    <w:abstractNumId w:val="1"/>
+    <w:abstractNumId w:val="2"/>
     <w:lvlOverride w:ilvl="0">
       <w:startOverride w:val="1"/>
     </w:lvlOverride>
+  </w:num>
+  <w:num w:numId="3" w16cid:durableId="656541838">
+    <w:abstractNumId w:val="0"/>
+  </w:num>
+  <w:num w:numId="4" w16cid:durableId="2013684601">
+    <w:abstractNumId w:val="3"/>
   </w:num>
 </w:numbering>
 </file>
@@ -9807,6 +10208,18 @@
       </w:tblBorders>
     </w:tblPr>
   </w:style>
+  <w:style w:type="character" w:styleId="Mentionnonrsolue">
+    <w:name w:val="Unresolved Mention"/>
+    <w:basedOn w:val="Policepardfaut"/>
+    <w:uiPriority w:val="99"/>
+    <w:semiHidden/>
+    <w:unhideWhenUsed/>
+    <w:rsid w:val="006F6726"/>
+    <w:rPr>
+      <w:color w:val="605E5C"/>
+      <w:shd w:val="clear" w:color="auto" w:fill="E1DFDD"/>
+    </w:rPr>
+  </w:style>
 </w:styles>
 </file>
 
